--- a/paper/mpda/CTSpinoPelvic1K_single_column.docx
+++ b/paper/mpda/CTSpinoPelvic1K_single_column.docx
@@ -133,7 +133,7 @@
         <w:pStyle w:val="Date"/>
       </w:pPr>
       <w:r>
-        <w:t xml:space="preserve">2026-09-11</w:t>
+        <w:t xml:space="preserve">2026-09-13</w:t>
       </w:r>
     </w:p>
     <w:p>
@@ -5585,7 +5585,7 @@
       <w:r>
         <w:drawing>
           <wp:inline>
-            <wp:extent cx="5334000" cy="1173480"/>
+            <wp:extent cx="5334000" cy="1190055"/>
             <wp:effectExtent b="0" l="0" r="0" t="0"/>
             <wp:docPr descr="" title="" id="45" name="Picture"/>
             <a:graphic>
@@ -5606,7 +5606,7 @@
                   <pic:spPr bwMode="auto">
                     <a:xfrm>
                       <a:off x="0" y="0"/>
-                      <a:ext cx="5334000" cy="1173480"/>
+                      <a:ext cx="5334000" cy="1190055"/>
                     </a:xfrm>
                     <a:prstGeom prst="rect">
                       <a:avLst/>

--- a/paper/mpda/CTSpinoPelvic1K_single_column.docx
+++ b/paper/mpda/CTSpinoPelvic1K_single_column.docx
@@ -159,85 +159,61 @@
         <w:t xml:space="preserve"> </w:t>
       </w:r>
       <w:r>
-        <w:t xml:space="preserve">A vertebra at the lumbosacral junction is named by counting. The gold</w:t>
-      </w:r>
-      <w:r>
-        <w:t xml:space="preserve"> </w:t>
-      </w:r>
-      <w:r>
-        <w:t xml:space="preserve">standard counts caudally from C2 on whole-spine imaging </w:t>
-      </w:r>
-      <w:r>
-        <w:t xml:space="preserve">; but in practice, a lumbar surgical case is planned on lumbar-only imaging </w:t>
-      </w:r>
-      <w:r>
-        <w:t xml:space="preserve"> </w:t>
-      </w:r>
-      <w:r>
-        <w:t xml:space="preserve">(T12 to S1) without C2.</w:t>
-      </w:r>
-      <w:r>
-        <w:t xml:space="preserve"> </w:t>
-      </w:r>
-      <w:r>
-        <w:t xml:space="preserve">Abdominopelvic computed tomography (CT) holds that span plus the lowest ribs and pelvis,</w:t>
-      </w:r>
-      <w:r>
-        <w:t xml:space="preserve"> </w:t>
-      </w:r>
-      <w:r>
-        <w:t xml:space="preserve">making it a reasonable stand-in for the preoperative view. When a</w:t>
-      </w:r>
-      <w:r>
-        <w:t xml:space="preserve"> </w:t>
-      </w:r>
-      <w:r>
-        <w:t xml:space="preserve">lumbosacral transitional vertebra (LSTV) alters the count, the local anatomy is ambiguous. Four rib-free vertebrae may be an L1 with a lumbar rib or an</w:t>
-      </w:r>
-      <w:r>
-        <w:t xml:space="preserve"> </w:t>
-      </w:r>
-      <w:r>
-        <w:t xml:space="preserve">L5 assimilated to the sacrum, and six may be a sixth lumbar vertebra, a T12 with aplastic</w:t>
-      </w:r>
-      <w:r>
-        <w:t xml:space="preserve"> </w:t>
-      </w:r>
-      <w:r>
-        <w:t xml:space="preserve">ribs, or a lumbarized S1 </w:t>
-      </w:r>
-      <w:r>
-        <w:t xml:space="preserve">. CTSpinoPelvic1K asks whether local morphology</w:t>
-      </w:r>
-      <w:r>
-        <w:t xml:space="preserve"> </w:t>
-      </w:r>
-      <w:r>
-        <w:t xml:space="preserve">can resolve that ambiguity without the count. Two public label sets already covered this imaging, CTSpine1K’s vertebrae and CTPelvic1K’s pelvis, on the same colonography</w:t>
-      </w:r>
-      <w:r>
-        <w:t xml:space="preserve"> </w:t>
-      </w:r>
-      <w:r>
-        <w:t xml:space="preserve">patients, never joined; this release joins them on one series and annotates the bones</w:t>
-      </w:r>
-      <w:r>
-        <w:t xml:space="preserve"> </w:t>
-      </w:r>
-      <w:r>
-        <w:t xml:space="preserve">neither had. It provides 802 CT records, per-level ribs and femora, lumbar levels</w:t>
-      </w:r>
-      <w:r>
-        <w:t xml:space="preserve"> </w:t>
-      </w:r>
-      <w:r>
-        <w:t xml:space="preserve">anchored on the lowest rib-bearing vertebra and the sacrum, and classes for L6, T13</w:t>
-      </w:r>
-      <w:r>
-        <w:t xml:space="preserve"> </w:t>
-      </w:r>
-      <w:r>
-        <w:t xml:space="preserve">and lumbar ribs, so anomalies are recorded as themselves, not forced into whichever normal count they happen to resemble.</w:t>
+        <w:t xml:space="preserve">The gold standard for naming a vertebra at the lumbosacral junction is counting caudally from C2 on whole-spine imaging. In practice, a lumbar surgical case is planned on lumbar-only imaging (T12 to S1) without C2, making the gold standard method impossible.</w:t>
+      </w:r>
+      <w:r>
+        <w:t xml:space="preserve"> </w:t>
+      </w:r>
+      <w:r>
+        <w:t xml:space="preserve">Abdominopelvic computed tomography (CT) holds the lumbar-only imaging span plus the lowest ribs and pelvis,</w:t>
+      </w:r>
+      <w:r>
+        <w:t xml:space="preserve"> </w:t>
+      </w:r>
+      <w:r>
+        <w:t xml:space="preserve">making it a reasonable substitute for the preoperative view. When a</w:t>
+      </w:r>
+      <w:r>
+        <w:t xml:space="preserve"> </w:t>
+      </w:r>
+      <w:r>
+        <w:t xml:space="preserve">lumbosacral transitional vertebra (LSTV) alters the count, however, the local anatomy is much more ambiguous. A person who has four rib-free lumbar vertebrae may have an L1 with a lumbar rib or an</w:t>
+      </w:r>
+      <w:r>
+        <w:t xml:space="preserve"> </w:t>
+      </w:r>
+      <w:r>
+        <w:t xml:space="preserve">L5 assimilated to the sacrum, and a person who has six rib-free lumbar vertebrae may have an L6, a T12 with aplastic</w:t>
+      </w:r>
+      <w:r>
+        <w:t xml:space="preserve"> </w:t>
+      </w:r>
+      <w:r>
+        <w:t xml:space="preserve">ribs, or a lumbarized S1. CTSpinoPelvic1K asks whether local morphology</w:t>
+      </w:r>
+      <w:r>
+        <w:t xml:space="preserve"> </w:t>
+      </w:r>
+      <w:r>
+        <w:t xml:space="preserve">can resolve that ambiguity without counting caudally from C2. Two public label sets already covered this imaging, CTSpine1K’s vertebrae and CTPelvic1K’s pelvis, on the same colonography</w:t>
+      </w:r>
+      <w:r>
+        <w:t xml:space="preserve"> </w:t>
+      </w:r>
+      <w:r>
+        <w:t xml:space="preserve">patients. This release joins them in one dataset with 802 CT records, per-level ribs and femora, and lumbar levels</w:t>
+      </w:r>
+      <w:r>
+        <w:t xml:space="preserve"> </w:t>
+      </w:r>
+      <w:r>
+        <w:t xml:space="preserve">anchored on the lowest rib-bearing vertebra and the sacrum. It also introduces classes for L6, T13</w:t>
+      </w:r>
+      <w:r>
+        <w:t xml:space="preserve"> </w:t>
+      </w:r>
+      <w:r>
+        <w:t xml:space="preserve">and lumbar ribs, so anomalies are accurately recorded and not forced into whichever normal count they happen to resemble.</w:t>
       </w:r>
     </w:p>
     <w:p>
@@ -255,19 +231,7 @@
         <w:t xml:space="preserve"> </w:t>
       </w:r>
       <w:r>
-        <w:t xml:space="preserve">Records pair CTSpine1K </w:t>
-      </w:r>
-      <w:r>
-        <w:t xml:space="preserve"> </w:t>
-      </w:r>
-      <w:r>
-        <w:t xml:space="preserve">and CTPelvic1K </w:t>
-      </w:r>
-      <w:r>
-        <w:t xml:space="preserve"> </w:t>
-      </w:r>
-      <w:r>
-        <w:t xml:space="preserve">labels on each patient’s bone-richest acquisition under a VerSe-native scheme. Validation covered geometric invariants (802/802 pass), rib–vertebra incidence across 5</w:t>
+        <w:t xml:space="preserve">Records pair CTSpine1K and CTPelvic1K labels on each patient’s bone-richest acquisition under a VerSe-native scheme. Validation covered geometric invariants (802/802 pass), rib–vertebra incidence across 5</w:t>
       </w:r>
       <w:r>
         <w:t xml:space="preserve">,</w:t>
@@ -366,25 +330,25 @@
         <w:pStyle w:val="FirstParagraph"/>
       </w:pPr>
       <w:r>
-        <w:t xml:space="preserve">The spine commonly carries seven cervical, twelve thoracic and five lumbar vertebrae, and a</w:t>
-      </w:r>
-      <w:r>
-        <w:t xml:space="preserve"> </w:t>
-      </w:r>
-      <w:r>
-        <w:t xml:space="preserve">vertebra is identified by where it falls in that sequence. Transitional variants sit at the</w:t>
-      </w:r>
-      <w:r>
-        <w:t xml:space="preserve"> </w:t>
-      </w:r>
-      <w:r>
-        <w:t xml:space="preserve">two ends of the lumbar column, the thoracolumbar transitional vertebra (TLTV) above and the</w:t>
-      </w:r>
-      <w:r>
-        <w:t xml:space="preserve"> </w:t>
-      </w:r>
-      <w:r>
-        <w:t xml:space="preserve">lumbosacral transitional vertebra (LSTV) below. Both disturb identification in two ways at once. First, they change what the border vertebra</w:t>
+        <w:t xml:space="preserve">The spine typically has seven cervical, twelve thoracic, and five lumbar vertebrae. A</w:t>
+      </w:r>
+      <w:r>
+        <w:t xml:space="preserve"> </w:t>
+      </w:r>
+      <w:r>
+        <w:t xml:space="preserve">vertebra is classified by where it falls in that sequence. Transitional variants sit at the</w:t>
+      </w:r>
+      <w:r>
+        <w:t xml:space="preserve"> </w:t>
+      </w:r>
+      <w:r>
+        <w:t xml:space="preserve">two ends of the lumbar column, with the thoracolumbar transitional vertebra (TLTV) above and the</w:t>
+      </w:r>
+      <w:r>
+        <w:t xml:space="preserve"> </w:t>
+      </w:r>
+      <w:r>
+        <w:t xml:space="preserve">lumbosacral transitional vertebra (LSTV) below. Both transitional variants disturb identification by changing what the border vertebra</w:t>
       </w:r>
       <w:r>
         <w:t xml:space="preserve"> </w:t>
@@ -403,7 +367,7 @@
         <w:t xml:space="preserve">look like</w:t>
       </w:r>
       <w:r>
-        <w:t xml:space="preserve">: a thoracolumbar border vertebra may carry a full rib, a hypoplastic stump, or none at all, and</w:t>
+        <w:t xml:space="preserve">. For example, a thoracolumbar border vertebra may carry a full rib, a hypoplastic stump, or none at all, and</w:t>
       </w:r>
       <w:r>
         <w:t xml:space="preserve"> </w:t>
@@ -431,7 +395,7 @@
         <w:t xml:space="preserve"> </w:t>
       </w:r>
       <w:r>
-        <w:t xml:space="preserve">hypoplastic facet joints, or, conversely, separated from it (</w:t>
+        <w:t xml:space="preserve">hypoplastic facet joints, or separated from it (</w:t>
       </w:r>
       <w:r>
         <w:rPr>
@@ -450,29 +414,13 @@
         <w:t xml:space="preserve">squared body, lumbar-type facets and a full-height disc </w:t>
       </w:r>
       <w:r>
-        <w:t xml:space="preserve">. Second, they</w:t>
-      </w:r>
-      <w:r>
-        <w:t xml:space="preserve"> </w:t>
-      </w:r>
-      <w:r>
-        <w:t xml:space="preserve">change</w:t>
-      </w:r>
-      <w:r>
-        <w:t xml:space="preserve"> </w:t>
-      </w:r>
-      <w:r>
-        <w:rPr>
-          <w:i/>
-          <w:iCs/>
-        </w:rPr>
-        <w:t xml:space="preserve">how many</w:t>
-      </w:r>
-      <w:r>
-        <w:t xml:space="preserve"> </w:t>
-      </w:r>
-      <w:r>
-        <w:t xml:space="preserve">vertebrae each region contains, eleven or thirteen thoracic and four or six lumbar.</w:t>
+        <w:t xml:space="preserve">. In addition, they</w:t>
+      </w:r>
+      <w:r>
+        <w:t xml:space="preserve"> </w:t>
+      </w:r>
+      <w:r>
+        <w:t xml:space="preserve">change how many vertebrae each region holds: eleven or thirteen thoracic and four or six lumbar.</w:t>
       </w:r>
     </w:p>
     <w:p>
@@ -480,26 +428,7 @@
         <w:pStyle w:val="BodyText"/>
       </w:pPr>
       <w:r>
-        <w:t xml:space="preserve">Either change alone would be tractable, but together they make it difficult to state definitively</w:t>
-      </w:r>
-      <w:r>
-        <w:t xml:space="preserve"> </w:t>
-      </w:r>
-      <w:r>
-        <w:t xml:space="preserve">what any vertebra at these borders</w:t>
-      </w:r>
-      <w:r>
-        <w:t xml:space="preserve"> </w:t>
-      </w:r>
-      <w:r>
-        <w:rPr>
-          <w:i/>
-          <w:iCs/>
-        </w:rPr>
-        <w:t xml:space="preserve">is</w:t>
-      </w:r>
-      <w:r>
-        <w:t xml:space="preserve">. Each of those readings actually yields the same count (Fig. </w:t>
+        <w:t xml:space="preserve">Together, these transitional variants make it difficult to classify the vertebra at these borders definitively. Each of those readings yields the same count (Fig. </w:t>
       </w:r>
       <w:hyperlink w:anchor="fig:anchors">
         <w:r>
@@ -516,25 +445,19 @@
         <w:t xml:space="preserve"> </w:t>
       </w:r>
       <w:r>
-        <w:t xml:space="preserve">separate them is not decisive to a human reader in every case. Whether it differs</w:t>
-      </w:r>
-      <w:r>
-        <w:t xml:space="preserve"> </w:t>
-      </w:r>
-      <w:r>
-        <w:t xml:space="preserve">enough for a learned classifier to separate them, or at least to assign each reading a probability,</w:t>
-      </w:r>
-      <w:r>
-        <w:t xml:space="preserve"> </w:t>
-      </w:r>
-      <w:r>
-        <w:t xml:space="preserve">is the question this release is built to support. Short of that, what remains is the count</w:t>
-      </w:r>
-      <w:r>
-        <w:t xml:space="preserve"> </w:t>
-      </w:r>
-      <w:r>
-        <w:t xml:space="preserve">itself. The gold standard for numeration in</w:t>
+        <w:t xml:space="preserve">separate them is not always decisive to human readers. Whether it differs</w:t>
+      </w:r>
+      <w:r>
+        <w:t xml:space="preserve"> </w:t>
+      </w:r>
+      <w:r>
+        <w:t xml:space="preserve">enough for a trained classifier to separate them, or at least to assign each reading a probable classification,</w:t>
+      </w:r>
+      <w:r>
+        <w:t xml:space="preserve"> </w:t>
+      </w:r>
+      <w:r>
+        <w:t xml:space="preserve">is the question this release aims to answer. The gold standard for numeration in</w:t>
       </w:r>
       <w:r>
         <w:t xml:space="preserve"> </w:t>
@@ -549,7 +472,7 @@
         <w:t xml:space="preserve"> </w:t>
       </w:r>
       <w:r>
-        <w:t xml:space="preserve">which fixes how many vertebrae and how many rib pairs the column holds, and no</w:t>
+        <w:t xml:space="preserve">which determines how many vertebrae and how many rib pairs the column holds. No</w:t>
       </w:r>
       <w:r>
         <w:t xml:space="preserve"> </w:t>
@@ -573,13 +496,10 @@
         <w:t xml:space="preserve"> </w:t>
       </w:r>
       <w:r>
-        <w:t xml:space="preserve">series, </w:t>
-      </w:r>
-      <w:r>
-        <w:t xml:space="preserve"> </w:t>
-      </w:r>
-      <w:r>
-        <w:t xml:space="preserve">and wrong-level surgery is its most serious consequence.</w:t>
+        <w:t xml:space="preserve">series </w:t>
+      </w:r>
+      <w:r>
+        <w:t xml:space="preserve">, and wrong-level surgery is its most serious consequence.</w:t>
       </w:r>
     </w:p>
     <w:p>
@@ -604,37 +524,46 @@
         </w:r>
       </w:hyperlink>
       <w:r>
-        <w:t xml:space="preserve">): spine datasets omit the pelvis, pelvic datasets do not number</w:t>
-      </w:r>
-      <w:r>
-        <w:t xml:space="preserve"> </w:t>
-      </w:r>
-      <w:r>
-        <w:t xml:space="preserve">the vertebrae, TotalSegmentator has no class for a sixth lumbar vertebra or for a rib on a</w:t>
-      </w:r>
-      <w:r>
-        <w:t xml:space="preserve"> </w:t>
-      </w:r>
-      <w:r>
-        <w:t xml:space="preserve">lumbar vertebra, and VerSe, the one collection with an L6 class, stops at the sacrum and</w:t>
-      </w:r>
-      <w:r>
-        <w:t xml:space="preserve"> </w:t>
-      </w:r>
-      <w:r>
-        <w:t xml:space="preserve">carries no ribs. None of these collections, then, can record a six-lumbar spine together with both of its</w:t>
-      </w:r>
-      <w:r>
-        <w:t xml:space="preserve"> </w:t>
-      </w:r>
-      <w:r>
-        <w:t xml:space="preserve">borders, and a segmenter trained on them must, when it encounters an enumeration anomaly, shift the</w:t>
-      </w:r>
-      <w:r>
-        <w:t xml:space="preserve"> </w:t>
-      </w:r>
-      <w:r>
-        <w:t xml:space="preserve">whole column by a level or absorb a vertebra into its neighbor. The size of that problem has now been measured</w:t>
+        <w:t xml:space="preserve">). Prior spine datasets omit the pelvis and pelvic datasets do not number</w:t>
+      </w:r>
+      <w:r>
+        <w:t xml:space="preserve"> </w:t>
+      </w:r>
+      <w:r>
+        <w:t xml:space="preserve">the vertebrae. TotalSegmentator </w:t>
+      </w:r>
+      <w:r>
+        <w:t xml:space="preserve"> </w:t>
+      </w:r>
+      <w:r>
+        <w:t xml:space="preserve">has no class for a sixth lumbar vertebra or for a rib on a</w:t>
+      </w:r>
+      <w:r>
+        <w:t xml:space="preserve"> </w:t>
+      </w:r>
+      <w:r>
+        <w:t xml:space="preserve">lumbar vertebra, and VerSe </w:t>
+      </w:r>
+      <w:r>
+        <w:t xml:space="preserve">, the one collection with an L6 class, stops at the sacrum and</w:t>
+      </w:r>
+      <w:r>
+        <w:t xml:space="preserve"> </w:t>
+      </w:r>
+      <w:r>
+        <w:t xml:space="preserve">carries no ribs. As such, none of these collections can record a spine with six lumbar vertebrae together with both of its</w:t>
+      </w:r>
+      <w:r>
+        <w:t xml:space="preserve"> </w:t>
+      </w:r>
+      <w:r>
+        <w:t xml:space="preserve">borders, and a segmenter trained on them must shift the</w:t>
+      </w:r>
+      <w:r>
+        <w:t xml:space="preserve"> </w:t>
+      </w:r>
+      <w:r>
+        <w:t xml:space="preserve">whole column by a level or absorb a vertebra into its neighbor when it encounters an enumeration anomaly. This problem has now been measured</w:t>
       </w:r>
       <w:r>
         <w:t xml:space="preserve"> </w:t>
@@ -681,7 +610,7 @@
         <w:pStyle w:val="BodyText"/>
       </w:pPr>
       <w:r>
-        <w:t xml:space="preserve">The intraoperative side has prior art of its own. LevelCheck registers the intraoperative</w:t>
+        <w:t xml:space="preserve">When considering the intraoperative side, LevelCheck registers the intraoperative</w:t>
       </w:r>
       <w:r>
         <w:t xml:space="preserve"> </w:t>
@@ -696,7 +625,7 @@
         <w:t xml:space="preserve">it </w:t>
       </w:r>
       <w:r>
-        <w:t xml:space="preserve">, but those labels are placed by hand and verified by</w:t>
+        <w:t xml:space="preserve">. Those labels, however, are placed by hand and verified by</w:t>
       </w:r>
       <w:r>
         <w:t xml:space="preserve"> </w:t>
@@ -711,13 +640,7 @@
         <w:t xml:space="preserve"> </w:t>
       </w:r>
       <w:r>
-        <w:t xml:space="preserve">one. Automating that step for anatomy that itself is anomalous is what a dataset carrying the</w:t>
-      </w:r>
-      <w:r>
-        <w:t xml:space="preserve"> </w:t>
-      </w:r>
-      <w:r>
-        <w:t xml:space="preserve">anomaly classes is for.</w:t>
+        <w:t xml:space="preserve">one itself. As such, a dataset carrying the anomaly classes is vital for automating that step.</w:t>
       </w:r>
     </w:p>
     <w:p>
@@ -725,19 +648,7 @@
         <w:pStyle w:val="BodyText"/>
       </w:pPr>
       <w:r>
-        <w:t xml:space="preserve">CTSpinoPelvic1K places the spine, pelvis, ribs and femora in one coordinate frame and gives</w:t>
-      </w:r>
-      <w:r>
-        <w:t xml:space="preserve"> </w:t>
-      </w:r>
-      <w:r>
-        <w:t xml:space="preserve">a class to each structure an enumeration anomaly produces, a sixth lumbar vertebra and a rib borne by a lumbar vertebra. A scheme without those classes simply lacks a class vocabulary</w:t>
-      </w:r>
-      <w:r>
-        <w:t xml:space="preserve"> </w:t>
-      </w:r>
-      <w:r>
-        <w:t xml:space="preserve">expressive enough to describe anatomic anomalies.</w:t>
+        <w:t xml:space="preserve">CTSpinoPelvic1K places the spine, pelvis, ribs and femora in one coordinate frame and classifies each structure an enumeration anomaly produces, including a sixth lumbar vertebra and lumbar ribs. A scheme without those classes is unable to adequately describe anatomic anomalies.</w:t>
       </w:r>
     </w:p>
     <w:p>
@@ -745,10 +656,13 @@
         <w:pStyle w:val="BodyText"/>
       </w:pPr>
       <w:r>
-        <w:t xml:space="preserve">The project began with a surgeon’s question, whether a vertebra can be named from the anatomy in front of the reader, on the images a lumbar surgical case is actually planned on. By guideline those are lumbar-only </w:t>
-      </w:r>
-      <w:r>
-        <w:t xml:space="preserve">; whole-spine coverage is reserved for trauma with an identified</w:t>
+        <w:t xml:space="preserve">The project began with the question whether a vertebra can be named from the anatomy on the images a lumbar surgical case is actually planned on. By guideline those images are lumbar-only </w:t>
+      </w:r>
+      <w:r>
+        <w:t xml:space="preserve"> </w:t>
+      </w:r>
+      <w:r>
+        <w:t xml:space="preserve">and whole-spine coverage is reserved for trauma with an identified</w:t>
       </w:r>
       <w:r>
         <w:t xml:space="preserve"> </w:t>
@@ -766,19 +680,13 @@
         <w:t xml:space="preserve"> </w:t>
       </w:r>
       <w:r>
-        <w:t xml:space="preserve">radiographs. An abdominopelvic CT runs diaphragm to pelvic floor, so it captures</w:t>
-      </w:r>
-      <w:r>
-        <w:t xml:space="preserve"> </w:t>
-      </w:r>
-      <w:r>
-        <w:t xml:space="preserve">that span with the lowest ribs and the whole pelvis, and lacks C2 exactly as the</w:t>
-      </w:r>
-      <w:r>
-        <w:t xml:space="preserve"> </w:t>
-      </w:r>
-      <w:r>
-        <w:t xml:space="preserve">planning study does. Every record</w:t>
+        <w:t xml:space="preserve">radiographs. An abdominopelvic CT runs from the diaphragm to the pelvic floor, so it captures</w:t>
+      </w:r>
+      <w:r>
+        <w:t xml:space="preserve"> </w:t>
+      </w:r>
+      <w:r>
+        <w:t xml:space="preserve">that span with the lowest ribs and the whole pelvis, while lacking C2. Every record</w:t>
       </w:r>
       <w:r>
         <w:t xml:space="preserve"> </w:t>
@@ -805,7 +713,7 @@
         <w:t xml:space="preserve"> </w:t>
       </w:r>
       <w:r>
-        <w:t xml:space="preserve">single protocol; the comparators, by contrast, pool collections, are multi-site by design, or are</w:t>
+        <w:t xml:space="preserve">single protocol. The comparators, by contrast, pool collections, are multi-site by design, or are</w:t>
       </w:r>
       <w:r>
         <w:t xml:space="preserve"> </w:t>
@@ -822,19 +730,7 @@
         </w:r>
       </w:hyperlink>
       <w:r>
-        <w:t xml:space="preserve">). With the protocol</w:t>
-      </w:r>
-      <w:r>
-        <w:t xml:space="preserve"> </w:t>
-      </w:r>
-      <w:r>
-        <w:t xml:space="preserve">held fixed, scanner effects on a model become measurable rather than confounded. The price</w:t>
-      </w:r>
-      <w:r>
-        <w:t xml:space="preserve"> </w:t>
-      </w:r>
-      <w:r>
-        <w:t xml:space="preserve">is an abdominal field of view, in which only the lowest thoracic levels are present</w:t>
+        <w:t xml:space="preserve">). With the protocol for this study fixed, scanner effects on a model become measurable rather than confounded. The downside is the restriction to an abdominal field of view, in which only the lowest thoracic levels are present</w:t>
       </w:r>
       <w:r>
         <w:t xml:space="preserve"> </w:t>
@@ -868,25 +764,16 @@
         <w:t xml:space="preserve">and CTSpine1K </w:t>
       </w:r>
       <w:r>
-        <w:t xml:space="preserve">,</w:t>
-      </w:r>
-      <w:r>
-        <w:t xml:space="preserve"> </w:t>
-      </w:r>
-      <w:r>
-        <w:t xml:space="preserve">released months apart by an overlapping author group, each annotated the COLONOG</w:t>
-      </w:r>
-      <w:r>
-        <w:t xml:space="preserve"> </w:t>
-      </w:r>
-      <w:r>
-        <w:t xml:space="preserve">collection under radiologist supervision, one the pelvis and the other the vertebrae, on the same patients, yet no one joined them, although the join needs no new imaging and no</w:t>
-      </w:r>
-      <w:r>
-        <w:t xml:space="preserve"> </w:t>
-      </w:r>
-      <w:r>
-        <w:t xml:space="preserve">new radiologist. It is not a file merge, because each annotation had to be traced back to the series it was</w:t>
+        <w:t xml:space="preserve"> </w:t>
+      </w:r>
+      <w:r>
+        <w:t xml:space="preserve">each annotated the COLONOG</w:t>
+      </w:r>
+      <w:r>
+        <w:t xml:space="preserve"> </w:t>
+      </w:r>
+      <w:r>
+        <w:t xml:space="preserve">collection under radiologist supervision for the same patients, with one annotating the pelvis and the other annotating the vertebrae. The two had remained separate, although joining them needs no new imaging and no new radiologist. It was not a file merge, because each annotation had to be traced back to the series it was</w:t>
       </w:r>
       <w:r>
         <w:t xml:space="preserve"> </w:t>
@@ -903,13 +790,13 @@
         </w:r>
       </w:hyperlink>
       <w:r>
-        <w:t xml:space="preserve">). Once completed, that crosswalk yielded a spine-and-pelvis frame</w:t>
-      </w:r>
-      <w:r>
-        <w:t xml:space="preserve"> </w:t>
-      </w:r>
-      <w:r>
-        <w:t xml:space="preserve">at 802 patients, and the bones neither set had, ribs, femora and hardware, could then be</w:t>
+        <w:t xml:space="preserve">). Once completed, that merge yielded a combined spine-and-pelvis frame</w:t>
+      </w:r>
+      <w:r>
+        <w:t xml:space="preserve"> </w:t>
+      </w:r>
+      <w:r>
+        <w:t xml:space="preserve">for 802 patients, and the bones neither set had, ribs, femora and hardware, could be</w:t>
       </w:r>
       <w:r>
         <w:t xml:space="preserve"> </w:t>
@@ -932,19 +819,19 @@
         <w:pStyle w:val="FirstParagraph"/>
       </w:pPr>
       <w:r>
-        <w:t xml:space="preserve">The main limitation is that no scan in this corpus contains C2, so the</w:t>
-      </w:r>
-      <w:r>
-        <w:t xml:space="preserve"> </w:t>
-      </w:r>
-      <w:r>
-        <w:t xml:space="preserve">conventional count cannot be performed, a property of abdominal imaging rather than of the</w:t>
-      </w:r>
-      <w:r>
-        <w:t xml:space="preserve"> </w:t>
-      </w:r>
-      <w:r>
-        <w:t xml:space="preserve">annotation. A thirteenth thoracic vertebra and a lumbar rib are different phenotypes,</w:t>
+        <w:t xml:space="preserve">The main limitation is that no scan in this dataset contains C2, so the gold standard</w:t>
+      </w:r>
+      <w:r>
+        <w:t xml:space="preserve"> </w:t>
+      </w:r>
+      <w:r>
+        <w:t xml:space="preserve">conventional count cannot be performed. This is a property of abdominal imaging rather than of the</w:t>
+      </w:r>
+      <w:r>
+        <w:t xml:space="preserve"> </w:t>
+      </w:r>
+      <w:r>
+        <w:t xml:space="preserve">annotation itself. A thirteenth thoracic vertebra and an L1 with a lumbar rib are different phenotypes,</w:t>
       </w:r>
       <w:r>
         <w:t xml:space="preserve"> </w:t>
@@ -959,25 +846,19 @@
         <w:t xml:space="preserve">junction </w:t>
       </w:r>
       <w:r>
-        <w:t xml:space="preserve">: the first is an additional rib-bearing segment,</w:t>
-      </w:r>
-      <w:r>
-        <w:t xml:space="preserve"> </w:t>
-      </w:r>
-      <w:r>
-        <w:t xml:space="preserve">usually above five lumbar vertebrae, so the column holds 25 presacral vertebrae; the second</w:t>
-      </w:r>
-      <w:r>
-        <w:t xml:space="preserve"> </w:t>
-      </w:r>
-      <w:r>
-        <w:t xml:space="preserve">is a rudimentary rib on a lumbar-type L1 in a column of the usual 24. Neither is separable by counting at the two borders used here, the last rib-bearing vertebra and the sacrum, because four rib-free vertebrae can fit a lumbar rib, a cranially</w:t>
-      </w:r>
-      <w:r>
-        <w:t xml:space="preserve"> </w:t>
-      </w:r>
-      <w:r>
-        <w:t xml:space="preserve">shifted T13 or an L5 assimilated to the sacrum, and six can fit an aplastic twelfth rib or a</w:t>
+        <w:t xml:space="preserve">. The first is an additional rib-bearing vertebra positioned above five lumbar vertebrae, so the column has 25 presacral vertebrae. The second</w:t>
+      </w:r>
+      <w:r>
+        <w:t xml:space="preserve"> </w:t>
+      </w:r>
+      <w:r>
+        <w:t xml:space="preserve">is a rudimentary rib on a lumbar-type L1 in a column with the standard 24 presacral vertebrae. Neither is separable by counting from the last rib-bearing vertebra or from the sacrum because four rib-free vertebrae can fit a lumbar rib, a cranially</w:t>
+      </w:r>
+      <w:r>
+        <w:t xml:space="preserve"> </w:t>
+      </w:r>
+      <w:r>
+        <w:t xml:space="preserve">shifted T13 or an L5 assimilated to the sacrum, and six rib-free vertebrae can fit an aplastic twelfth rib or a</w:t>
       </w:r>
       <w:r>
         <w:t xml:space="preserve"> </w:t>
@@ -996,19 +877,16 @@
         <w:t xml:space="preserve">stump rib</w:t>
       </w:r>
       <w:r>
-        <w:t xml:space="preserve">, hypoplastic and a cardinal indicator of a</w:t>
-      </w:r>
-      <w:r>
-        <w:t xml:space="preserve"> </w:t>
-      </w:r>
-      <w:r>
-        <w:t xml:space="preserve">thoracolumbar transitional vertebra, is still a rib, so only its length records the</w:t>
-      </w:r>
-      <w:r>
-        <w:t xml:space="preserve"> </w:t>
-      </w:r>
-      <w:r>
-        <w:t xml:space="preserve">anomaly. Rib anomalies travel with the lumbosacral border: on whole-spine CT hypoplastic</w:t>
+        <w:t xml:space="preserve"> </w:t>
+      </w:r>
+      <w:r>
+        <w:t xml:space="preserve">is a hypoplastic rib that is a key indicator of a</w:t>
+      </w:r>
+      <w:r>
+        <w:t xml:space="preserve"> </w:t>
+      </w:r>
+      <w:r>
+        <w:t xml:space="preserve">thoracolumbar transitional vertebra. On whole-spine CT scans, rib anomalies travel with the lumbosacral border and hypoplastic</w:t>
       </w:r>
       <w:r>
         <w:t xml:space="preserve"> </w:t>
@@ -1028,25 +906,19 @@
         <w:t xml:space="preserve"> </w:t>
       </w:r>
       <w:r>
-        <w:t xml:space="preserve">radiologist-sourced annotation assigned, corrected where the source was wrong; those labels</w:t>
-      </w:r>
-      <w:r>
-        <w:t xml:space="preserve"> </w:t>
-      </w:r>
-      <w:r>
-        <w:t xml:space="preserve">are the ground truth. In addition, every released measurement is expressed against the two landmarks</w:t>
-      </w:r>
-      <w:r>
-        <w:t xml:space="preserve"> </w:t>
-      </w:r>
-      <w:r>
-        <w:t xml:space="preserve">present in essentially every abdominal scan, the sacrum below and the lowest rib-bearing</w:t>
-      </w:r>
-      <w:r>
-        <w:t xml:space="preserve"> </w:t>
-      </w:r>
-      <w:r>
-        <w:t xml:space="preserve">vertebra above, so that the measurement is positional rather than nominal: a vertebra by how many rib-free</w:t>
+        <w:t xml:space="preserve">radiologist-sourced annotation assigned as the ground truth, corrected where the source was wrong. In addition, every released measurement is expressed against the two landmarks</w:t>
+      </w:r>
+      <w:r>
+        <w:t xml:space="preserve"> </w:t>
+      </w:r>
+      <w:r>
+        <w:t xml:space="preserve">present in essentially every abdominal CT scan: the sacrum inferiorly and the lowest rib-bearing</w:t>
+      </w:r>
+      <w:r>
+        <w:t xml:space="preserve"> </w:t>
+      </w:r>
+      <w:r>
+        <w:t xml:space="preserve">vertebra superiorly. This makes the measurements positional rather than nominal, with a vertebra being classified by how many rib-free</w:t>
       </w:r>
       <w:r>
         <w:t xml:space="preserve"> </w:t>
@@ -1058,13 +930,13 @@
         <w:t xml:space="preserve"> </w:t>
       </w:r>
       <w:r>
-        <w:t xml:space="preserve">above it, a transverse process by its span and its distance from the ala. None of these</w:t>
-      </w:r>
-      <w:r>
-        <w:t xml:space="preserve"> </w:t>
-      </w:r>
-      <w:r>
-        <w:t xml:space="preserve">values shift with the name a reader gives the junction, so cases that disagree about the name</w:t>
+        <w:t xml:space="preserve">above it, and a transverse process by its span and its distance from the ala. None of these</w:t>
+      </w:r>
+      <w:r>
+        <w:t xml:space="preserve"> </w:t>
+      </w:r>
+      <w:r>
+        <w:t xml:space="preserve">values shift with the name a reader gives the junction, meaning that cases that disagree about the name</w:t>
       </w:r>
       <w:r>
         <w:t xml:space="preserve"> </w:t>
@@ -1094,7 +966,7 @@
         <w:t xml:space="preserve"> </w:t>
       </w:r>
       <w:r>
-        <w:t xml:space="preserve">established: pedicle width and height change systematically from the thoracic to the lumbar</w:t>
+        <w:t xml:space="preserve">established in the literature: pedicle width and height change systematically from the thoracic to the lumbar</w:t>
       </w:r>
       <w:r>
         <w:t xml:space="preserve"> </w:t>
@@ -1130,37 +1002,37 @@
         <w:t xml:space="preserve"> </w:t>
       </w:r>
       <w:r>
-        <w:t xml:space="preserve">If those differences hold at the boundary itself the</w:t>
-      </w:r>
-      <w:r>
-        <w:t xml:space="preserve"> </w:t>
-      </w:r>
-      <w:r>
-        <w:t xml:space="preserve">phenotype is decidable locally, and on this corpus it is. Separating T12 from L1 on shape</w:t>
-      </w:r>
-      <w:r>
-        <w:t xml:space="preserve"> </w:t>
-      </w:r>
-      <w:r>
-        <w:t xml:space="preserve">alone gives an area under the curve of 0.990 and 97.3% accuracy over 1485 vertebrae: a</w:t>
-      </w:r>
-      <w:r>
-        <w:t xml:space="preserve"> </w:t>
-      </w:r>
-      <w:r>
-        <w:t xml:space="preserve">logistic regression on five released per-level measures and six ratios between them, each</w:t>
-      </w:r>
-      <w:r>
-        <w:t xml:space="preserve"> </w:t>
-      </w:r>
-      <w:r>
-        <w:t xml:space="preserve">measure divided by the same patient’s median across their levels, so that size, which</w:t>
-      </w:r>
-      <w:r>
-        <w:t xml:space="preserve"> </w:t>
-      </w:r>
-      <w:r>
-        <w:t xml:space="preserve">separates thoracic from lumbar trivially and says nothing at the junction, is removed; folds</w:t>
+        <w:t xml:space="preserve">If those differences hold at the boundary, the</w:t>
+      </w:r>
+      <w:r>
+        <w:t xml:space="preserve"> </w:t>
+      </w:r>
+      <w:r>
+        <w:t xml:space="preserve">phenotype is decidable locally, and on this dataset it is. Separating T12 from L1 on shape</w:t>
+      </w:r>
+      <w:r>
+        <w:t xml:space="preserve"> </w:t>
+      </w:r>
+      <w:r>
+        <w:t xml:space="preserve">alone gives an area under the curve of 0.990 and 97.3% accuracy over 1485 vertebrae. This was calculated using a</w:t>
+      </w:r>
+      <w:r>
+        <w:t xml:space="preserve"> </w:t>
+      </w:r>
+      <w:r>
+        <w:t xml:space="preserve">logistic regression on five released per-level measures and six ratios between them. Each</w:t>
+      </w:r>
+      <w:r>
+        <w:t xml:space="preserve"> </w:t>
+      </w:r>
+      <w:r>
+        <w:t xml:space="preserve">measure was divided by the patient’s median across their levels, so that size, which</w:t>
+      </w:r>
+      <w:r>
+        <w:t xml:space="preserve"> </w:t>
+      </w:r>
+      <w:r>
+        <w:t xml:space="preserve">separates thoracic from lumbar trivially and says nothing at the junction, is removed. Folds</w:t>
       </w:r>
       <w:r>
         <w:t xml:space="preserve"> </w:t>
@@ -1592,58 +1464,97 @@
         <w:pStyle w:val="FirstParagraph"/>
       </w:pPr>
       <w:r>
-        <w:t xml:space="preserve">Both sources draw part of their imaging from The Cancer Imaging Archive (TCIA) CT</w:t>
-      </w:r>
-      <w:r>
-        <w:t xml:space="preserve"> </w:t>
-      </w:r>
-      <w:r>
-        <w:t xml:space="preserve">colonography collection (COLONOG) </w:t>
-      </w:r>
-      <w:r>
-        <w:t xml:space="preserve">. CTSpine1K’s 1</w:t>
+        <w:t xml:space="preserve">CTSpine1K’s 1</w:t>
       </w:r>
       <w:r>
         <w:t xml:space="preserve">,</w:t>
       </w:r>
       <w:r>
-        <w:t xml:space="preserve">005 volumes come from four</w:t>
-      </w:r>
-      <w:r>
-        <w:t xml:space="preserve"> </w:t>
-      </w:r>
-      <w:r>
-        <w:t xml:space="preserve">collections and CTPelvic1K’s 1</w:t>
+        <w:t xml:space="preserve">005 volumes and CTPelvic1K’s 1</w:t>
       </w:r>
       <w:r>
         <w:t xml:space="preserve">,</w:t>
       </w:r>
       <w:r>
-        <w:t xml:space="preserve">184 from seven; COLONOG is the only collection common to</w:t>
-      </w:r>
-      <w:r>
-        <w:t xml:space="preserve"> </w:t>
-      </w:r>
-      <w:r>
-        <w:t xml:space="preserve">both and the only one acquired under a single protocol, meaning one scan prescription and</w:t>
-      </w:r>
-      <w:r>
-        <w:t xml:space="preserve"> </w:t>
-      </w:r>
-      <w:r>
-        <w:t xml:space="preserve">patient preparation for every case, so this release is its COLONOG subset, 782 patients with a CTSpine1K vertebral annotation and 20 with a CTPelvic1K pelvic</w:t>
-      </w:r>
-      <w:r>
-        <w:t xml:space="preserve"> </w:t>
-      </w:r>
-      <w:r>
-        <w:t xml:space="preserve">annotation only, 802 in all. Neither source released the mapping from an annotation to the</w:t>
-      </w:r>
-      <w:r>
-        <w:t xml:space="preserve"> </w:t>
-      </w:r>
-      <w:r>
-        <w:t xml:space="preserve">specific CT series it was drawn on.</w:t>
+        <w:t xml:space="preserve">184 come from four and seven collections of</w:t>
+      </w:r>
+      <w:r>
+        <w:t xml:space="preserve"> </w:t>
+      </w:r>
+      <w:r>
+        <w:t xml:space="preserve">CT obtained for different indications. Only the Cancer Imaging Archive (TCIA) CT colonography</w:t>
+      </w:r>
+      <w:r>
+        <w:t xml:space="preserve"> </w:t>
+      </w:r>
+      <w:r>
+        <w:t xml:space="preserve">collection (COLONOG) </w:t>
+      </w:r>
+      <w:r>
+        <w:t xml:space="preserve"> </w:t>
+      </w:r>
+      <w:r>
+        <w:t xml:space="preserve">is common to both, and it is the largest in each: a</w:t>
+      </w:r>
+      <w:r>
+        <w:t xml:space="preserve"> </w:t>
+      </w:r>
+      <w:r>
+        <w:t xml:space="preserve">subset of a prospective screening trial of asymptomatic patients aged fifty and over, acquired</w:t>
+      </w:r>
+      <w:r>
+        <w:t xml:space="preserve"> </w:t>
+      </w:r>
+      <w:r>
+        <w:t xml:space="preserve">under one protocol. Every COLONOG patient was scanned prone and supine at a minimum, with 12</w:t>
+      </w:r>
+      <w:r>
+        <w:t xml:space="preserve"> </w:t>
+      </w:r>
+      <w:r>
+        <w:t xml:space="preserve">exceptions among the 825 patients the sources drew on. CTSpine1K states that one position was</w:t>
+      </w:r>
+      <w:r>
+        <w:t xml:space="preserve"> </w:t>
+      </w:r>
+      <w:r>
+        <w:t xml:space="preserve">chosen at random by a released script; that script, since deleted but preserved in the</w:t>
+      </w:r>
+      <w:r>
+        <w:t xml:space="preserve"> </w:t>
+      </w:r>
+      <w:r>
+        <w:t xml:space="preserve">repository’s history, writes every series holding twelve or more files to the same filename,</w:t>
+      </w:r>
+      <w:r>
+        <w:t xml:space="preserve"> </w:t>
+      </w:r>
+      <w:r>
+        <w:t xml:space="preserve">so the volume retained is whichever series the directory walk reached last. No code was</w:t>
+      </w:r>
+      <w:r>
+        <w:t xml:space="preserve"> </w:t>
+      </w:r>
+      <w:r>
+        <w:t xml:space="preserve">released with CTPelvic1K. Consistent with two independent choices, the sources annotated the</w:t>
+      </w:r>
+      <w:r>
+        <w:t xml:space="preserve"> </w:t>
+      </w:r>
+      <w:r>
+        <w:t xml:space="preserve">same series for 342 of the 693 patients both annotated (49.4%), and the released records mix</w:t>
+      </w:r>
+      <w:r>
+        <w:t xml:space="preserve"> </w:t>
+      </w:r>
+      <w:r>
+        <w:t xml:space="preserve">positions and reconstructions accordingly: 422 supine, 377 prone, three decubitus; 562 at</w:t>
+      </w:r>
+      <w:r>
+        <w:t xml:space="preserve"> </w:t>
+      </w:r>
+      <w:r>
+        <w:t xml:space="preserve">1.0 mm, 232 at 1.25 mm and eight at other slice thicknesses.</w:t>
       </w:r>
     </w:p>
     <w:p>
@@ -1651,17 +1562,223 @@
         <w:pStyle w:val="BodyText"/>
       </w:pPr>
       <w:r>
-        <w:t xml:space="preserve">That mapping matters because every patient in CT COLONOGRAPHY was scanned</w:t>
-      </w:r>
-      <w:r>
-        <w:t xml:space="preserve"> </w:t>
-      </w:r>
-      <w:r>
-        <w:rPr>
-          <w:i/>
-          <w:iCs/>
-        </w:rPr>
-        <w:t xml:space="preserve">twice</w:t>
+        <w:t xml:space="preserve">Recovering the archived series each annotation was drawn on is nontrivial because the DICOM</w:t>
+      </w:r>
+      <w:r>
+        <w:t xml:space="preserve"> </w:t>
+      </w:r>
+      <w:r>
+        <w:t xml:space="preserve">attributes that identify an acquisition, the patient, study and series instance identifiers</w:t>
+      </w:r>
+      <w:r>
+        <w:t xml:space="preserve"> </w:t>
+      </w:r>
+      <w:r>
+        <w:t xml:space="preserve">and the patient position,</w:t>
+      </w:r>
+      <w:r>
+        <w:t xml:space="preserve"> </w:t>
+      </w:r>
+      <w:r>
+        <w:t xml:space="preserve">have no counterpart in the NIfTI-1</w:t>
+      </w:r>
+      <w:r>
+        <w:t xml:space="preserve"> </w:t>
+      </w:r>
+      <w:r>
+        <w:t xml:space="preserve">header</w:t>
+      </w:r>
+      <w:r>
+        <w:t xml:space="preserve"> </w:t>
+      </w:r>
+      <w:r>
+        <w:t xml:space="preserve">and are discarded on conversion.</w:t>
+      </w:r>
+      <w:r>
+        <w:t xml:space="preserve"> </w:t>
+      </w:r>
+      <w:r>
+        <w:t xml:space="preserve">CTSpine1K’s</w:t>
+      </w:r>
+      <w:r>
+        <w:t xml:space="preserve"> </w:t>
+      </w:r>
+      <w:r>
+        <w:rPr>
+          <w:rStyle w:val="VerbatimChar"/>
+        </w:rPr>
+        <w:t xml:space="preserve">Path.csv</w:t>
+      </w:r>
+      <w:r>
+        <w:t xml:space="preserve"> </w:t>
+      </w:r>
+      <w:r>
+        <w:t xml:space="preserve">names the TCIA directory each label was converted from, but it carries no</w:t>
+      </w:r>
+      <w:r>
+        <w:t xml:space="preserve"> </w:t>
+      </w:r>
+      <w:r>
+        <w:t xml:space="preserve">series identifier, names no position for 217 of the 782 annotated records, and for seven</w:t>
+      </w:r>
+      <w:r>
+        <w:t xml:space="preserve"> </w:t>
+      </w:r>
+      <w:r>
+        <w:t xml:space="preserve">indicates an acquisition other than the one whose bone the label overlaps best.</w:t>
+      </w:r>
+      <w:r>
+        <w:t xml:space="preserve"> </w:t>
+      </w:r>
+      <w:r>
+        <w:t xml:space="preserve">CTPelvic1K released no imaging and encoded the mapping in its mask filenames,</w:t>
+      </w:r>
+      <w:r>
+        <w:t xml:space="preserve"> </w:t>
+      </w:r>
+      <w:r>
+        <w:rPr>
+          <w:rStyle w:val="VerbatimChar"/>
+        </w:rPr>
+        <w:t xml:space="preserve">dataset2_PatientID_SeriesNumber_ undocumented_mask_4label.nii.gz</w:t>
+      </w:r>
+      <w:r>
+        <w:t xml:space="preserve">. One of the 714 masks names a</w:t>
+      </w:r>
+      <w:r>
+        <w:t xml:space="preserve"> </w:t>
+      </w:r>
+      <w:r>
+        <w:t xml:space="preserve">patient with no archived series; of the other 713, the first two fields resolve 702 to the</w:t>
+      </w:r>
+      <w:r>
+        <w:t xml:space="preserve"> </w:t>
+      </w:r>
+      <w:r>
+        <w:t xml:space="preserve">series selected here by bone overlap, five to a</w:t>
+      </w:r>
+      <w:r>
+        <w:t xml:space="preserve"> </w:t>
+      </w:r>
+      <w:r>
+        <w:rPr>
+          <w:rStyle w:val="VerbatimChar"/>
+        </w:rPr>
+        <w:t xml:space="preserve">SeriesNumber</w:t>
+      </w:r>
+      <w:r>
+        <w:t xml:space="preserve"> </w:t>
+      </w:r>
+      <w:r>
+        <w:t xml:space="preserve">two series share, and six</w:t>
+      </w:r>
+      <w:r>
+        <w:t xml:space="preserve"> </w:t>
+      </w:r>
+      <w:r>
+        <w:t xml:space="preserve">to one no series carries. The third field matches nothing, and the fourth, on 32 masks, mixes</w:t>
+      </w:r>
+      <w:r>
+        <w:t xml:space="preserve"> </w:t>
+      </w:r>
+      <w:r>
+        <w:t xml:space="preserve">phenotype (</w:t>
+      </w:r>
+      <w:r>
+        <w:rPr>
+          <w:rStyle w:val="VerbatimChar"/>
+        </w:rPr>
+        <w:t xml:space="preserve">sacralization</w:t>
+      </w:r>
+      <w:r>
+        <w:t xml:space="preserve"> </w:t>
+      </w:r>
+      <w:r>
+        <w:t xml:space="preserve">7,</w:t>
+      </w:r>
+      <w:r>
+        <w:t xml:space="preserve"> </w:t>
+      </w:r>
+      <w:r>
+        <w:rPr>
+          <w:rStyle w:val="VerbatimChar"/>
+        </w:rPr>
+        <w:t xml:space="preserve">semisacralization</w:t>
+      </w:r>
+      <w:r>
+        <w:t xml:space="preserve"> </w:t>
+      </w:r>
+      <w:r>
+        <w:t xml:space="preserve">2,</w:t>
+      </w:r>
+      <w:r>
+        <w:t xml:space="preserve"> </w:t>
+      </w:r>
+      <w:r>
+        <w:rPr>
+          <w:rStyle w:val="VerbatimChar"/>
+        </w:rPr>
+        <w:t xml:space="preserve">hard_sacralization</w:t>
+      </w:r>
+      <w:r>
+        <w:t xml:space="preserve"> </w:t>
+      </w:r>
+      <w:r>
+        <w:t xml:space="preserve">1), difficulty (</w:t>
+      </w:r>
+      <w:r>
+        <w:rPr>
+          <w:rStyle w:val="VerbatimChar"/>
+        </w:rPr>
+        <w:t xml:space="preserve">hard</w:t>
+      </w:r>
+      <w:r>
+        <w:t xml:space="preserve"> </w:t>
+      </w:r>
+      <w:r>
+        <w:t xml:space="preserve">8,</w:t>
+      </w:r>
+      <w:r>
+        <w:t xml:space="preserve"> </w:t>
+      </w:r>
+      <w:r>
+        <w:rPr>
+          <w:rStyle w:val="VerbatimChar"/>
+        </w:rPr>
+        <w:t xml:space="preserve">veryhard</w:t>
+      </w:r>
+      <w:r>
+        <w:t xml:space="preserve"> </w:t>
+      </w:r>
+      <w:r>
+        <w:t xml:space="preserve">2), image</w:t>
+      </w:r>
+      <w:r>
+        <w:t xml:space="preserve"> </w:t>
+      </w:r>
+      <w:r>
+        <w:t xml:space="preserve">condition (</w:t>
+      </w:r>
+      <w:r>
+        <w:rPr>
+          <w:rStyle w:val="VerbatimChar"/>
+        </w:rPr>
+        <w:t xml:space="preserve">lowdose</w:t>
+      </w:r>
+      <w:r>
+        <w:t xml:space="preserve"> </w:t>
+      </w:r>
+      <w:r>
+        <w:t xml:space="preserve">6;</w:t>
+      </w:r>
+      <w:r>
+        <w:t xml:space="preserve"> </w:t>
+      </w:r>
+      <w:r>
+        <w:rPr>
+          <w:rStyle w:val="VerbatimChar"/>
+        </w:rPr>
+        <w:t xml:space="preserve">metal</w:t>
       </w:r>
       <w:r>
         <w:t xml:space="preserve">,</w:t>
@@ -1670,47 +1787,69 @@
         <w:t xml:space="preserve"> </w:t>
       </w:r>
       <w:r>
-        <w:t xml:space="preserve">prone and supine, and an annotation carries a patient identifier and nothing finer, so</w:t>
-      </w:r>
-      <w:r>
-        <w:t xml:space="preserve"> </w:t>
-      </w:r>
-      <w:r>
-        <w:t xml:space="preserve">neither collection recorded which acquisition it had labeled. Turning a patient from supine</w:t>
-      </w:r>
-      <w:r>
-        <w:t xml:space="preserve"> </w:t>
-      </w:r>
-      <w:r>
-        <w:t xml:space="preserve">to prone alters lumbar lordosis and the alignment of each segment against the next, so</w:t>
-      </w:r>
-      <w:r>
-        <w:t xml:space="preserve"> </w:t>
-      </w:r>
-      <w:r>
-        <w:t xml:space="preserve">outlines drawn on one series are the wrong</w:t>
-      </w:r>
-      <w:r>
-        <w:t xml:space="preserve"> </w:t>
-      </w:r>
-      <w:r>
-        <w:rPr>
-          <w:i/>
-          <w:iCs/>
-        </w:rPr>
-        <w:t xml:space="preserve">shape</w:t>
-      </w:r>
-      <w:r>
-        <w:t xml:space="preserve"> </w:t>
-      </w:r>
-      <w:r>
-        <w:t xml:space="preserve">for the other and no rigid</w:t>
-      </w:r>
-      <w:r>
-        <w:t xml:space="preserve"> </w:t>
-      </w:r>
-      <w:r>
-        <w:t xml:space="preserve">realignment recovers them. The crosswalk (Fig. </w:t>
+        <w:rPr>
+          <w:rStyle w:val="VerbatimChar"/>
+        </w:rPr>
+        <w:t xml:space="preserve">crop</w:t>
+      </w:r>
+      <w:r>
+        <w:t xml:space="preserve">,</w:t>
+      </w:r>
+      <w:r>
+        <w:t xml:space="preserve"> </w:t>
+      </w:r>
+      <w:r>
+        <w:rPr>
+          <w:rStyle w:val="VerbatimChar"/>
+        </w:rPr>
+        <w:t xml:space="preserve">IntestinalCalculus</w:t>
+      </w:r>
+      <w:r>
+        <w:t xml:space="preserve"> </w:t>
+      </w:r>
+      <w:r>
+        <w:t xml:space="preserve">once</w:t>
+      </w:r>
+      <w:r>
+        <w:t xml:space="preserve"> </w:t>
+      </w:r>
+      <w:r>
+        <w:t xml:space="preserve">each) and two unexplained tags (</w:t>
+      </w:r>
+      <w:r>
+        <w:rPr>
+          <w:rStyle w:val="VerbatimChar"/>
+        </w:rPr>
+        <w:t xml:space="preserve">dqjoint</w:t>
+      </w:r>
+      <w:r>
+        <w:t xml:space="preserve"> </w:t>
+      </w:r>
+      <w:r>
+        <w:t xml:space="preserve">2,</w:t>
+      </w:r>
+      <w:r>
+        <w:t xml:space="preserve"> </w:t>
+      </w:r>
+      <w:r>
+        <w:rPr>
+          <w:rStyle w:val="VerbatimChar"/>
+        </w:rPr>
+        <w:t xml:space="preserve">ydjoint</w:t>
+      </w:r>
+      <w:r>
+        <w:t xml:space="preserve"> </w:t>
+      </w:r>
+      <w:r>
+        <w:t xml:space="preserve">1) in one string.</w:t>
+      </w:r>
+    </w:p>
+    <w:p>
+      <w:pPr>
+        <w:pStyle w:val="BodyText"/>
+      </w:pPr>
+      <w:r>
+        <w:t xml:space="preserve">The crosswalk (Fig. </w:t>
       </w:r>
       <w:hyperlink w:anchor="fig:pipeline">
         <w:r>
@@ -1721,53 +1860,90 @@
         </w:r>
       </w:hyperlink>
       <w:r>
-        <w:t xml:space="preserve">) therefore resolves each</w:t>
-      </w:r>
-      <w:r>
-        <w:t xml:space="preserve"> </w:t>
-      </w:r>
-      <w:r>
-        <w:t xml:space="preserve">annotation to a patient and then, within that patient’s volumes, to the series whose bone</w:t>
-      </w:r>
-      <w:r>
-        <w:t xml:space="preserve"> </w:t>
+        <w:t xml:space="preserve">) therefore resolved every annotation, not only the</w:t>
+      </w:r>
+      <w:r>
+        <w:t xml:space="preserve"> </w:t>
+      </w:r>
+      <w:r>
+        <w:t xml:space="preserve">27.7% with no stated position, by thresholding each of the patient’s volumes at bone</w:t>
+      </w:r>
+      <w:r>
+        <w:t xml:space="preserve"> </w:t>
+      </w:r>
+      <w:r>
+        <w:t xml:space="preserve">attenuation and keeping the series the mask overlaps most; where a source did name a series,</w:t>
+      </w:r>
+      <w:r>
+        <w:t xml:space="preserve"> </w:t>
+      </w:r>
+      <w:r>
+        <w:t xml:space="preserve">558 of the 565 CTSpine1K records naming a position and 702 of the 713 CTPelvic1K masks naming</w:t>
+      </w:r>
+      <w:r>
+        <w:t xml:space="preserve"> </w:t>
+      </w:r>
+      <w:r>
+        <w:t xml:space="preserve">an archived patient agree with it. The result is 342 records whose spine and pelvic labels</w:t>
+      </w:r>
+      <w:r>
+        <w:t xml:space="preserve"> </w:t>
+      </w:r>
+      <w:r>
+        <w:t xml:space="preserve">land on the same series (</w:t>
       </w:r>
       <w:r>
         <w:rPr>
           <w:i/>
           <w:iCs/>
         </w:rPr>
-        <w:t xml:space="preserve">agrees</w:t>
-      </w:r>
-      <w:r>
-        <w:t xml:space="preserve"> </w:t>
-      </w:r>
-      <w:r>
-        <w:t xml:space="preserve">with it, with candidates thresholded at bone attenuation and scored by</w:t>
-      </w:r>
-      <w:r>
-        <w:t xml:space="preserve"> </w:t>
-      </w:r>
-      <w:r>
-        <w:t xml:space="preserve">overlap with the mask. This step mattered for 351 patients, nearly half the cohort, whose two</w:t>
-      </w:r>
-      <w:r>
-        <w:t xml:space="preserve"> </w:t>
-      </w:r>
-      <w:r>
-        <w:t xml:space="preserve">collections had labeled different acquisitions of the same person; those records are</w:t>
-      </w:r>
-      <w:r>
-        <w:t xml:space="preserve"> </w:t>
-      </w:r>
-      <w:r>
-        <w:t xml:space="preserve">released but held out of any analysis assuming a single posture, since two labeled postures of</w:t>
-      </w:r>
-      <w:r>
-        <w:t xml:space="preserve"> </w:t>
-      </w:r>
-      <w:r>
-        <w:t xml:space="preserve">one patient are a resource rather than a defect.</w:t>
+        <w:t xml:space="preserve">fused</w:t>
+      </w:r>
+      <w:r>
+        <w:t xml:space="preserve">), 351 whose labels land on different series of one</w:t>
+      </w:r>
+      <w:r>
+        <w:t xml:space="preserve"> </w:t>
+      </w:r>
+      <w:r>
+        <w:t xml:space="preserve">patient (</w:t>
+      </w:r>
+      <w:r>
+        <w:rPr>
+          <w:i/>
+          <w:iCs/>
+        </w:rPr>
+        <w:t xml:space="preserve">separate</w:t>
+      </w:r>
+      <w:r>
+        <w:t xml:space="preserve">), 89 with a spine label only and 20 with a pelvic label only. Turning</w:t>
+      </w:r>
+      <w:r>
+        <w:t xml:space="preserve"> </w:t>
+      </w:r>
+      <w:r>
+        <w:t xml:space="preserve">a patient between prone and supine alters lumbar alignment and the seating of the pelvis</w:t>
+      </w:r>
+      <w:r>
+        <w:t xml:space="preserve"> </w:t>
+      </w:r>
+      <w:r>
+        <w:t xml:space="preserve">against it </w:t>
+      </w:r>
+      <w:r>
+        <w:t xml:space="preserve">, so a mask drawn on one series does not transfer rigidly to the</w:t>
+      </w:r>
+      <w:r>
+        <w:t xml:space="preserve"> </w:t>
+      </w:r>
+      <w:r>
+        <w:t xml:space="preserve">other, and while a patient’s two annotations lie on different scans no spinopelvic measurement</w:t>
+      </w:r>
+      <w:r>
+        <w:t xml:space="preserve"> </w:t>
+      </w:r>
+      <w:r>
+        <w:t xml:space="preserve">can be taken across them.</w:t>
       </w:r>
     </w:p>
     <w:bookmarkEnd w:id="13"/>
@@ -1785,13 +1961,49 @@
         <w:pStyle w:val="FirstParagraph"/>
       </w:pPr>
       <w:r>
-        <w:t xml:space="preserve">A corpus in which half the records lack a pelvis is not a spinopelvic dataset, so the</w:t>
-      </w:r>
-      <w:r>
-        <w:t xml:space="preserve"> </w:t>
-      </w:r>
-      <w:r>
-        <w:t xml:space="preserve">missing structures were pseudolabeled, asymmetrically (Fig. </w:t>
+        <w:t xml:space="preserve">A rigid carry-over of each separate patient’s own pelvic annotation onto the spine’s series is</w:t>
+      </w:r>
+      <w:r>
+        <w:t xml:space="preserve"> </w:t>
+      </w:r>
+      <w:r>
+        <w:t xml:space="preserve">implemented in the released code but was not adopted. Instead, the missing region of every</w:t>
+      </w:r>
+      <w:r>
+        <w:t xml:space="preserve"> </w:t>
+      </w:r>
+      <w:r>
+        <w:t xml:space="preserve">partially annotated record was pseudolabeled by a segmentation model </w:t>
+      </w:r>
+      <w:r>
+        <w:t xml:space="preserve"> </w:t>
+      </w:r>
+      <w:r>
+        <w:t xml:space="preserve">trained on</w:t>
+      </w:r>
+      <w:r>
+        <w:t xml:space="preserve"> </w:t>
+      </w:r>
+      <w:r>
+        <w:t xml:space="preserve">those records themselves, the unannotated region marked by nnU-Net’s ignore label so that it</w:t>
+      </w:r>
+      <w:r>
+        <w:t xml:space="preserve"> </w:t>
+      </w:r>
+      <w:r>
+        <w:t xml:space="preserve">contributes nothing to the loss, and predicted out of fold, so no record was completed by a</w:t>
+      </w:r>
+      <w:r>
+        <w:t xml:space="preserve"> </w:t>
+      </w:r>
+      <w:r>
+        <w:t xml:space="preserve">model that had trained on it. The pelvis is thus radiologist-derived on the 362 fused and</w:t>
+      </w:r>
+      <w:r>
+        <w:t xml:space="preserve"> </w:t>
+      </w:r>
+      <w:r>
+        <w:t xml:space="preserve">pelvis-only records and pseudolabeled on the other 440 (Fig. </w:t>
       </w:r>
       <w:hyperlink w:anchor="fig:pipeline">
         <w:r>
@@ -1802,47 +2014,54 @@
         </w:r>
       </w:hyperlink>
       <w:r>
-        <w:t xml:space="preserve">). Pelvis onto spine-only records is the safe direction, since the sacrum and innominate bones</w:t>
-      </w:r>
-      <w:r>
-        <w:t xml:space="preserve"> </w:t>
-      </w:r>
-      <w:r>
-        <w:t xml:space="preserve">carry no enumeration to get wrong, and quality is reported as held-out performance on the</w:t>
-      </w:r>
-      <w:r>
-        <w:t xml:space="preserve"> </w:t>
-      </w:r>
-      <w:r>
-        <w:rPr>
-          <w:i/>
-          <w:iCs/>
-        </w:rPr>
-        <w:t xml:space="preserve">pelvic_only</w:t>
-      </w:r>
-      <w:r>
-        <w:t xml:space="preserve"> </w:t>
-      </w:r>
-      <w:r>
-        <w:t xml:space="preserve">records, withheld from training for that purpose. The reverse direction</w:t>
-      </w:r>
-      <w:r>
-        <w:t xml:space="preserve"> </w:t>
-      </w:r>
-      <w:r>
-        <w:t xml:space="preserve">carries the whole problem this dataset addresses, because a pseudolabeled spine must commit</w:t>
-      </w:r>
-      <w:r>
-        <w:t xml:space="preserve"> </w:t>
-      </w:r>
-      <w:r>
-        <w:t xml:space="preserve">to a count, and on a transitional vertebra it commits to the commoner reading; those 20</w:t>
-      </w:r>
-      <w:r>
-        <w:t xml:space="preserve"> </w:t>
-      </w:r>
-      <w:r>
-        <w:t xml:space="preserve">records were corrected by hand.</w:t>
+        <w:t xml:space="preserve">). The</w:t>
+      </w:r>
+      <w:r>
+        <w:t xml:space="preserve"> </w:t>
+      </w:r>
+      <w:r>
+        <w:t xml:space="preserve">direction is asymmetric because a pelvis carries no enumeration to get wrong, whereas a</w:t>
+      </w:r>
+      <w:r>
+        <w:t xml:space="preserve"> </w:t>
+      </w:r>
+      <w:r>
+        <w:t xml:space="preserve">pseudolabeled spine must commit to a count and, on a transitional vertebra, commits to the</w:t>
+      </w:r>
+      <w:r>
+        <w:t xml:space="preserve"> </w:t>
+      </w:r>
+      <w:r>
+        <w:t xml:space="preserve">commoner reading; the 20 pelvis-only spines were corrected by hand. The pelvic pseudolabels</w:t>
+      </w:r>
+      <w:r>
+        <w:t xml:space="preserve"> </w:t>
+      </w:r>
+      <w:r>
+        <w:t xml:space="preserve">were not scored against withheld ground truth; they pass the release gates every structure</w:t>
+      </w:r>
+      <w:r>
+        <w:t xml:space="preserve"> </w:t>
+      </w:r>
+      <w:r>
+        <w:t xml:space="preserve">passes (Sec. </w:t>
+      </w:r>
+      <w:hyperlink w:anchor="sec:validation">
+        <w:r>
+          <w:rPr>
+            <w:rStyle w:val="Hyperlink"/>
+          </w:rPr>
+          <w:t xml:space="preserve">2.6</w:t>
+        </w:r>
+      </w:hyperlink>
+      <w:r>
+        <w:t xml:space="preserve">), and the spinopelvic measures that depend on them agree with</w:t>
+      </w:r>
+      <w:r>
+        <w:t xml:space="preserve"> </w:t>
+      </w:r>
+      <w:r>
+        <w:t xml:space="preserve">published supine values.</w:t>
       </w:r>
     </w:p>
     <w:bookmarkEnd w:id="14"/>
@@ -2912,13 +3131,13 @@
         <w:t xml:space="preserve"> </w:t>
       </w:r>
       <w:r>
-        <w:t xml:space="preserve">assisted with drafting and editing the manuscript text and with writing the analysis and</w:t>
-      </w:r>
-      <w:r>
-        <w:t xml:space="preserve"> </w:t>
-      </w:r>
-      <w:r>
-        <w:t xml:space="preserve">figure code, all under author review. It was not used to generate, annotate or interpret</w:t>
+        <w:t xml:space="preserve">assisted with writing the analysis and</w:t>
+      </w:r>
+      <w:r>
+        <w:t xml:space="preserve"> </w:t>
+      </w:r>
+      <w:r>
+        <w:t xml:space="preserve">figure code and manuscript refinement after initial drafting. It was not used to generate, annotate or interpret</w:t>
       </w:r>
       <w:r>
         <w:t xml:space="preserve"> </w:t>
@@ -2930,7 +3149,7 @@
         <w:t xml:space="preserve"> </w:t>
       </w:r>
       <w:r>
-        <w:t xml:space="preserve">released volumes.</w:t>
+        <w:t xml:space="preserve">released volumes. All content was independently reviewed, verified, and interpreted by the authors.</w:t>
       </w:r>
     </w:p>
     <w:bookmarkEnd w:id="24"/>
@@ -6109,19 +6328,19 @@
         <w:t xml:space="preserve"> </w:t>
       </w:r>
       <w:r>
-        <w:t xml:space="preserve">comes closest in intent, but carries no sacral mask for the</w:t>
-      </w:r>
-      <w:r>
-        <w:t xml:space="preserve"> </w:t>
-      </w:r>
-      <w:r>
-        <w:t xml:space="preserve">structure a Castellvi grade describes, which this release segments as L6 or as sacrum,</w:t>
-      </w:r>
-      <w:r>
-        <w:t xml:space="preserve"> </w:t>
-      </w:r>
-      <w:r>
-        <w:t xml:space="preserve">and neither the pelvis and femora a spinopelvic measurement needs nor prone</w:t>
+        <w:t xml:space="preserve">comes closest in intent to this dataset, but carries no</w:t>
+      </w:r>
+      <w:r>
+        <w:t xml:space="preserve"> </w:t>
+      </w:r>
+      <w:r>
+        <w:t xml:space="preserve">sacral mask for the structure a Castellvi grade describes, which this release segments as L6</w:t>
+      </w:r>
+      <w:r>
+        <w:t xml:space="preserve"> </w:t>
+      </w:r>
+      <w:r>
+        <w:t xml:space="preserve">or as sacrum, and has neither the pelvis and femora a spinopelvic measurement needs nor prone</w:t>
       </w:r>
       <w:r>
         <w:t xml:space="preserve"> </w:t>
@@ -6139,7 +6358,7 @@
         <w:t xml:space="preserve"> </w:t>
       </w:r>
       <w:r>
-        <w:t xml:space="preserve">is the classes an anomaly needs, not more</w:t>
+        <w:t xml:space="preserve">is the classes for anatomical anomalies, not necessarily more</w:t>
       </w:r>
       <w:r>
         <w:t xml:space="preserve"> </w:t>
@@ -6181,7 +6400,7 @@
         <w:t xml:space="preserve"> </w:t>
       </w:r>
       <w:r>
-        <w:t xml:space="preserve">labels a lumbosacral classifier needs. A corpus label from substructure</w:t>
+        <w:t xml:space="preserve">labels a lumbosacral classifier needs. A class label from substructure</w:t>
       </w:r>
       <w:r>
         <w:t xml:space="preserve"> </w:t>
@@ -6217,13 +6436,25 @@
         <w:pStyle w:val="FirstParagraph"/>
       </w:pPr>
       <w:r>
-        <w:t xml:space="preserve">CTSpinoPelvic1K places spine, pelvis, per-level ribs and femora on one coordinate frame in</w:t>
-      </w:r>
-      <w:r>
-        <w:t xml:space="preserve"> </w:t>
-      </w:r>
-      <w:r>
-        <w:t xml:space="preserve">802 records, and gives the anatomy that makes lumbar numbering ambiguous a class of its own.</w:t>
+        <w:t xml:space="preserve">CTSpinoPelvic1K places the radiologist-derived spine, the pelvis, radiologist-derived where</w:t>
+      </w:r>
+      <w:r>
+        <w:t xml:space="preserve"> </w:t>
+      </w:r>
+      <w:r>
+        <w:t xml:space="preserve">the sources annotated the same series and pseudolabeled elsewhere, and pseudolabeled per-level</w:t>
+      </w:r>
+      <w:r>
+        <w:t xml:space="preserve"> </w:t>
+      </w:r>
+      <w:r>
+        <w:t xml:space="preserve">ribs and femora on one validated coordinate frame in 802 records, and gives the anatomical</w:t>
+      </w:r>
+      <w:r>
+        <w:t xml:space="preserve"> </w:t>
+      </w:r>
+      <w:r>
+        <w:t xml:space="preserve">anomalies that make lumbar numbering ambiguous classes of their own.</w:t>
       </w:r>
       <w:r>
         <w:t xml:space="preserve"> </w:t>
@@ -6451,19 +6682,19 @@
         <w:pStyle w:val="BodyText"/>
       </w:pPr>
       <w:r>
-        <w:t xml:space="preserve">J. Lian, N. Levine, and W. Cho,</w:t>
-      </w:r>
-      <w:r>
-        <w:t xml:space="preserve"> </w:t>
-      </w:r>
-      <w:r>
-        <w:t xml:space="preserve">A review of lumbosacral transitional vertebrae and associated vertebral numeration,</w:t>
-      </w:r>
-      <w:r>
-        <w:t xml:space="preserve"> </w:t>
-      </w:r>
-      <w:r>
-        <w:t xml:space="preserve">Eur. Spine J.</w:t>
+        <w:t xml:space="preserve">G. Konin and D. Walz,</w:t>
+      </w:r>
+      <w:r>
+        <w:t xml:space="preserve"> </w:t>
+      </w:r>
+      <w:r>
+        <w:t xml:space="preserve">Lumbosacral transitional vertebrae: classification, imaging findings, and clinical relevance,</w:t>
+      </w:r>
+      <w:r>
+        <w:t xml:space="preserve"> </w:t>
+      </w:r>
+      <w:r>
+        <w:t xml:space="preserve">AJNR Am. J. Neuroradiol.</w:t>
       </w:r>
       <w:r>
         <w:t xml:space="preserve"> </w:t>
@@ -6473,16 +6704,16 @@
           <w:b/>
           <w:bCs/>
         </w:rPr>
-        <w:t xml:space="preserve">27</w:t>
-      </w:r>
-      <w:r>
-        <w:t xml:space="preserve">, 995–1004 (2018),</w:t>
-      </w:r>
-      <w:r>
-        <w:t xml:space="preserve"> </w:t>
-      </w:r>
-      <w:r>
-        <w:t xml:space="preserve">doi:10.1007/s00586-018-5554-8.</w:t>
+        <w:t xml:space="preserve">31</w:t>
+      </w:r>
+      <w:r>
+        <w:t xml:space="preserve">, 1778–1786 (2010),</w:t>
+      </w:r>
+      <w:r>
+        <w:t xml:space="preserve"> </w:t>
+      </w:r>
+      <w:r>
+        <w:t xml:space="preserve">doi:10.3174/ajnr.A2036.</w:t>
       </w:r>
     </w:p>
     <w:p>
@@ -6490,25 +6721,19 @@
         <w:pStyle w:val="BodyText"/>
       </w:pPr>
       <w:r>
-        <w:t xml:space="preserve">T. A. Hutchins et al.,</w:t>
-      </w:r>
-      <w:r>
-        <w:t xml:space="preserve"> </w:t>
-      </w:r>
-      <w:r>
-        <w:t xml:space="preserve">Appropriateness Criteria</w:t>
-      </w:r>
-      <w:r>
-        <w:t xml:space="preserve"> </w:t>
-      </w:r>
-      <w:r>
-        <w:t xml:space="preserve">Low Back Pain: 2021 Update,</w:t>
-      </w:r>
-      <w:r>
-        <w:t xml:space="preserve"> </w:t>
-      </w:r>
-      <w:r>
-        <w:t xml:space="preserve">J. Am. Coll. Radiol.</w:t>
+        <w:t xml:space="preserve">J. Lian, N. Levine, and W. Cho,</w:t>
+      </w:r>
+      <w:r>
+        <w:t xml:space="preserve"> </w:t>
+      </w:r>
+      <w:r>
+        <w:t xml:space="preserve">A review of lumbosacral transitional vertebrae and associated vertebral numeration,</w:t>
+      </w:r>
+      <w:r>
+        <w:t xml:space="preserve"> </w:t>
+      </w:r>
+      <w:r>
+        <w:t xml:space="preserve">Eur. Spine J.</w:t>
       </w:r>
       <w:r>
         <w:t xml:space="preserve"> </w:t>
@@ -6518,6 +6743,515 @@
           <w:b/>
           <w:bCs/>
         </w:rPr>
+        <w:t xml:space="preserve">27</w:t>
+      </w:r>
+      <w:r>
+        <w:t xml:space="preserve">, 995–1004 (2018),</w:t>
+      </w:r>
+      <w:r>
+        <w:t xml:space="preserve"> </w:t>
+      </w:r>
+      <w:r>
+        <w:t xml:space="preserve">doi:10.1007/s00586-018-5554-8.</w:t>
+      </w:r>
+    </w:p>
+    <w:p>
+      <w:pPr>
+        <w:pStyle w:val="BodyText"/>
+      </w:pPr>
+      <w:r>
+        <w:t xml:space="preserve">J. Hanhivaara, J. H. M</w:t>
+      </w:r>
+      <w:r>
+        <w:t xml:space="preserve">ä</w:t>
+      </w:r>
+      <w:r>
+        <w:t xml:space="preserve">ä</w:t>
+      </w:r>
+      <w:r>
+        <w:t xml:space="preserve">tt</w:t>
+      </w:r>
+      <w:r>
+        <w:t xml:space="preserve">ä</w:t>
+      </w:r>
+      <w:r>
+        <w:t xml:space="preserve">, J. Karppinen, J. Niinim</w:t>
+      </w:r>
+      <w:r>
+        <w:t xml:space="preserve">ä</w:t>
+      </w:r>
+      <w:r>
+        <w:t xml:space="preserve">ki, and M. T. Nevalainen,</w:t>
+      </w:r>
+      <w:r>
+        <w:t xml:space="preserve"> </w:t>
+      </w:r>
+      <w:r>
+        <w:t xml:space="preserve">The association of lumbosacral transitional vertebrae with low back pain and lumbar degenerative findings in</w:t>
+      </w:r>
+      <w:r>
+        <w:t xml:space="preserve"> </w:t>
+      </w:r>
+      <w:r>
+        <w:t xml:space="preserve">MRI</w:t>
+      </w:r>
+      <w:r>
+        <w:t xml:space="preserve">: a large cohort study,</w:t>
+      </w:r>
+      <w:r>
+        <w:t xml:space="preserve"> </w:t>
+      </w:r>
+      <w:r>
+        <w:t xml:space="preserve">Spine</w:t>
+      </w:r>
+      <w:r>
+        <w:t xml:space="preserve"> </w:t>
+      </w:r>
+      <w:r>
+        <w:rPr>
+          <w:b/>
+          <w:bCs/>
+        </w:rPr>
+        <w:t xml:space="preserve">47</w:t>
+      </w:r>
+      <w:r>
+        <w:t xml:space="preserve">, 153–162 (2022).</w:t>
+      </w:r>
+    </w:p>
+    <w:p>
+      <w:pPr>
+        <w:pStyle w:val="BodyText"/>
+      </w:pPr>
+      <w:r>
+        <w:t xml:space="preserve">S. Nagata et al.,</w:t>
+      </w:r>
+      <w:r>
+        <w:t xml:space="preserve"> </w:t>
+      </w:r>
+      <w:r>
+        <w:t xml:space="preserve">Lumbosacral transitional vertebra on whole-spine</w:t>
+      </w:r>
+      <w:r>
+        <w:t xml:space="preserve"> </w:t>
+      </w:r>
+      <w:r>
+        <w:t xml:space="preserve">CT</w:t>
+      </w:r>
+      <w:r>
+        <w:t xml:space="preserve">: prevalence and association with rib abnormalities,</w:t>
+      </w:r>
+      <w:r>
+        <w:t xml:space="preserve"> </w:t>
+      </w:r>
+      <w:r>
+        <w:t xml:space="preserve">Skeletal Radiol.</w:t>
+      </w:r>
+      <w:r>
+        <w:t xml:space="preserve"> </w:t>
+      </w:r>
+      <w:r>
+        <w:rPr>
+          <w:b/>
+          <w:bCs/>
+        </w:rPr>
+        <w:t xml:space="preserve">54</w:t>
+      </w:r>
+      <w:r>
+        <w:t xml:space="preserve">, 2169–2177 (2025),</w:t>
+      </w:r>
+      <w:r>
+        <w:t xml:space="preserve"> </w:t>
+      </w:r>
+      <w:r>
+        <w:t xml:space="preserve">doi:10.1007/s00256-025-04952-z.</w:t>
+      </w:r>
+    </w:p>
+    <w:p>
+      <w:pPr>
+        <w:pStyle w:val="BodyText"/>
+      </w:pPr>
+      <w:r>
+        <w:t xml:space="preserve">J. Wasserthal et al.,</w:t>
+      </w:r>
+      <w:r>
+        <w:t xml:space="preserve"> </w:t>
+      </w:r>
+      <w:r>
+        <w:t xml:space="preserve">: robust segmentation of 104 anatomic structures in</w:t>
+      </w:r>
+      <w:r>
+        <w:t xml:space="preserve"> </w:t>
+      </w:r>
+      <w:r>
+        <w:t xml:space="preserve">CT</w:t>
+      </w:r>
+      <w:r>
+        <w:t xml:space="preserve"> </w:t>
+      </w:r>
+      <w:r>
+        <w:t xml:space="preserve">images,</w:t>
+      </w:r>
+      <w:r>
+        <w:t xml:space="preserve"> </w:t>
+      </w:r>
+      <w:r>
+        <w:t xml:space="preserve">Radiol. Artif. Intell.</w:t>
+      </w:r>
+      <w:r>
+        <w:t xml:space="preserve"> </w:t>
+      </w:r>
+      <w:r>
+        <w:rPr>
+          <w:b/>
+          <w:bCs/>
+        </w:rPr>
+        <w:t xml:space="preserve">5</w:t>
+      </w:r>
+      <w:r>
+        <w:t xml:space="preserve">, e230024 (2023),</w:t>
+      </w:r>
+      <w:r>
+        <w:t xml:space="preserve"> </w:t>
+      </w:r>
+      <w:r>
+        <w:t xml:space="preserve">doi:10.1148/ryai.230024.</w:t>
+      </w:r>
+    </w:p>
+    <w:p>
+      <w:pPr>
+        <w:pStyle w:val="BodyText"/>
+      </w:pPr>
+      <w:r>
+        <w:t xml:space="preserve">A. Sekuboyina et al.,</w:t>
+      </w:r>
+      <w:r>
+        <w:t xml:space="preserve"> </w:t>
+      </w:r>
+      <w:r>
+        <w:t xml:space="preserve">: a vertebrae labelling and segmentation benchmark for multi-detector</w:t>
+      </w:r>
+      <w:r>
+        <w:t xml:space="preserve"> </w:t>
+      </w:r>
+      <w:r>
+        <w:t xml:space="preserve">CT</w:t>
+      </w:r>
+      <w:r>
+        <w:t xml:space="preserve"> </w:t>
+      </w:r>
+      <w:r>
+        <w:t xml:space="preserve">images,</w:t>
+      </w:r>
+      <w:r>
+        <w:t xml:space="preserve"> </w:t>
+      </w:r>
+      <w:r>
+        <w:t xml:space="preserve">Med. Image Anal.</w:t>
+      </w:r>
+      <w:r>
+        <w:t xml:space="preserve"> </w:t>
+      </w:r>
+      <w:r>
+        <w:rPr>
+          <w:b/>
+          <w:bCs/>
+        </w:rPr>
+        <w:t xml:space="preserve">73</w:t>
+      </w:r>
+      <w:r>
+        <w:t xml:space="preserve">, 102166 (2021),</w:t>
+      </w:r>
+      <w:r>
+        <w:t xml:space="preserve"> </w:t>
+      </w:r>
+      <w:r>
+        <w:t xml:space="preserve">doi:10.1016/j.media.2021.102166.</w:t>
+      </w:r>
+    </w:p>
+    <w:p>
+      <w:pPr>
+        <w:pStyle w:val="BodyText"/>
+      </w:pPr>
+      <w:r>
+        <w:t xml:space="preserve">H. M</w:t>
+      </w:r>
+      <w:r>
+        <w:t xml:space="preserve">ö</w:t>
+      </w:r>
+      <w:r>
+        <w:t xml:space="preserve">ller et al.,</w:t>
+      </w:r>
+      <w:r>
+        <w:t xml:space="preserve"> </w:t>
+      </w:r>
+      <w:r>
+        <w:t xml:space="preserve">—automatic whole spine segmentation of</w:t>
+      </w:r>
+      <w:r>
+        <w:t xml:space="preserve"> </w:t>
+      </w:r>
+      <w:r>
+        <w:t xml:space="preserve">T2</w:t>
+      </w:r>
+      <w:r>
+        <w:t xml:space="preserve">-weighted</w:t>
+      </w:r>
+      <w:r>
+        <w:t xml:space="preserve"> </w:t>
+      </w:r>
+      <w:r>
+        <w:t xml:space="preserve">MR</w:t>
+      </w:r>
+      <w:r>
+        <w:t xml:space="preserve"> </w:t>
+      </w:r>
+      <w:r>
+        <w:t xml:space="preserve">images using a two-phase approach to multi-class semantic and instance segmentation,</w:t>
+      </w:r>
+      <w:r>
+        <w:t xml:space="preserve"> </w:t>
+      </w:r>
+      <w:r>
+        <w:t xml:space="preserve">Eur. Radiol.</w:t>
+      </w:r>
+      <w:r>
+        <w:t xml:space="preserve"> </w:t>
+      </w:r>
+      <w:r>
+        <w:rPr>
+          <w:b/>
+          <w:bCs/>
+        </w:rPr>
+        <w:t xml:space="preserve">35</w:t>
+      </w:r>
+      <w:r>
+        <w:t xml:space="preserve">, 1178–1189 (2025),</w:t>
+      </w:r>
+      <w:r>
+        <w:t xml:space="preserve"> </w:t>
+      </w:r>
+      <w:r>
+        <w:t xml:space="preserve">doi:10.1007/s00330-024-11155-y.</w:t>
+      </w:r>
+    </w:p>
+    <w:p>
+      <w:pPr>
+        <w:pStyle w:val="BodyText"/>
+      </w:pPr>
+      <w:r>
+        <w:t xml:space="preserve">H. M</w:t>
+      </w:r>
+      <w:r>
+        <w:t xml:space="preserve">ö</w:t>
+      </w:r>
+      <w:r>
+        <w:t xml:space="preserve">ller et al.,</w:t>
+      </w:r>
+      <w:r>
+        <w:t xml:space="preserve"> </w:t>
+      </w:r>
+      <w:r>
+        <w:t xml:space="preserve">: Solving Enumeration Anomaly Aware Vertebra Labeling across Imaging Sequences,</w:t>
+      </w:r>
+      <w:r>
+        <w:t xml:space="preserve"> </w:t>
+      </w:r>
+      <w:r>
+        <w:t xml:space="preserve">arXiv, 2026,</w:t>
+      </w:r>
+      <w:r>
+        <w:t xml:space="preserve"> </w:t>
+      </w:r>
+      <w:r>
+        <w:t xml:space="preserve">arXiv:2601.14066. doi:10.48550/ARXIV.2601.14066.</w:t>
+      </w:r>
+    </w:p>
+    <w:p>
+      <w:pPr>
+        <w:pStyle w:val="BodyText"/>
+      </w:pPr>
+      <w:r>
+        <w:t xml:space="preserve">Y. Otake et al.,</w:t>
+      </w:r>
+      <w:r>
+        <w:t xml:space="preserve"> </w:t>
+      </w:r>
+      <w:r>
+        <w:t xml:space="preserve">Automatic localization of vertebral levels in x-ray fluoroscopy using</w:t>
+      </w:r>
+      <w:r>
+        <w:t xml:space="preserve"> </w:t>
+      </w:r>
+      <w:r>
+        <w:t xml:space="preserve">3D-2D</w:t>
+      </w:r>
+      <w:r>
+        <w:t xml:space="preserve"> </w:t>
+      </w:r>
+      <w:r>
+        <w:t xml:space="preserve">registration: a tool to reduce wrong-site surgery,</w:t>
+      </w:r>
+      <w:r>
+        <w:t xml:space="preserve"> </w:t>
+      </w:r>
+      <w:r>
+        <w:t xml:space="preserve">Phys. Med. Biol.</w:t>
+      </w:r>
+      <w:r>
+        <w:t xml:space="preserve"> </w:t>
+      </w:r>
+      <w:r>
+        <w:rPr>
+          <w:b/>
+          <w:bCs/>
+        </w:rPr>
+        <w:t xml:space="preserve">57</w:t>
+      </w:r>
+      <w:r>
+        <w:t xml:space="preserve">, 5485–5508 (2012),</w:t>
+      </w:r>
+      <w:r>
+        <w:t xml:space="preserve"> </w:t>
+      </w:r>
+      <w:r>
+        <w:t xml:space="preserve">doi:10.1088/0031-9155/57/17/5485.</w:t>
+      </w:r>
+    </w:p>
+    <w:p>
+      <w:pPr>
+        <w:pStyle w:val="BodyText"/>
+      </w:pPr>
+      <w:r>
+        <w:t xml:space="preserve">S.-f. L. Lo et al.,</w:t>
+      </w:r>
+      <w:r>
+        <w:t xml:space="preserve"> </w:t>
+      </w:r>
+      <w:r>
+        <w:t xml:space="preserve">Automatic Localization of Target Vertebrae in Spine Surgery: Clinical Evaluation of the</w:t>
+      </w:r>
+      <w:r>
+        <w:t xml:space="preserve"> </w:t>
+      </w:r>
+      <w:r>
+        <w:t xml:space="preserve">LevelCheck</w:t>
+      </w:r>
+      <w:r>
+        <w:t xml:space="preserve"> </w:t>
+      </w:r>
+      <w:r>
+        <w:t xml:space="preserve">Registration Algorithm,</w:t>
+      </w:r>
+      <w:r>
+        <w:t xml:space="preserve"> </w:t>
+      </w:r>
+      <w:r>
+        <w:t xml:space="preserve">Spine (Phila. Pa. 1976)</w:t>
+      </w:r>
+      <w:r>
+        <w:t xml:space="preserve"> </w:t>
+      </w:r>
+      <w:r>
+        <w:rPr>
+          <w:b/>
+          <w:bCs/>
+        </w:rPr>
+        <w:t xml:space="preserve">40</w:t>
+      </w:r>
+      <w:r>
+        <w:t xml:space="preserve">, E476–E483 (2015),</w:t>
+      </w:r>
+      <w:r>
+        <w:t xml:space="preserve"> </w:t>
+      </w:r>
+      <w:r>
+        <w:t xml:space="preserve">doi:10.1097/BRS.0000000000000814.</w:t>
+      </w:r>
+    </w:p>
+    <w:p>
+      <w:pPr>
+        <w:pStyle w:val="BodyText"/>
+      </w:pPr>
+      <w:r>
+        <w:t xml:space="preserve">T. De Silva et al.,</w:t>
+      </w:r>
+      <w:r>
+        <w:t xml:space="preserve"> </w:t>
+      </w:r>
+      <w:r>
+        <w:t xml:space="preserve">Utility of the</w:t>
+      </w:r>
+      <w:r>
+        <w:t xml:space="preserve"> </w:t>
+      </w:r>
+      <w:r>
+        <w:t xml:space="preserve">LevelCheck</w:t>
+      </w:r>
+      <w:r>
+        <w:t xml:space="preserve"> </w:t>
+      </w:r>
+      <w:r>
+        <w:t xml:space="preserve">Algorithm for Decision Support in Vertebral Localization,</w:t>
+      </w:r>
+      <w:r>
+        <w:t xml:space="preserve"> </w:t>
+      </w:r>
+      <w:r>
+        <w:t xml:space="preserve">Spine (Phila. Pa. 1976)</w:t>
+      </w:r>
+      <w:r>
+        <w:t xml:space="preserve"> </w:t>
+      </w:r>
+      <w:r>
+        <w:rPr>
+          <w:b/>
+          <w:bCs/>
+        </w:rPr>
+        <w:t xml:space="preserve">41</w:t>
+      </w:r>
+      <w:r>
+        <w:t xml:space="preserve">, E1249–E1256 (2016),</w:t>
+      </w:r>
+      <w:r>
+        <w:t xml:space="preserve"> </w:t>
+      </w:r>
+      <w:r>
+        <w:t xml:space="preserve">doi:10.1097/BRS.0000000000001589.</w:t>
+      </w:r>
+    </w:p>
+    <w:p>
+      <w:pPr>
+        <w:pStyle w:val="BodyText"/>
+      </w:pPr>
+      <w:r>
+        <w:t xml:space="preserve">T. A. Hutchins et al.,</w:t>
+      </w:r>
+      <w:r>
+        <w:t xml:space="preserve"> </w:t>
+      </w:r>
+      <w:r>
+        <w:t xml:space="preserve">Appropriateness Criteria</w:t>
+      </w:r>
+      <w:r>
+        <w:t xml:space="preserve"> </w:t>
+      </w:r>
+      <w:r>
+        <w:t xml:space="preserve">Low Back Pain: 2021 Update,</w:t>
+      </w:r>
+      <w:r>
+        <w:t xml:space="preserve"> </w:t>
+      </w:r>
+      <w:r>
+        <w:t xml:space="preserve">J. Am. Coll. Radiol.</w:t>
+      </w:r>
+      <w:r>
+        <w:t xml:space="preserve"> </w:t>
+      </w:r>
+      <w:r>
+        <w:rPr>
+          <w:b/>
+          <w:bCs/>
+        </w:rPr>
         <w:t xml:space="preserve">18</w:t>
       </w:r>
       <w:r>
@@ -6535,6 +7269,45 @@
         <w:pStyle w:val="BodyText"/>
       </w:pPr>
       <w:r>
+        <w:t xml:space="preserve">D. S. Kreiner et al.,</w:t>
+      </w:r>
+      <w:r>
+        <w:t xml:space="preserve"> </w:t>
+      </w:r>
+      <w:r>
+        <w:t xml:space="preserve">An evidence-based clinical guideline for the diagnosis and treatment of degenerative lumbar spinal stenosis (update),</w:t>
+      </w:r>
+      <w:r>
+        <w:t xml:space="preserve"> </w:t>
+      </w:r>
+      <w:r>
+        <w:t xml:space="preserve">Spine J.</w:t>
+      </w:r>
+      <w:r>
+        <w:t xml:space="preserve"> </w:t>
+      </w:r>
+      <w:r>
+        <w:rPr>
+          <w:b/>
+          <w:bCs/>
+        </w:rPr>
+        <w:t xml:space="preserve">13</w:t>
+      </w:r>
+      <w:r>
+        <w:t xml:space="preserve">, 734–743 (2013),</w:t>
+      </w:r>
+      <w:r>
+        <w:t xml:space="preserve"> </w:t>
+      </w:r>
+      <w:r>
+        <w:t xml:space="preserve">doi:10.1016/j.spinee.2012.11.059.</w:t>
+      </w:r>
+    </w:p>
+    <w:p>
+      <w:pPr>
+        <w:pStyle w:val="BodyText"/>
+      </w:pPr>
+      <w:r>
         <w:t xml:space="preserve">American College of Radiology</w:t>
       </w:r>
       <w:r>
@@ -6544,19 +7317,49 @@
         <w:t xml:space="preserve"> </w:t>
       </w:r>
       <w:r>
-        <w:t xml:space="preserve">Practice parameter for the performance of</w:t>
-      </w:r>
-      <w:r>
-        <w:t xml:space="preserve"> </w:t>
+        <w:t xml:space="preserve">–</w:t>
+      </w:r>
+      <w:r>
+        <w:t xml:space="preserve">ASNR</w:t>
+      </w:r>
+      <w:r>
+        <w:t xml:space="preserve">–</w:t>
+      </w:r>
+      <w:r>
+        <w:t xml:space="preserve">ASSR</w:t>
+      </w:r>
+      <w:r>
+        <w:t xml:space="preserve">–</w:t>
+      </w:r>
+      <w:r>
+        <w:t xml:space="preserve">SPR</w:t>
+      </w:r>
+      <w:r>
+        <w:t xml:space="preserve"> </w:t>
+      </w:r>
+      <w:r>
+        <w:t xml:space="preserve">practice parameter for the performance of computed tomography (</w:t>
       </w:r>
       <w:r>
         <w:t xml:space="preserve">CT</w:t>
       </w:r>
       <w:r>
-        <w:t xml:space="preserve"> </w:t>
-      </w:r>
-      <w:r>
-        <w:t xml:space="preserve">of the spine, 2022,</w:t>
+        <w:t xml:space="preserve">) of the spine, revised 2022 (</w:t>
+      </w:r>
+      <w:r>
+        <w:t xml:space="preserve">Resolution</w:t>
+      </w:r>
+      <w:r>
+        <w:t xml:space="preserve"> </w:t>
+      </w:r>
+      <w:r>
+        <w:t xml:space="preserve">23),</w:t>
+      </w:r>
+      <w:r>
+        <w:t xml:space="preserve"> </w:t>
+      </w:r>
+      <w:r>
+        <w:t xml:space="preserve">American College of Radiology, Reston, VA.</w:t>
       </w:r>
       <w:r>
         <w:t xml:space="preserve"> </w:t>
@@ -6570,7 +7373,7 @@
         </w:r>
       </w:hyperlink>
       <w:r>
-        <w:t xml:space="preserve">.</w:t>
+        <w:t xml:space="preserve">, 2022.</w:t>
       </w:r>
     </w:p>
     <w:p>
@@ -6587,19 +7390,49 @@
         <w:t xml:space="preserve"> </w:t>
       </w:r>
       <w:r>
-        <w:t xml:space="preserve">Practice parameter for the performance of</w:t>
-      </w:r>
-      <w:r>
-        <w:t xml:space="preserve"> </w:t>
+        <w:t xml:space="preserve">–</w:t>
+      </w:r>
+      <w:r>
+        <w:t xml:space="preserve">ASNR</w:t>
+      </w:r>
+      <w:r>
+        <w:t xml:space="preserve">–</w:t>
+      </w:r>
+      <w:r>
+        <w:t xml:space="preserve">SABI</w:t>
+      </w:r>
+      <w:r>
+        <w:t xml:space="preserve">–</w:t>
+      </w:r>
+      <w:r>
+        <w:t xml:space="preserve">SSR</w:t>
+      </w:r>
+      <w:r>
+        <w:t xml:space="preserve"> </w:t>
+      </w:r>
+      <w:r>
+        <w:t xml:space="preserve">practice parameter for the performance of magnetic resonance imaging (</w:t>
       </w:r>
       <w:r>
         <w:t xml:space="preserve">MRI</w:t>
       </w:r>
       <w:r>
-        <w:t xml:space="preserve"> </w:t>
-      </w:r>
-      <w:r>
-        <w:t xml:space="preserve">of the adult spine, 2023,</w:t>
+        <w:t xml:space="preserve">) of the adult spine, revised 2023 (</w:t>
+      </w:r>
+      <w:r>
+        <w:t xml:space="preserve">Resolution</w:t>
+      </w:r>
+      <w:r>
+        <w:t xml:space="preserve"> </w:t>
+      </w:r>
+      <w:r>
+        <w:t xml:space="preserve">6),</w:t>
+      </w:r>
+      <w:r>
+        <w:t xml:space="preserve"> </w:t>
+      </w:r>
+      <w:r>
+        <w:t xml:space="preserve">American College of Radiology, Reston, VA.</w:t>
       </w:r>
       <w:r>
         <w:t xml:space="preserve"> </w:t>
@@ -6613,522 +7446,7 @@
         </w:r>
       </w:hyperlink>
       <w:r>
-        <w:t xml:space="preserve">.</w:t>
-      </w:r>
-    </w:p>
-    <w:p>
-      <w:pPr>
-        <w:pStyle w:val="BodyText"/>
-      </w:pPr>
-      <w:r>
-        <w:t xml:space="preserve">G. Konin and D. Walz,</w:t>
-      </w:r>
-      <w:r>
-        <w:t xml:space="preserve"> </w:t>
-      </w:r>
-      <w:r>
-        <w:t xml:space="preserve">Lumbosacral transitional vertebrae: classification, imaging findings, and clinical relevance,</w:t>
-      </w:r>
-      <w:r>
-        <w:t xml:space="preserve"> </w:t>
-      </w:r>
-      <w:r>
-        <w:t xml:space="preserve">AJNR Am. J. Neuroradiol.</w:t>
-      </w:r>
-      <w:r>
-        <w:t xml:space="preserve"> </w:t>
-      </w:r>
-      <w:r>
-        <w:rPr>
-          <w:b/>
-          <w:bCs/>
-        </w:rPr>
-        <w:t xml:space="preserve">31</w:t>
-      </w:r>
-      <w:r>
-        <w:t xml:space="preserve">, 1778–1786 (2010),</w:t>
-      </w:r>
-      <w:r>
-        <w:t xml:space="preserve"> </w:t>
-      </w:r>
-      <w:r>
-        <w:t xml:space="preserve">doi:10.3174/ajnr.A2036.</w:t>
-      </w:r>
-    </w:p>
-    <w:p>
-      <w:pPr>
-        <w:pStyle w:val="BodyText"/>
-      </w:pPr>
-      <w:r>
-        <w:t xml:space="preserve">J. Hanhivaara et al.,</w:t>
-      </w:r>
-      <w:r>
-        <w:t xml:space="preserve"> </w:t>
-      </w:r>
-      <w:r>
-        <w:t xml:space="preserve">The association of lumbosacral transitional vertebrae with low back pain and lumbar degenerative findings in</w:t>
-      </w:r>
-      <w:r>
-        <w:t xml:space="preserve"> </w:t>
-      </w:r>
-      <w:r>
-        <w:t xml:space="preserve">MRI</w:t>
-      </w:r>
-      <w:r>
-        <w:t xml:space="preserve">: a large cohort study,</w:t>
-      </w:r>
-      <w:r>
-        <w:t xml:space="preserve"> </w:t>
-      </w:r>
-      <w:r>
-        <w:t xml:space="preserve">Spine</w:t>
-      </w:r>
-      <w:r>
-        <w:t xml:space="preserve"> </w:t>
-      </w:r>
-      <w:r>
-        <w:rPr>
-          <w:b/>
-          <w:bCs/>
-        </w:rPr>
-        <w:t xml:space="preserve">47</w:t>
-      </w:r>
-      <w:r>
-        <w:t xml:space="preserve">, 153–162 (2022),</w:t>
-      </w:r>
-      <w:r>
-        <w:t xml:space="preserve"> </w:t>
-      </w:r>
-      <w:r>
-        <w:t xml:space="preserve">doi:10.1097/BRS.0000000000004244.</w:t>
-      </w:r>
-    </w:p>
-    <w:p>
-      <w:pPr>
-        <w:pStyle w:val="BodyText"/>
-      </w:pPr>
-      <w:r>
-        <w:t xml:space="preserve">Y. Deng et al.,</w:t>
-      </w:r>
-      <w:r>
-        <w:t xml:space="preserve"> </w:t>
-      </w:r>
-      <w:r>
-        <w:t xml:space="preserve">: a large-scale dataset for spinal vertebrae segmentation in computed tomography,</w:t>
-      </w:r>
-      <w:r>
-        <w:t xml:space="preserve"> </w:t>
-      </w:r>
-      <w:r>
-        <w:t xml:space="preserve">Mach. Learn. Biomed. Imaging</w:t>
-      </w:r>
-      <w:r>
-        <w:t xml:space="preserve"> </w:t>
-      </w:r>
-      <w:r>
-        <w:rPr>
-          <w:b/>
-          <w:bCs/>
-        </w:rPr>
-        <w:t xml:space="preserve">3</w:t>
-      </w:r>
-      <w:r>
-        <w:t xml:space="preserve">, 824–832 (2025),</w:t>
-      </w:r>
-      <w:r>
-        <w:t xml:space="preserve"> </w:t>
-      </w:r>
-      <w:r>
-        <w:t xml:space="preserve">doi:10.59275/j.melba.2025-gf84.</w:t>
-      </w:r>
-    </w:p>
-    <w:p>
-      <w:pPr>
-        <w:pStyle w:val="BodyText"/>
-      </w:pPr>
-      <w:r>
-        <w:t xml:space="preserve">P. Liu et al.,</w:t>
-      </w:r>
-      <w:r>
-        <w:t xml:space="preserve"> </w:t>
-      </w:r>
-      <w:r>
-        <w:t xml:space="preserve">Deep learning to segment pelvic bones: large-scale</w:t>
-      </w:r>
-      <w:r>
-        <w:t xml:space="preserve"> </w:t>
-      </w:r>
-      <w:r>
-        <w:t xml:space="preserve">CT</w:t>
-      </w:r>
-      <w:r>
-        <w:t xml:space="preserve"> </w:t>
-      </w:r>
-      <w:r>
-        <w:t xml:space="preserve">datasets and baseline models,</w:t>
-      </w:r>
-      <w:r>
-        <w:t xml:space="preserve"> </w:t>
-      </w:r>
-      <w:r>
-        <w:t xml:space="preserve">Int. J. Comput. Assist. Radiol. Surg.</w:t>
-      </w:r>
-      <w:r>
-        <w:t xml:space="preserve"> </w:t>
-      </w:r>
-      <w:r>
-        <w:rPr>
-          <w:b/>
-          <w:bCs/>
-        </w:rPr>
-        <w:t xml:space="preserve">16</w:t>
-      </w:r>
-      <w:r>
-        <w:t xml:space="preserve">, 749–756 (2021),</w:t>
-      </w:r>
-      <w:r>
-        <w:t xml:space="preserve"> </w:t>
-      </w:r>
-      <w:r>
-        <w:t xml:space="preserve">doi:10.1007/s11548-021-02363-8.</w:t>
-      </w:r>
-    </w:p>
-    <w:p>
-      <w:pPr>
-        <w:pStyle w:val="BodyText"/>
-      </w:pPr>
-      <w:r>
-        <w:t xml:space="preserve">S. Nagata et al.,</w:t>
-      </w:r>
-      <w:r>
-        <w:t xml:space="preserve"> </w:t>
-      </w:r>
-      <w:r>
-        <w:t xml:space="preserve">Lumbosacral transitional vertebra on whole-spine</w:t>
-      </w:r>
-      <w:r>
-        <w:t xml:space="preserve"> </w:t>
-      </w:r>
-      <w:r>
-        <w:t xml:space="preserve">CT</w:t>
-      </w:r>
-      <w:r>
-        <w:t xml:space="preserve">: prevalence and association with rib abnormalities,</w:t>
-      </w:r>
-      <w:r>
-        <w:t xml:space="preserve"> </w:t>
-      </w:r>
-      <w:r>
-        <w:t xml:space="preserve">Skeletal Radiol.</w:t>
-      </w:r>
-      <w:r>
-        <w:t xml:space="preserve"> </w:t>
-      </w:r>
-      <w:r>
-        <w:rPr>
-          <w:b/>
-          <w:bCs/>
-        </w:rPr>
-        <w:t xml:space="preserve">54</w:t>
-      </w:r>
-      <w:r>
-        <w:t xml:space="preserve">, 2169–2177 (2025),</w:t>
-      </w:r>
-      <w:r>
-        <w:t xml:space="preserve"> </w:t>
-      </w:r>
-      <w:r>
-        <w:t xml:space="preserve">doi:10.1007/s00256-025-04952-z.</w:t>
-      </w:r>
-    </w:p>
-    <w:p>
-      <w:pPr>
-        <w:pStyle w:val="BodyText"/>
-      </w:pPr>
-      <w:r>
-        <w:t xml:space="preserve">H. M</w:t>
-      </w:r>
-      <w:r>
-        <w:t xml:space="preserve">ö</w:t>
-      </w:r>
-      <w:r>
-        <w:t xml:space="preserve">ller et al.,</w:t>
-      </w:r>
-      <w:r>
-        <w:t xml:space="preserve"> </w:t>
-      </w:r>
-      <w:r>
-        <w:t xml:space="preserve">—automatic whole spine segmentation of</w:t>
-      </w:r>
-      <w:r>
-        <w:t xml:space="preserve"> </w:t>
-      </w:r>
-      <w:r>
-        <w:t xml:space="preserve">T2</w:t>
-      </w:r>
-      <w:r>
-        <w:t xml:space="preserve">-weighted</w:t>
-      </w:r>
-      <w:r>
-        <w:t xml:space="preserve"> </w:t>
-      </w:r>
-      <w:r>
-        <w:t xml:space="preserve">MR</w:t>
-      </w:r>
-      <w:r>
-        <w:t xml:space="preserve"> </w:t>
-      </w:r>
-      <w:r>
-        <w:t xml:space="preserve">images using a two-phase approach to multi-class semantic and instance segmentation,</w:t>
-      </w:r>
-      <w:r>
-        <w:t xml:space="preserve"> </w:t>
-      </w:r>
-      <w:r>
-        <w:t xml:space="preserve">Eur. Radiol.</w:t>
-      </w:r>
-      <w:r>
-        <w:t xml:space="preserve"> </w:t>
-      </w:r>
-      <w:r>
-        <w:rPr>
-          <w:b/>
-          <w:bCs/>
-        </w:rPr>
-        <w:t xml:space="preserve">35</w:t>
-      </w:r>
-      <w:r>
-        <w:t xml:space="preserve">, 1178–1189 (2025),</w:t>
-      </w:r>
-      <w:r>
-        <w:t xml:space="preserve"> </w:t>
-      </w:r>
-      <w:r>
-        <w:t xml:space="preserve">doi:10.1007/s00330-024-11155-y.</w:t>
-      </w:r>
-    </w:p>
-    <w:p>
-      <w:pPr>
-        <w:pStyle w:val="BodyText"/>
-      </w:pPr>
-      <w:r>
-        <w:t xml:space="preserve">H. M</w:t>
-      </w:r>
-      <w:r>
-        <w:t xml:space="preserve">ö</w:t>
-      </w:r>
-      <w:r>
-        <w:t xml:space="preserve">ller et al.,</w:t>
-      </w:r>
-      <w:r>
-        <w:t xml:space="preserve"> </w:t>
-      </w:r>
-      <w:r>
-        <w:t xml:space="preserve">: Solving Enumeration Anomaly Aware Vertebra Labeling across Imaging Sequences,</w:t>
-      </w:r>
-      <w:r>
-        <w:t xml:space="preserve"> </w:t>
-      </w:r>
-      <w:r>
-        <w:t xml:space="preserve">arXiv, 2026,</w:t>
-      </w:r>
-      <w:r>
-        <w:t xml:space="preserve"> </w:t>
-      </w:r>
-      <w:r>
-        <w:t xml:space="preserve">arXiv:2601.14066. doi:10.48550/ARXIV.2601.14066.</w:t>
-      </w:r>
-    </w:p>
-    <w:p>
-      <w:pPr>
-        <w:pStyle w:val="BodyText"/>
-      </w:pPr>
-      <w:r>
-        <w:t xml:space="preserve">Y. Otake et al.,</w:t>
-      </w:r>
-      <w:r>
-        <w:t xml:space="preserve"> </w:t>
-      </w:r>
-      <w:r>
-        <w:t xml:space="preserve">Automatic localization of vertebral levels in x-ray fluoroscopy using</w:t>
-      </w:r>
-      <w:r>
-        <w:t xml:space="preserve"> </w:t>
-      </w:r>
-      <w:r>
-        <w:t xml:space="preserve">3D-2D</w:t>
-      </w:r>
-      <w:r>
-        <w:t xml:space="preserve"> </w:t>
-      </w:r>
-      <w:r>
-        <w:t xml:space="preserve">registration: a tool to reduce wrong-site surgery,</w:t>
-      </w:r>
-      <w:r>
-        <w:t xml:space="preserve"> </w:t>
-      </w:r>
-      <w:r>
-        <w:t xml:space="preserve">Phys. Med. Biol.</w:t>
-      </w:r>
-      <w:r>
-        <w:t xml:space="preserve"> </w:t>
-      </w:r>
-      <w:r>
-        <w:rPr>
-          <w:b/>
-          <w:bCs/>
-        </w:rPr>
-        <w:t xml:space="preserve">57</w:t>
-      </w:r>
-      <w:r>
-        <w:t xml:space="preserve">, 5485–5508 (2012),</w:t>
-      </w:r>
-      <w:r>
-        <w:t xml:space="preserve"> </w:t>
-      </w:r>
-      <w:r>
-        <w:t xml:space="preserve">doi:10.1088/0031-9155/57/17/5485.</w:t>
-      </w:r>
-    </w:p>
-    <w:p>
-      <w:pPr>
-        <w:pStyle w:val="BodyText"/>
-      </w:pPr>
-      <w:r>
-        <w:t xml:space="preserve">S.-f. L. Lo et al.,</w:t>
-      </w:r>
-      <w:r>
-        <w:t xml:space="preserve"> </w:t>
-      </w:r>
-      <w:r>
-        <w:t xml:space="preserve">Automatic Localization of Target Vertebrae in Spine Surgery: Clinical Evaluation of the</w:t>
-      </w:r>
-      <w:r>
-        <w:t xml:space="preserve"> </w:t>
-      </w:r>
-      <w:r>
-        <w:t xml:space="preserve">LevelCheck</w:t>
-      </w:r>
-      <w:r>
-        <w:t xml:space="preserve"> </w:t>
-      </w:r>
-      <w:r>
-        <w:t xml:space="preserve">Registration Algorithm,</w:t>
-      </w:r>
-      <w:r>
-        <w:t xml:space="preserve"> </w:t>
-      </w:r>
-      <w:r>
-        <w:t xml:space="preserve">Spine (Phila. Pa. 1976)</w:t>
-      </w:r>
-      <w:r>
-        <w:t xml:space="preserve"> </w:t>
-      </w:r>
-      <w:r>
-        <w:rPr>
-          <w:b/>
-          <w:bCs/>
-        </w:rPr>
-        <w:t xml:space="preserve">40</w:t>
-      </w:r>
-      <w:r>
-        <w:t xml:space="preserve">, E476–E483 (2015),</w:t>
-      </w:r>
-      <w:r>
-        <w:t xml:space="preserve"> </w:t>
-      </w:r>
-      <w:r>
-        <w:t xml:space="preserve">doi:10.1097/BRS.0000000000000814.</w:t>
-      </w:r>
-    </w:p>
-    <w:p>
-      <w:pPr>
-        <w:pStyle w:val="BodyText"/>
-      </w:pPr>
-      <w:r>
-        <w:t xml:space="preserve">T. De Silva et al.,</w:t>
-      </w:r>
-      <w:r>
-        <w:t xml:space="preserve"> </w:t>
-      </w:r>
-      <w:r>
-        <w:t xml:space="preserve">Utility of the</w:t>
-      </w:r>
-      <w:r>
-        <w:t xml:space="preserve"> </w:t>
-      </w:r>
-      <w:r>
-        <w:t xml:space="preserve">LevelCheck</w:t>
-      </w:r>
-      <w:r>
-        <w:t xml:space="preserve"> </w:t>
-      </w:r>
-      <w:r>
-        <w:t xml:space="preserve">Algorithm for Decision Support in Vertebral Localization,</w:t>
-      </w:r>
-      <w:r>
-        <w:t xml:space="preserve"> </w:t>
-      </w:r>
-      <w:r>
-        <w:t xml:space="preserve">Spine (Phila. Pa. 1976)</w:t>
-      </w:r>
-      <w:r>
-        <w:t xml:space="preserve"> </w:t>
-      </w:r>
-      <w:r>
-        <w:rPr>
-          <w:b/>
-          <w:bCs/>
-        </w:rPr>
-        <w:t xml:space="preserve">41</w:t>
-      </w:r>
-      <w:r>
-        <w:t xml:space="preserve">, E1249–E1256 (2016),</w:t>
-      </w:r>
-      <w:r>
-        <w:t xml:space="preserve"> </w:t>
-      </w:r>
-      <w:r>
-        <w:t xml:space="preserve">doi:10.1097/BRS.0000000000001589.</w:t>
-      </w:r>
-    </w:p>
-    <w:p>
-      <w:pPr>
-        <w:pStyle w:val="BodyText"/>
-      </w:pPr>
-      <w:r>
-        <w:t xml:space="preserve">D. S. Kreiner et al.,</w:t>
-      </w:r>
-      <w:r>
-        <w:t xml:space="preserve"> </w:t>
-      </w:r>
-      <w:r>
-        <w:t xml:space="preserve">An evidence-based clinical guideline for the diagnosis and treatment of degenerative lumbar spinal stenosis (update),</w:t>
-      </w:r>
-      <w:r>
-        <w:t xml:space="preserve"> </w:t>
-      </w:r>
-      <w:r>
-        <w:t xml:space="preserve">Spine J.</w:t>
-      </w:r>
-      <w:r>
-        <w:t xml:space="preserve"> </w:t>
-      </w:r>
-      <w:r>
-        <w:rPr>
-          <w:b/>
-          <w:bCs/>
-        </w:rPr>
-        <w:t xml:space="preserve">13</w:t>
-      </w:r>
-      <w:r>
-        <w:t xml:space="preserve">, 734–743 (2013),</w:t>
-      </w:r>
-      <w:r>
-        <w:t xml:space="preserve"> </w:t>
-      </w:r>
-      <w:r>
-        <w:t xml:space="preserve">doi:10.1016/j.spinee.2012.11.059.</w:t>
+        <w:t xml:space="preserve">, 2023.</w:t>
       </w:r>
     </w:p>
     <w:p>
@@ -7328,19 +7646,31 @@
         <w:pStyle w:val="BodyText"/>
       </w:pPr>
       <w:r>
-        <w:t xml:space="preserve">A. M. Du Plessis, L. M. Greyling, and B. J. Page,</w:t>
-      </w:r>
-      <w:r>
-        <w:t xml:space="preserve"> </w:t>
-      </w:r>
-      <w:r>
-        <w:t xml:space="preserve">Differentiation and classification of thoracolumbar transitional vertebrae,</w:t>
-      </w:r>
-      <w:r>
-        <w:t xml:space="preserve"> </w:t>
-      </w:r>
-      <w:r>
-        <w:t xml:space="preserve">J. Anat.</w:t>
+        <w:t xml:space="preserve">P. Liu et al.,</w:t>
+      </w:r>
+      <w:r>
+        <w:t xml:space="preserve"> </w:t>
+      </w:r>
+      <w:r>
+        <w:t xml:space="preserve">Deep learning to segment pelvic bones: large-scale</w:t>
+      </w:r>
+      <w:r>
+        <w:t xml:space="preserve"> </w:t>
+      </w:r>
+      <w:r>
+        <w:t xml:space="preserve">CT</w:t>
+      </w:r>
+      <w:r>
+        <w:t xml:space="preserve"> </w:t>
+      </w:r>
+      <w:r>
+        <w:t xml:space="preserve">datasets and baseline models,</w:t>
+      </w:r>
+      <w:r>
+        <w:t xml:space="preserve"> </w:t>
+      </w:r>
+      <w:r>
+        <w:t xml:space="preserve">Int. J. Comput. Assist. Radiol. Surg.</w:t>
       </w:r>
       <w:r>
         <w:t xml:space="preserve"> </w:t>
@@ -7350,16 +7680,16 @@
           <w:b/>
           <w:bCs/>
         </w:rPr>
-        <w:t xml:space="preserve">232</w:t>
-      </w:r>
-      <w:r>
-        <w:t xml:space="preserve">, 850–856 (2018),</w:t>
-      </w:r>
-      <w:r>
-        <w:t xml:space="preserve"> </w:t>
-      </w:r>
-      <w:r>
-        <w:t xml:space="preserve">doi:10.1111/joa.12781.</w:t>
+        <w:t xml:space="preserve">16</w:t>
+      </w:r>
+      <w:r>
+        <w:t xml:space="preserve">, 749–756 (2021),</w:t>
+      </w:r>
+      <w:r>
+        <w:t xml:space="preserve"> </w:t>
+      </w:r>
+      <w:r>
+        <w:t xml:space="preserve">doi:10.1007/s11548-021-02363-8.</w:t>
       </w:r>
     </w:p>
     <w:p>
@@ -7367,19 +7697,19 @@
         <w:pStyle w:val="BodyText"/>
       </w:pPr>
       <w:r>
-        <w:t xml:space="preserve">A. M. Poolman et al.,</w:t>
-      </w:r>
-      <w:r>
-        <w:t xml:space="preserve"> </w:t>
-      </w:r>
-      <w:r>
-        <w:t xml:space="preserve">Thoracolumbar transitional vertebrae: Quantitative differentiation and associated numeric variation in the vertebral column using skeletal remains,</w:t>
-      </w:r>
-      <w:r>
-        <w:t xml:space="preserve"> </w:t>
-      </w:r>
-      <w:r>
-        <w:t xml:space="preserve">J. Anat.</w:t>
+        <w:t xml:space="preserve">Y. Deng et al.,</w:t>
+      </w:r>
+      <w:r>
+        <w:t xml:space="preserve"> </w:t>
+      </w:r>
+      <w:r>
+        <w:t xml:space="preserve">: a large-scale dataset for spinal vertebrae segmentation in computed tomography,</w:t>
+      </w:r>
+      <w:r>
+        <w:t xml:space="preserve"> </w:t>
+      </w:r>
+      <w:r>
+        <w:t xml:space="preserve">Mach. Learn. Biomed. Imaging</w:t>
       </w:r>
       <w:r>
         <w:t xml:space="preserve"> </w:t>
@@ -7389,16 +7719,16 @@
           <w:b/>
           <w:bCs/>
         </w:rPr>
-        <w:t xml:space="preserve">243</w:t>
-      </w:r>
-      <w:r>
-        <w:t xml:space="preserve">, 311–318 (2023),</w:t>
-      </w:r>
-      <w:r>
-        <w:t xml:space="preserve"> </w:t>
-      </w:r>
-      <w:r>
-        <w:t xml:space="preserve">doi:10.1111/joa.13865.</w:t>
+        <w:t xml:space="preserve">3</w:t>
+      </w:r>
+      <w:r>
+        <w:t xml:space="preserve">, 824–832 (2025),</w:t>
+      </w:r>
+      <w:r>
+        <w:t xml:space="preserve"> </w:t>
+      </w:r>
+      <w:r>
+        <w:t xml:space="preserve">doi:10.59275/j.melba.2025-gf84.</w:t>
       </w:r>
     </w:p>
     <w:p>
@@ -7406,19 +7736,19 @@
         <w:pStyle w:val="BodyText"/>
       </w:pPr>
       <w:r>
-        <w:t xml:space="preserve">M. R. Zindrick et al.,</w:t>
-      </w:r>
-      <w:r>
-        <w:t xml:space="preserve"> </w:t>
-      </w:r>
-      <w:r>
-        <w:t xml:space="preserve">Analysis of the morphometric characteristics of the thoracic and lumbar pedicles,</w:t>
-      </w:r>
-      <w:r>
-        <w:t xml:space="preserve"> </w:t>
-      </w:r>
-      <w:r>
-        <w:t xml:space="preserve">Spine (Phila. Pa. 1976)</w:t>
+        <w:t xml:space="preserve">A. M. Du Plessis, L. M. Greyling, and B. J. Page,</w:t>
+      </w:r>
+      <w:r>
+        <w:t xml:space="preserve"> </w:t>
+      </w:r>
+      <w:r>
+        <w:t xml:space="preserve">Differentiation and classification of thoracolumbar transitional vertebrae,</w:t>
+      </w:r>
+      <w:r>
+        <w:t xml:space="preserve"> </w:t>
+      </w:r>
+      <w:r>
+        <w:t xml:space="preserve">J. Anat.</w:t>
       </w:r>
       <w:r>
         <w:t xml:space="preserve"> </w:t>
@@ -7428,16 +7758,16 @@
           <w:b/>
           <w:bCs/>
         </w:rPr>
-        <w:t xml:space="preserve">12</w:t>
-      </w:r>
-      <w:r>
-        <w:t xml:space="preserve">, 160–166 (1987),</w:t>
-      </w:r>
-      <w:r>
-        <w:t xml:space="preserve"> </w:t>
-      </w:r>
-      <w:r>
-        <w:t xml:space="preserve">doi:10.1097/00007632-198703000-00012.</w:t>
+        <w:t xml:space="preserve">232</w:t>
+      </w:r>
+      <w:r>
+        <w:t xml:space="preserve">, 850–856 (2018),</w:t>
+      </w:r>
+      <w:r>
+        <w:t xml:space="preserve"> </w:t>
+      </w:r>
+      <w:r>
+        <w:t xml:space="preserve">doi:10.1111/joa.12781.</w:t>
       </w:r>
     </w:p>
     <w:p>
@@ -7445,25 +7775,19 @@
         <w:pStyle w:val="BodyText"/>
       </w:pPr>
       <w:r>
-        <w:t xml:space="preserve">K. Hasegawa et al.,</w:t>
-      </w:r>
-      <w:r>
-        <w:t xml:space="preserve"> </w:t>
-      </w:r>
-      <w:r>
-        <w:t xml:space="preserve">Difference in whole spinal alignment between supine and standing positions in</w:t>
-      </w:r>
-      <w:r>
-        <w:t xml:space="preserve"> </w:t>
-      </w:r>
-      <w:r>
-        <w:t xml:space="preserve">patients with adult spinal deformity,</w:t>
-      </w:r>
-      <w:r>
-        <w:t xml:space="preserve"> </w:t>
-      </w:r>
-      <w:r>
-        <w:t xml:space="preserve">BMC Musculoskelet. Disord.</w:t>
+        <w:t xml:space="preserve">A. M. Poolman, Q. Wessels, A. V. Schoor, and N. Keough,</w:t>
+      </w:r>
+      <w:r>
+        <w:t xml:space="preserve"> </w:t>
+      </w:r>
+      <w:r>
+        <w:t xml:space="preserve">Thoracolumbar transitional vertebrae: Quantitative differentiation and associated numeric variation in the vertebral column using skeletal remains,</w:t>
+      </w:r>
+      <w:r>
+        <w:t xml:space="preserve"> </w:t>
+      </w:r>
+      <w:r>
+        <w:t xml:space="preserve">J. Anat.</w:t>
       </w:r>
       <w:r>
         <w:t xml:space="preserve"> </w:t>
@@ -7473,16 +7797,16 @@
           <w:b/>
           <w:bCs/>
         </w:rPr>
-        <w:t xml:space="preserve">19</w:t>
-      </w:r>
-      <w:r>
-        <w:t xml:space="preserve">, 437 (2018),</w:t>
-      </w:r>
-      <w:r>
-        <w:t xml:space="preserve"> </w:t>
-      </w:r>
-      <w:r>
-        <w:t xml:space="preserve">doi:10.1186/s12891-018-2355-5.</w:t>
+        <w:t xml:space="preserve">243</w:t>
+      </w:r>
+      <w:r>
+        <w:t xml:space="preserve">, 311–318 (2023),</w:t>
+      </w:r>
+      <w:r>
+        <w:t xml:space="preserve"> </w:t>
+      </w:r>
+      <w:r>
+        <w:t xml:space="preserve">doi:10.1111/joa.13865.</w:t>
       </w:r>
     </w:p>
     <w:p>
@@ -7490,25 +7814,19 @@
         <w:pStyle w:val="BodyText"/>
       </w:pPr>
       <w:r>
-        <w:t xml:space="preserve">C. M. Lee and R. W. Liu,</w:t>
-      </w:r>
-      <w:r>
-        <w:t xml:space="preserve"> </w:t>
-      </w:r>
-      <w:r>
-        <w:t xml:space="preserve">Comparison of pelvic incidence measurement using lateral x-ray, standard CT versus</w:t>
-      </w:r>
-      <w:r>
-        <w:t xml:space="preserve"> </w:t>
-      </w:r>
-      <w:r>
-        <w:t xml:space="preserve">CT with 3D reconstruction,</w:t>
-      </w:r>
-      <w:r>
-        <w:t xml:space="preserve"> </w:t>
-      </w:r>
-      <w:r>
-        <w:t xml:space="preserve">Eur. Spine J.</w:t>
+        <w:t xml:space="preserve">M. R. Zindrick et al.,</w:t>
+      </w:r>
+      <w:r>
+        <w:t xml:space="preserve"> </w:t>
+      </w:r>
+      <w:r>
+        <w:t xml:space="preserve">Analysis of the morphometric characteristics of the thoracic and lumbar pedicles,</w:t>
+      </w:r>
+      <w:r>
+        <w:t xml:space="preserve"> </w:t>
+      </w:r>
+      <w:r>
+        <w:t xml:space="preserve">Spine (Phila. Pa. 1976)</w:t>
       </w:r>
       <w:r>
         <w:t xml:space="preserve"> </w:t>
@@ -7518,16 +7836,16 @@
           <w:b/>
           <w:bCs/>
         </w:rPr>
-        <w:t xml:space="preserve">31</w:t>
-      </w:r>
-      <w:r>
-        <w:t xml:space="preserve">, 241–247 (2022),</w:t>
-      </w:r>
-      <w:r>
-        <w:t xml:space="preserve"> </w:t>
-      </w:r>
-      <w:r>
-        <w:t xml:space="preserve">doi:10.1007/s00586-021-07024-7.</w:t>
+        <w:t xml:space="preserve">12</w:t>
+      </w:r>
+      <w:r>
+        <w:t xml:space="preserve">, 160–166 (1987),</w:t>
+      </w:r>
+      <w:r>
+        <w:t xml:space="preserve"> </w:t>
+      </w:r>
+      <w:r>
+        <w:t xml:space="preserve">doi:10.1097/00007632-198703000-00012.</w:t>
       </w:r>
     </w:p>
     <w:p>
@@ -7535,19 +7853,19 @@
         <w:pStyle w:val="BodyText"/>
       </w:pPr>
       <w:r>
-        <w:t xml:space="preserve">N. J. Veilleux et al.,</w:t>
-      </w:r>
-      <w:r>
-        <w:t xml:space="preserve"> </w:t>
-      </w:r>
-      <w:r>
-        <w:t xml:space="preserve">Automatic characterization of pelvic and sacral measures from 200 subjects,</w:t>
-      </w:r>
-      <w:r>
-        <w:t xml:space="preserve"> </w:t>
-      </w:r>
-      <w:r>
-        <w:t xml:space="preserve">J. Bone Joint Surg. Am.</w:t>
+        <w:t xml:space="preserve">M. M. Panjabi et al.,</w:t>
+      </w:r>
+      <w:r>
+        <w:t xml:space="preserve"> </w:t>
+      </w:r>
+      <w:r>
+        <w:t xml:space="preserve">Thoracic human vertebrae: quantitative three-dimensional anatomy,</w:t>
+      </w:r>
+      <w:r>
+        <w:t xml:space="preserve"> </w:t>
+      </w:r>
+      <w:r>
+        <w:t xml:space="preserve">Spine (Phila. Pa. 1976)</w:t>
       </w:r>
       <w:r>
         <w:t xml:space="preserve"> </w:t>
@@ -7557,16 +7875,16 @@
           <w:b/>
           <w:bCs/>
         </w:rPr>
-        <w:t xml:space="preserve">102</w:t>
-      </w:r>
-      <w:r>
-        <w:t xml:space="preserve">, e130 (2020),</w:t>
-      </w:r>
-      <w:r>
-        <w:t xml:space="preserve"> </w:t>
-      </w:r>
-      <w:r>
-        <w:t xml:space="preserve">doi:10.2106/JBJS.20.00343.</w:t>
+        <w:t xml:space="preserve">16</w:t>
+      </w:r>
+      <w:r>
+        <w:t xml:space="preserve">, 888–901 (1991),</w:t>
+      </w:r>
+      <w:r>
+        <w:t xml:space="preserve"> </w:t>
+      </w:r>
+      <w:r>
+        <w:t xml:space="preserve">doi:10.1097/00007632-199108000-00006.</w:t>
       </w:r>
     </w:p>
     <w:p>
@@ -7580,7 +7898,7 @@
         <w:t xml:space="preserve"> </w:t>
       </w:r>
       <w:r>
-        <w:t xml:space="preserve">Thoracic human vertebrae: quantitative three-dimensional anatomy,</w:t>
+        <w:t xml:space="preserve">Human lumbar vertebrae: quantitative three-dimensional anatomy,</w:t>
       </w:r>
       <w:r>
         <w:t xml:space="preserve"> </w:t>
@@ -7596,16 +7914,16 @@
           <w:b/>
           <w:bCs/>
         </w:rPr>
-        <w:t xml:space="preserve">16</w:t>
-      </w:r>
-      <w:r>
-        <w:t xml:space="preserve">, 888–901 (1991),</w:t>
-      </w:r>
-      <w:r>
-        <w:t xml:space="preserve"> </w:t>
-      </w:r>
-      <w:r>
-        <w:t xml:space="preserve">doi:10.1097/00007632-199108000-00006.</w:t>
+        <w:t xml:space="preserve">17</w:t>
+      </w:r>
+      <w:r>
+        <w:t xml:space="preserve">, 299–306 (1992),</w:t>
+      </w:r>
+      <w:r>
+        <w:t xml:space="preserve"> </w:t>
+      </w:r>
+      <w:r>
+        <w:t xml:space="preserve">doi:10.1097/00007632-199203000-00010.</w:t>
       </w:r>
     </w:p>
     <w:p>
@@ -7613,13 +7931,13 @@
         <w:pStyle w:val="BodyText"/>
       </w:pPr>
       <w:r>
-        <w:t xml:space="preserve">M. M. Panjabi et al.,</w:t>
-      </w:r>
-      <w:r>
-        <w:t xml:space="preserve"> </w:t>
-      </w:r>
-      <w:r>
-        <w:t xml:space="preserve">Human lumbar vertebrae: quantitative three-dimensional anatomy,</w:t>
+        <w:t xml:space="preserve">J. L. Berry, J. M. Moran, W. S. Berg, and A. D. Steffee,</w:t>
+      </w:r>
+      <w:r>
+        <w:t xml:space="preserve"> </w:t>
+      </w:r>
+      <w:r>
+        <w:t xml:space="preserve">A morphometric study of human lumbar and selected thoracic vertebrae,</w:t>
       </w:r>
       <w:r>
         <w:t xml:space="preserve"> </w:t>
@@ -7635,16 +7953,16 @@
           <w:b/>
           <w:bCs/>
         </w:rPr>
-        <w:t xml:space="preserve">17</w:t>
-      </w:r>
-      <w:r>
-        <w:t xml:space="preserve">, 299–306 (1992),</w:t>
-      </w:r>
-      <w:r>
-        <w:t xml:space="preserve"> </w:t>
-      </w:r>
-      <w:r>
-        <w:t xml:space="preserve">doi:10.1097/00007632-199203000-00010.</w:t>
+        <w:t xml:space="preserve">12</w:t>
+      </w:r>
+      <w:r>
+        <w:t xml:space="preserve">, 362–367 (1987),</w:t>
+      </w:r>
+      <w:r>
+        <w:t xml:space="preserve"> </w:t>
+      </w:r>
+      <w:r>
+        <w:t xml:space="preserve">doi:10.1097/00007632-198705000-00010.</w:t>
       </w:r>
     </w:p>
     <w:p>
@@ -7652,19 +7970,28 @@
         <w:pStyle w:val="BodyText"/>
       </w:pPr>
       <w:r>
-        <w:t xml:space="preserve">J. L. Berry et al.,</w:t>
-      </w:r>
-      <w:r>
-        <w:t xml:space="preserve"> </w:t>
-      </w:r>
-      <w:r>
-        <w:t xml:space="preserve">A morphometric study of human lumbar and selected thoracic vertebrae,</w:t>
-      </w:r>
-      <w:r>
-        <w:t xml:space="preserve"> </w:t>
-      </w:r>
-      <w:r>
-        <w:t xml:space="preserve">Spine (Phila. Pa. 1976)</w:t>
+        <w:t xml:space="preserve">R. J. Hughes and A. Saifuddin,</w:t>
+      </w:r>
+      <w:r>
+        <w:t xml:space="preserve"> </w:t>
+      </w:r>
+      <w:r>
+        <w:t xml:space="preserve">Numbering of lumbosacral transitional vertebrae on</w:t>
+      </w:r>
+      <w:r>
+        <w:t xml:space="preserve"> </w:t>
+      </w:r>
+      <w:r>
+        <w:t xml:space="preserve">MRI</w:t>
+      </w:r>
+      <w:r>
+        <w:t xml:space="preserve">: role of the iliolumbar ligaments,</w:t>
+      </w:r>
+      <w:r>
+        <w:t xml:space="preserve"> </w:t>
+      </w:r>
+      <w:r>
+        <w:t xml:space="preserve">AJR Am. J. Roentgenol.</w:t>
       </w:r>
       <w:r>
         <w:t xml:space="preserve"> </w:t>
@@ -7674,16 +8001,16 @@
           <w:b/>
           <w:bCs/>
         </w:rPr>
-        <w:t xml:space="preserve">12</w:t>
-      </w:r>
-      <w:r>
-        <w:t xml:space="preserve">, 362–367 (1987),</w:t>
-      </w:r>
-      <w:r>
-        <w:t xml:space="preserve"> </w:t>
-      </w:r>
-      <w:r>
-        <w:t xml:space="preserve">doi:10.1097/00007632-198705000-00010.</w:t>
+        <w:t xml:space="preserve">187</w:t>
+      </w:r>
+      <w:r>
+        <w:t xml:space="preserve">, W59–W65 (2006),</w:t>
+      </w:r>
+      <w:r>
+        <w:t xml:space="preserve"> </w:t>
+      </w:r>
+      <w:r>
+        <w:t xml:space="preserve">doi:10.2214/AJR.05.0415.</w:t>
       </w:r>
     </w:p>
     <w:p>
@@ -7691,28 +8018,31 @@
         <w:pStyle w:val="BodyText"/>
       </w:pPr>
       <w:r>
-        <w:t xml:space="preserve">R. J. Hughes and A. Saifuddin,</w:t>
-      </w:r>
-      <w:r>
-        <w:t xml:space="preserve"> </w:t>
-      </w:r>
-      <w:r>
-        <w:t xml:space="preserve">Numbering of lumbosacral transitional vertebrae on</w:t>
-      </w:r>
-      <w:r>
-        <w:t xml:space="preserve"> </w:t>
-      </w:r>
-      <w:r>
-        <w:t xml:space="preserve">MRI</w:t>
-      </w:r>
-      <w:r>
-        <w:t xml:space="preserve">: role of the iliolumbar ligaments,</w:t>
-      </w:r>
-      <w:r>
-        <w:t xml:space="preserve"> </w:t>
-      </w:r>
-      <w:r>
-        <w:t xml:space="preserve">AJR Am. J. Roentgenol.</w:t>
+        <w:t xml:space="preserve">D. Schinz et al.,</w:t>
+      </w:r>
+      <w:r>
+        <w:t xml:space="preserve"> </w:t>
+      </w:r>
+      <w:r>
+        <w:t xml:space="preserve">A vertebral shape-based classification for labeling the thoracolumbar junction on</w:t>
+      </w:r>
+      <w:r>
+        <w:t xml:space="preserve"> </w:t>
+      </w:r>
+      <w:r>
+        <w:t xml:space="preserve">CT</w:t>
+      </w:r>
+      <w:r>
+        <w:t xml:space="preserve"> </w:t>
+      </w:r>
+      <w:r>
+        <w:t xml:space="preserve">imaging,</w:t>
+      </w:r>
+      <w:r>
+        <w:t xml:space="preserve"> </w:t>
+      </w:r>
+      <w:r>
+        <w:t xml:space="preserve">Eur. Spine J.</w:t>
       </w:r>
       <w:r>
         <w:t xml:space="preserve"> </w:t>
@@ -7722,16 +8052,16 @@
           <w:b/>
           <w:bCs/>
         </w:rPr>
-        <w:t xml:space="preserve">187</w:t>
-      </w:r>
-      <w:r>
-        <w:t xml:space="preserve">, W59–W65 (2006),</w:t>
-      </w:r>
-      <w:r>
-        <w:t xml:space="preserve"> </w:t>
-      </w:r>
-      <w:r>
-        <w:t xml:space="preserve">doi:10.2214/AJR.05.0415.</w:t>
+        <w:t xml:space="preserve">35</w:t>
+      </w:r>
+      <w:r>
+        <w:t xml:space="preserve">, 2195–2203 (2026),</w:t>
+      </w:r>
+      <w:r>
+        <w:t xml:space="preserve"> </w:t>
+      </w:r>
+      <w:r>
+        <w:t xml:space="preserve">doi:10.1007/s00586-025-09364-0.</w:t>
       </w:r>
     </w:p>
     <w:p>
@@ -7739,31 +8069,19 @@
         <w:pStyle w:val="BodyText"/>
       </w:pPr>
       <w:r>
-        <w:t xml:space="preserve">D. Schinz et al.,</w:t>
-      </w:r>
-      <w:r>
-        <w:t xml:space="preserve"> </w:t>
-      </w:r>
-      <w:r>
-        <w:t xml:space="preserve">A vertebral shape-based classification for labeling the thoracolumbar junction on</w:t>
-      </w:r>
-      <w:r>
-        <w:t xml:space="preserve"> </w:t>
-      </w:r>
-      <w:r>
-        <w:t xml:space="preserve">CT</w:t>
-      </w:r>
-      <w:r>
-        <w:t xml:space="preserve"> </w:t>
-      </w:r>
-      <w:r>
-        <w:t xml:space="preserve">imaging,</w:t>
-      </w:r>
-      <w:r>
-        <w:t xml:space="preserve"> </w:t>
-      </w:r>
-      <w:r>
-        <w:t xml:space="preserve">Eur. Spine J.</w:t>
+        <w:t xml:space="preserve">H. Liebl et al.,</w:t>
+      </w:r>
+      <w:r>
+        <w:t xml:space="preserve"> </w:t>
+      </w:r>
+      <w:r>
+        <w:t xml:space="preserve">A computed tomography vertebral segmentation dataset with anatomical variations and multi-vendor scanner data,</w:t>
+      </w:r>
+      <w:r>
+        <w:t xml:space="preserve"> </w:t>
+      </w:r>
+      <w:r>
+        <w:t xml:space="preserve">Sci. Data</w:t>
       </w:r>
       <w:r>
         <w:t xml:space="preserve"> </w:t>
@@ -7773,16 +8091,16 @@
           <w:b/>
           <w:bCs/>
         </w:rPr>
-        <w:t xml:space="preserve">35</w:t>
-      </w:r>
-      <w:r>
-        <w:t xml:space="preserve">, 2195–2203 (2026),</w:t>
-      </w:r>
-      <w:r>
-        <w:t xml:space="preserve"> </w:t>
-      </w:r>
-      <w:r>
-        <w:t xml:space="preserve">doi:10.1007/s00586-025-09364-0.</w:t>
+        <w:t xml:space="preserve">8</w:t>
+      </w:r>
+      <w:r>
+        <w:t xml:space="preserve">, 284 (2021),</w:t>
+      </w:r>
+      <w:r>
+        <w:t xml:space="preserve"> </w:t>
+      </w:r>
+      <w:r>
+        <w:t xml:space="preserve">doi:10.1038/s41597-021-01060-0.</w:t>
       </w:r>
     </w:p>
     <w:p>
@@ -7790,19 +8108,19 @@
         <w:pStyle w:val="BodyText"/>
       </w:pPr>
       <w:r>
-        <w:t xml:space="preserve">H. Liebl et al.,</w:t>
-      </w:r>
-      <w:r>
-        <w:t xml:space="preserve"> </w:t>
-      </w:r>
-      <w:r>
-        <w:t xml:space="preserve">A computed tomography vertebral segmentation dataset with anatomical variations and multi-vendor scanner data,</w:t>
-      </w:r>
-      <w:r>
-        <w:t xml:space="preserve"> </w:t>
-      </w:r>
-      <w:r>
-        <w:t xml:space="preserve">Sci. Data</w:t>
+        <w:t xml:space="preserve">L. Jin et al.,</w:t>
+      </w:r>
+      <w:r>
+        <w:t xml:space="preserve"> </w:t>
+      </w:r>
+      <w:r>
+        <w:t xml:space="preserve">v2: a large-scale benchmark for rib labeling and anatomical centerline extraction,</w:t>
+      </w:r>
+      <w:r>
+        <w:t xml:space="preserve"> </w:t>
+      </w:r>
+      <w:r>
+        <w:t xml:space="preserve">IEEE Trans. Med. Imaging</w:t>
       </w:r>
       <w:r>
         <w:t xml:space="preserve"> </w:t>
@@ -7812,16 +8130,16 @@
           <w:b/>
           <w:bCs/>
         </w:rPr>
-        <w:t xml:space="preserve">8</w:t>
-      </w:r>
-      <w:r>
-        <w:t xml:space="preserve">, 284 (2021),</w:t>
-      </w:r>
-      <w:r>
-        <w:t xml:space="preserve"> </w:t>
-      </w:r>
-      <w:r>
-        <w:t xml:space="preserve">doi:10.1038/s41597-021-01060-0.</w:t>
+        <w:t xml:space="preserve">43</w:t>
+      </w:r>
+      <w:r>
+        <w:t xml:space="preserve">, 570–581 (2024),</w:t>
+      </w:r>
+      <w:r>
+        <w:t xml:space="preserve"> </w:t>
+      </w:r>
+      <w:r>
+        <w:t xml:space="preserve">doi:10.1109/TMI.2023.3313627.</w:t>
       </w:r>
     </w:p>
     <w:p>
@@ -7829,31 +8147,63 @@
         <w:pStyle w:val="BodyText"/>
       </w:pPr>
       <w:r>
-        <w:t xml:space="preserve">A. Sekuboyina et al.,</w:t>
-      </w:r>
-      <w:r>
-        <w:t xml:space="preserve"> </w:t>
-      </w:r>
-      <w:r>
-        <w:t xml:space="preserve">: a vertebrae labelling and segmentation benchmark for multi-detector</w:t>
-      </w:r>
-      <w:r>
-        <w:t xml:space="preserve"> </w:t>
-      </w:r>
-      <w:r>
-        <w:t xml:space="preserve">CT</w:t>
-      </w:r>
-      <w:r>
-        <w:t xml:space="preserve"> </w:t>
-      </w:r>
-      <w:r>
-        <w:t xml:space="preserve">images,</w:t>
-      </w:r>
-      <w:r>
-        <w:t xml:space="preserve"> </w:t>
-      </w:r>
-      <w:r>
-        <w:t xml:space="preserve">Med. Image Anal.</w:t>
+        <w:t xml:space="preserve">National Electrical Manufacturers Association</w:t>
+      </w:r>
+      <w:r>
+        <w:t xml:space="preserve">,</w:t>
+      </w:r>
+      <w:r>
+        <w:t xml:space="preserve"> </w:t>
+      </w:r>
+      <w:r>
+        <w:t xml:space="preserve">Digital Imaging and Communications in Medicine (</w:t>
+      </w:r>
+      <w:r>
+        <w:t xml:space="preserve">DICOM</w:t>
+      </w:r>
+      <w:r>
+        <w:t xml:space="preserve">) Standard, Part 3: Information Object Definitions,</w:t>
+      </w:r>
+      <w:r>
+        <w:t xml:space="preserve"> </w:t>
+      </w:r>
+      <w:r>
+        <w:t xml:space="preserve">Technical Report PS3.3, NEMA, Rosslyn, VA, 2024,</w:t>
+      </w:r>
+      <w:r>
+        <w:t xml:space="preserve"> </w:t>
+      </w:r>
+      <w:r>
+        <w:t xml:space="preserve">Attributes (0010,0020), (0020,000D), (0020,000E), (0018,5100).</w:t>
+      </w:r>
+    </w:p>
+    <w:p>
+      <w:pPr>
+        <w:pStyle w:val="BodyText"/>
+      </w:pPr>
+      <w:r>
+        <w:t xml:space="preserve">R. W. Cox, J. Ashburner, H. Breman, K. Fissell, C. Haselgrove, C. J. Holmes, J. L. Lancaster, D. E. Rex, S. M. Smith, J. B. Woodward, and S. C. Strother,</w:t>
+      </w:r>
+      <w:r>
+        <w:t xml:space="preserve"> </w:t>
+      </w:r>
+      <w:r>
+        <w:t xml:space="preserve">A (sort of) new image data format standard:</w:t>
+      </w:r>
+      <w:r>
+        <w:t xml:space="preserve"> </w:t>
+      </w:r>
+      <w:r>
+        <w:t xml:space="preserve">NIfTI-1</w:t>
+      </w:r>
+      <w:r>
+        <w:t xml:space="preserve">,</w:t>
+      </w:r>
+      <w:r>
+        <w:t xml:space="preserve"> </w:t>
+      </w:r>
+      <w:r>
+        <w:t xml:space="preserve">NeuroImage</w:t>
       </w:r>
       <w:r>
         <w:t xml:space="preserve"> </w:t>
@@ -7863,16 +8213,16 @@
           <w:b/>
           <w:bCs/>
         </w:rPr>
-        <w:t xml:space="preserve">73</w:t>
-      </w:r>
-      <w:r>
-        <w:t xml:space="preserve">, 102166 (2021),</w:t>
-      </w:r>
-      <w:r>
-        <w:t xml:space="preserve"> </w:t>
-      </w:r>
-      <w:r>
-        <w:t xml:space="preserve">doi:10.1016/j.media.2021.102166.</w:t>
+        <w:t xml:space="preserve">22</w:t>
+      </w:r>
+      <w:r>
+        <w:t xml:space="preserve">, e1440 (2004),</w:t>
+      </w:r>
+      <w:r>
+        <w:t xml:space="preserve"> </w:t>
+      </w:r>
+      <w:r>
+        <w:t xml:space="preserve">10th Annual Meeting of the Organization for Human Brain Mapping, Budapest.</w:t>
       </w:r>
     </w:p>
     <w:p>
@@ -7880,19 +8230,43 @@
         <w:pStyle w:val="BodyText"/>
       </w:pPr>
       <w:r>
-        <w:t xml:space="preserve">L. Jin et al.,</w:t>
-      </w:r>
-      <w:r>
-        <w:t xml:space="preserve"> </w:t>
-      </w:r>
-      <w:r>
-        <w:t xml:space="preserve">v2: a large-scale benchmark for rib labeling and anatomical centerline extraction,</w:t>
-      </w:r>
-      <w:r>
-        <w:t xml:space="preserve"> </w:t>
-      </w:r>
-      <w:r>
-        <w:t xml:space="preserve">IEEE Trans. Med. Imaging</w:t>
+        <w:t xml:space="preserve">X. Li, P. S. Morgan, J. Ashburner, J. Smith, and C. Rorden,</w:t>
+      </w:r>
+      <w:r>
+        <w:t xml:space="preserve"> </w:t>
+      </w:r>
+      <w:r>
+        <w:t xml:space="preserve">The first step for neuroimaging data analysis:</w:t>
+      </w:r>
+      <w:r>
+        <w:t xml:space="preserve"> </w:t>
+      </w:r>
+      <w:r>
+        <w:t xml:space="preserve">DICOM</w:t>
+      </w:r>
+      <w:r>
+        <w:t xml:space="preserve"> </w:t>
+      </w:r>
+      <w:r>
+        <w:t xml:space="preserve">to</w:t>
+      </w:r>
+      <w:r>
+        <w:t xml:space="preserve"> </w:t>
+      </w:r>
+      <w:r>
+        <w:t xml:space="preserve">NIfTI</w:t>
+      </w:r>
+      <w:r>
+        <w:t xml:space="preserve"> </w:t>
+      </w:r>
+      <w:r>
+        <w:t xml:space="preserve">conversion,</w:t>
+      </w:r>
+      <w:r>
+        <w:t xml:space="preserve"> </w:t>
+      </w:r>
+      <w:r>
+        <w:t xml:space="preserve">J. Neurosci. Methods</w:t>
       </w:r>
       <w:r>
         <w:t xml:space="preserve"> </w:t>
@@ -7902,16 +8276,10 @@
           <w:b/>
           <w:bCs/>
         </w:rPr>
-        <w:t xml:space="preserve">43</w:t>
-      </w:r>
-      <w:r>
-        <w:t xml:space="preserve">, 570–581 (2024),</w:t>
-      </w:r>
-      <w:r>
-        <w:t xml:space="preserve"> </w:t>
-      </w:r>
-      <w:r>
-        <w:t xml:space="preserve">doi:10.1109/TMI.2023.3313627.</w:t>
+        <w:t xml:space="preserve">264</w:t>
+      </w:r>
+      <w:r>
+        <w:t xml:space="preserve">, 47–56 (2016).</w:t>
       </w:r>
     </w:p>
     <w:p>
@@ -7919,31 +8287,19 @@
         <w:pStyle w:val="BodyText"/>
       </w:pPr>
       <w:r>
-        <w:t xml:space="preserve">J. Wasserthal et al.,</w:t>
-      </w:r>
-      <w:r>
-        <w:t xml:space="preserve"> </w:t>
-      </w:r>
-      <w:r>
-        <w:t xml:space="preserve">: robust segmentation of 104 anatomic structures in</w:t>
-      </w:r>
-      <w:r>
-        <w:t xml:space="preserve"> </w:t>
-      </w:r>
-      <w:r>
-        <w:t xml:space="preserve">CT</w:t>
-      </w:r>
-      <w:r>
-        <w:t xml:space="preserve"> </w:t>
-      </w:r>
-      <w:r>
-        <w:t xml:space="preserve">images,</w:t>
-      </w:r>
-      <w:r>
-        <w:t xml:space="preserve"> </w:t>
-      </w:r>
-      <w:r>
-        <w:t xml:space="preserve">Radiol. Artif. Intell.</w:t>
+        <w:t xml:space="preserve">K. Hasegawa, M. Okamoto, S. Hatsushikano, G. Caseiro, and K. Watanabe,</w:t>
+      </w:r>
+      <w:r>
+        <w:t xml:space="preserve"> </w:t>
+      </w:r>
+      <w:r>
+        <w:t xml:space="preserve">Difference in whole spinal alignment between supine and standing positions in patients with adult spinal deformity,</w:t>
+      </w:r>
+      <w:r>
+        <w:t xml:space="preserve"> </w:t>
+      </w:r>
+      <w:r>
+        <w:t xml:space="preserve">BMC Musculoskelet. Disord.</w:t>
       </w:r>
       <w:r>
         <w:t xml:space="preserve"> </w:t>
@@ -7953,16 +8309,10 @@
           <w:b/>
           <w:bCs/>
         </w:rPr>
-        <w:t xml:space="preserve">5</w:t>
-      </w:r>
-      <w:r>
-        <w:t xml:space="preserve">, e230024 (2023),</w:t>
-      </w:r>
-      <w:r>
-        <w:t xml:space="preserve"> </w:t>
-      </w:r>
-      <w:r>
-        <w:t xml:space="preserve">doi:10.1148/ryai.230024.</w:t>
+        <w:t xml:space="preserve">19</w:t>
+      </w:r>
+      <w:r>
+        <w:t xml:space="preserve">, 437 (2018).</w:t>
       </w:r>
     </w:p>
     <w:p>
@@ -7970,77 +8320,7 @@
         <w:pStyle w:val="BodyText"/>
       </w:pPr>
       <w:r>
-        <w:t xml:space="preserve">H. M</w:t>
-      </w:r>
-      <w:r>
-        <w:t xml:space="preserve">ö</w:t>
-      </w:r>
-      <w:r>
-        <w:t xml:space="preserve">ller et al.,</w:t>
-      </w:r>
-      <w:r>
-        <w:t xml:space="preserve"> </w:t>
-      </w:r>
-      <w:r>
-        <w:t xml:space="preserve">Automated thoracolumbar stump rib detection and analysis in a large</w:t>
-      </w:r>
-      <w:r>
-        <w:t xml:space="preserve"> </w:t>
-      </w:r>
-      <w:r>
-        <w:t xml:space="preserve">CT</w:t>
-      </w:r>
-      <w:r>
-        <w:t xml:space="preserve"> </w:t>
-      </w:r>
-      <w:r>
-        <w:t xml:space="preserve">cohort,</w:t>
-      </w:r>
-      <w:r>
-        <w:t xml:space="preserve"> </w:t>
-      </w:r>
-      <w:r>
-        <w:t xml:space="preserve">arXiv, 2025,</w:t>
-      </w:r>
-      <w:r>
-        <w:t xml:space="preserve"> </w:t>
-      </w:r>
-      <w:r>
-        <w:t xml:space="preserve">arXiv:2505.05004. doi:10.48550/arXiv.2505.05004.</w:t>
-      </w:r>
-    </w:p>
-    <w:p>
-      <w:pPr>
-        <w:pStyle w:val="BodyText"/>
-      </w:pPr>
-      <w:r>
-        <w:t xml:space="preserve">A. Schehr, J. Kim, and G. Schwing,</w:t>
-      </w:r>
-      <w:r>
-        <w:t xml:space="preserve"> </w:t>
-      </w:r>
-      <w:r>
-        <w:t xml:space="preserve">: an open-source framework for medical student engagement in computational spine imaging research,</w:t>
-      </w:r>
-      <w:r>
-        <w:t xml:space="preserve"> </w:t>
-      </w:r>
-      <w:r>
-        <w:t xml:space="preserve">Cureus (2026),</w:t>
-      </w:r>
-      <w:r>
-        <w:t xml:space="preserve"> </w:t>
-      </w:r>
-      <w:r>
-        <w:t xml:space="preserve">doi:10.7759/cureus.112661.</w:t>
-      </w:r>
-    </w:p>
-    <w:p>
-      <w:pPr>
-        <w:pStyle w:val="BodyText"/>
-      </w:pPr>
-      <w:r>
-        <w:t xml:space="preserve">F. Isensee et al.,</w:t>
+        <w:t xml:space="preserve">F. Isensee, P. F. Jaeger, S. A. A. Kohl, J. Petersen, and K. H. Maier-Hein,</w:t>
       </w:r>
       <w:r>
         <w:t xml:space="preserve"> </w:t>
@@ -8079,13 +8359,83 @@
         <w:pStyle w:val="BodyText"/>
       </w:pPr>
       <w:r>
-        <w:t xml:space="preserve">R. Vialle et al.,</w:t>
-      </w:r>
-      <w:r>
-        <w:t xml:space="preserve"> </w:t>
-      </w:r>
-      <w:r>
-        <w:t xml:space="preserve">Radiographic analysis of the sagittal alignment and balance of the spine in asymptomatic subjects,</w:t>
+        <w:t xml:space="preserve">H. M</w:t>
+      </w:r>
+      <w:r>
+        <w:t xml:space="preserve">ö</w:t>
+      </w:r>
+      <w:r>
+        <w:t xml:space="preserve">ller et al.,</w:t>
+      </w:r>
+      <w:r>
+        <w:t xml:space="preserve"> </w:t>
+      </w:r>
+      <w:r>
+        <w:t xml:space="preserve">Automated thoracolumbar stump rib detection and analysis in a large</w:t>
+      </w:r>
+      <w:r>
+        <w:t xml:space="preserve"> </w:t>
+      </w:r>
+      <w:r>
+        <w:t xml:space="preserve">CT</w:t>
+      </w:r>
+      <w:r>
+        <w:t xml:space="preserve"> </w:t>
+      </w:r>
+      <w:r>
+        <w:t xml:space="preserve">cohort,</w:t>
+      </w:r>
+      <w:r>
+        <w:t xml:space="preserve"> </w:t>
+      </w:r>
+      <w:r>
+        <w:t xml:space="preserve">arXiv, 2025,</w:t>
+      </w:r>
+      <w:r>
+        <w:t xml:space="preserve"> </w:t>
+      </w:r>
+      <w:r>
+        <w:t xml:space="preserve">arXiv:2505.05004. doi:10.48550/arXiv.2505.05004.</w:t>
+      </w:r>
+    </w:p>
+    <w:p>
+      <w:pPr>
+        <w:pStyle w:val="BodyText"/>
+      </w:pPr>
+      <w:r>
+        <w:t xml:space="preserve">A. Schehr, J. Kim, and G. Schwing,</w:t>
+      </w:r>
+      <w:r>
+        <w:t xml:space="preserve"> </w:t>
+      </w:r>
+      <w:r>
+        <w:t xml:space="preserve">: an open-source framework for medical student engagement in computational spine imaging research,</w:t>
+      </w:r>
+      <w:r>
+        <w:t xml:space="preserve"> </w:t>
+      </w:r>
+      <w:r>
+        <w:t xml:space="preserve">Cureus (2026),</w:t>
+      </w:r>
+      <w:r>
+        <w:t xml:space="preserve"> </w:t>
+      </w:r>
+      <w:r>
+        <w:t xml:space="preserve">doi:10.7759/cureus.112661.</w:t>
+      </w:r>
+    </w:p>
+    <w:p>
+      <w:pPr>
+        <w:pStyle w:val="BodyText"/>
+      </w:pPr>
+      <w:r>
+        <w:t xml:space="preserve">N. J. Veilleux, N. V. Kalore, J. A. Vossen, and J. S. Wayne,</w:t>
+      </w:r>
+      <w:r>
+        <w:t xml:space="preserve"> </w:t>
+      </w:r>
+      <w:r>
+        <w:t xml:space="preserve">Automatic characterization of pelvic and sacral measures from 200 subjects,</w:t>
       </w:r>
       <w:r>
         <w:t xml:space="preserve"> </w:t>
@@ -8101,16 +8451,16 @@
           <w:b/>
           <w:bCs/>
         </w:rPr>
-        <w:t xml:space="preserve">87</w:t>
-      </w:r>
-      <w:r>
-        <w:t xml:space="preserve">, 260–267 (2005),</w:t>
-      </w:r>
-      <w:r>
-        <w:t xml:space="preserve"> </w:t>
-      </w:r>
-      <w:r>
-        <w:t xml:space="preserve">doi:10.2106/JBJS.D.02043.</w:t>
+        <w:t xml:space="preserve">102</w:t>
+      </w:r>
+      <w:r>
+        <w:t xml:space="preserve">, e130 (2020),</w:t>
+      </w:r>
+      <w:r>
+        <w:t xml:space="preserve"> </w:t>
+      </w:r>
+      <w:r>
+        <w:t xml:space="preserve">doi:10.2106/JBJS.20.00343.</w:t>
       </w:r>
     </w:p>
     <w:p>
@@ -8118,19 +8468,55 @@
         <w:pStyle w:val="BodyText"/>
       </w:pPr>
       <w:r>
-        <w:t xml:space="preserve">A. E. Castellvi et al.,</w:t>
-      </w:r>
-      <w:r>
-        <w:t xml:space="preserve"> </w:t>
-      </w:r>
-      <w:r>
-        <w:t xml:space="preserve">Lumbosacral transitional vertebrae and their relationship with lumbar extradural defects,</w:t>
-      </w:r>
-      <w:r>
-        <w:t xml:space="preserve"> </w:t>
-      </w:r>
-      <w:r>
-        <w:t xml:space="preserve">Spine (Phila. Pa. 1976)</w:t>
+        <w:t xml:space="preserve">C. M. Lee and R. W. Liu,</w:t>
+      </w:r>
+      <w:r>
+        <w:t xml:space="preserve"> </w:t>
+      </w:r>
+      <w:r>
+        <w:t xml:space="preserve">Comparison of pelvic incidence measurement using lateral x-ray, standard</w:t>
+      </w:r>
+      <w:r>
+        <w:t xml:space="preserve"> </w:t>
+      </w:r>
+      <w:r>
+        <w:t xml:space="preserve">CT</w:t>
+      </w:r>
+      <w:r>
+        <w:t xml:space="preserve"> </w:t>
+      </w:r>
+      <w:r>
+        <w:t xml:space="preserve">versus</w:t>
+      </w:r>
+      <w:r>
+        <w:t xml:space="preserve"> </w:t>
+      </w:r>
+      <w:r>
+        <w:t xml:space="preserve">CT</w:t>
+      </w:r>
+      <w:r>
+        <w:t xml:space="preserve"> </w:t>
+      </w:r>
+      <w:r>
+        <w:t xml:space="preserve">with</w:t>
+      </w:r>
+      <w:r>
+        <w:t xml:space="preserve"> </w:t>
+      </w:r>
+      <w:r>
+        <w:t xml:space="preserve">3D</w:t>
+      </w:r>
+      <w:r>
+        <w:t xml:space="preserve"> </w:t>
+      </w:r>
+      <w:r>
+        <w:t xml:space="preserve">reconstruction,</w:t>
+      </w:r>
+      <w:r>
+        <w:t xml:space="preserve"> </w:t>
+      </w:r>
+      <w:r>
+        <w:t xml:space="preserve">Eur. Spine J.</w:t>
       </w:r>
       <w:r>
         <w:t xml:space="preserve"> </w:t>
@@ -8140,16 +8526,16 @@
           <w:b/>
           <w:bCs/>
         </w:rPr>
-        <w:t xml:space="preserve">9</w:t>
-      </w:r>
-      <w:r>
-        <w:t xml:space="preserve">, 493–495 (1984),</w:t>
-      </w:r>
-      <w:r>
-        <w:t xml:space="preserve"> </w:t>
-      </w:r>
-      <w:r>
-        <w:t xml:space="preserve">doi:10.1097/00007632-198407000-00014.</w:t>
+        <w:t xml:space="preserve">31</w:t>
+      </w:r>
+      <w:r>
+        <w:t xml:space="preserve">, 241–247 (2022),</w:t>
+      </w:r>
+      <w:r>
+        <w:t xml:space="preserve"> </w:t>
+      </w:r>
+      <w:r>
+        <w:t xml:space="preserve">doi:10.1007/s00586-021-07024-7.</w:t>
       </w:r>
     </w:p>
     <w:p>
@@ -8157,19 +8543,19 @@
         <w:pStyle w:val="BodyText"/>
       </w:pPr>
       <w:r>
-        <w:t xml:space="preserve">P. J. Pickhardt et al.,</w:t>
-      </w:r>
-      <w:r>
-        <w:t xml:space="preserve"> </w:t>
-      </w:r>
-      <w:r>
-        <w:t xml:space="preserve">Opportunistic screening for osteoporosis using abdominal computed tomography scans obtained for other indications,</w:t>
-      </w:r>
-      <w:r>
-        <w:t xml:space="preserve"> </w:t>
-      </w:r>
-      <w:r>
-        <w:t xml:space="preserve">Ann. Intern. Med.</w:t>
+        <w:t xml:space="preserve">A. E. Castellvi, L. A. Goldstein, and D. P. Chan,</w:t>
+      </w:r>
+      <w:r>
+        <w:t xml:space="preserve"> </w:t>
+      </w:r>
+      <w:r>
+        <w:t xml:space="preserve">Lumbosacral transitional vertebrae and their relationship with lumbar extradural defects,</w:t>
+      </w:r>
+      <w:r>
+        <w:t xml:space="preserve"> </w:t>
+      </w:r>
+      <w:r>
+        <w:t xml:space="preserve">Spine (Phila. Pa. 1976)</w:t>
       </w:r>
       <w:r>
         <w:t xml:space="preserve"> </w:t>
@@ -8179,16 +8565,16 @@
           <w:b/>
           <w:bCs/>
         </w:rPr>
-        <w:t xml:space="preserve">158</w:t>
-      </w:r>
-      <w:r>
-        <w:t xml:space="preserve">, 588–595 (2013),</w:t>
-      </w:r>
-      <w:r>
-        <w:t xml:space="preserve"> </w:t>
-      </w:r>
-      <w:r>
-        <w:t xml:space="preserve">doi:10.7326/0003-4819-158-8-201304160-00003.</w:t>
+        <w:t xml:space="preserve">9</w:t>
+      </w:r>
+      <w:r>
+        <w:t xml:space="preserve">, 493–495 (1984),</w:t>
+      </w:r>
+      <w:r>
+        <w:t xml:space="preserve"> </w:t>
+      </w:r>
+      <w:r>
+        <w:t xml:space="preserve">doi:10.1097/00007632-198407000-00014.</w:t>
       </w:r>
     </w:p>
     <w:p>
@@ -8196,19 +8582,19 @@
         <w:pStyle w:val="BodyText"/>
       </w:pPr>
       <w:r>
-        <w:t xml:space="preserve">M. G. Mody et al.,</w:t>
-      </w:r>
-      <w:r>
-        <w:t xml:space="preserve"> </w:t>
-      </w:r>
-      <w:r>
-        <w:t xml:space="preserve">The Prevalence of Wrong Level Surgery Among Spine Surgeons,</w:t>
-      </w:r>
-      <w:r>
-        <w:t xml:space="preserve"> </w:t>
-      </w:r>
-      <w:r>
-        <w:t xml:space="preserve">Spine (Phila. Pa. 1976)</w:t>
+        <w:t xml:space="preserve">R. Vialle, N. Levassor, L. Rillardon, A. Templier, W. Skalli, and P. Guigui,</w:t>
+      </w:r>
+      <w:r>
+        <w:t xml:space="preserve"> </w:t>
+      </w:r>
+      <w:r>
+        <w:t xml:space="preserve">Radiographic analysis of the sagittal alignment and balance of the spine in asymptomatic subjects,</w:t>
+      </w:r>
+      <w:r>
+        <w:t xml:space="preserve"> </w:t>
+      </w:r>
+      <w:r>
+        <w:t xml:space="preserve">J. Bone Joint Surg. Am.</w:t>
       </w:r>
       <w:r>
         <w:t xml:space="preserve"> </w:t>
@@ -8218,16 +8604,16 @@
           <w:b/>
           <w:bCs/>
         </w:rPr>
-        <w:t xml:space="preserve">33</w:t>
-      </w:r>
-      <w:r>
-        <w:t xml:space="preserve">, 194–198 (2008),</w:t>
-      </w:r>
-      <w:r>
-        <w:t xml:space="preserve"> </w:t>
-      </w:r>
-      <w:r>
-        <w:t xml:space="preserve">doi:10.1097/BRS.0b013e31816043d1.</w:t>
+        <w:t xml:space="preserve">87</w:t>
+      </w:r>
+      <w:r>
+        <w:t xml:space="preserve">, 260–267 (2005),</w:t>
+      </w:r>
+      <w:r>
+        <w:t xml:space="preserve"> </w:t>
+      </w:r>
+      <w:r>
+        <w:t xml:space="preserve">doi:10.2106/JBJS.D.02043.</w:t>
       </w:r>
     </w:p>
     <w:p>
@@ -8235,19 +8621,19 @@
         <w:pStyle w:val="BodyText"/>
       </w:pPr>
       <w:r>
-        <w:t xml:space="preserve">N. Epstein,</w:t>
-      </w:r>
-      <w:r>
-        <w:t xml:space="preserve"> </w:t>
-      </w:r>
-      <w:r>
-        <w:t xml:space="preserve">A perspective on wrong level, wrong side, and wrong site spine surgery,</w:t>
-      </w:r>
-      <w:r>
-        <w:t xml:space="preserve"> </w:t>
-      </w:r>
-      <w:r>
-        <w:t xml:space="preserve">Surg. Neurol. Int.</w:t>
+        <w:t xml:space="preserve">P. J. Pickhardt, B. D. Pooler, T. Lauder, A. M. del Rio, R. J. Bruce, and N. Binkley,</w:t>
+      </w:r>
+      <w:r>
+        <w:t xml:space="preserve"> </w:t>
+      </w:r>
+      <w:r>
+        <w:t xml:space="preserve">Opportunistic screening for osteoporosis using abdominal computed tomography scans obtained for other indications,</w:t>
+      </w:r>
+      <w:r>
+        <w:t xml:space="preserve"> </w:t>
+      </w:r>
+      <w:r>
+        <w:t xml:space="preserve">Ann. Intern. Med.</w:t>
       </w:r>
       <w:r>
         <w:t xml:space="preserve"> </w:t>
@@ -8257,6 +8643,84 @@
           <w:b/>
           <w:bCs/>
         </w:rPr>
+        <w:t xml:space="preserve">158</w:t>
+      </w:r>
+      <w:r>
+        <w:t xml:space="preserve">, 588–595 (2013),</w:t>
+      </w:r>
+      <w:r>
+        <w:t xml:space="preserve"> </w:t>
+      </w:r>
+      <w:r>
+        <w:t xml:space="preserve">doi:10.7326/0003-4819-158-8-201304160-00003.</w:t>
+      </w:r>
+    </w:p>
+    <w:p>
+      <w:pPr>
+        <w:pStyle w:val="BodyText"/>
+      </w:pPr>
+      <w:r>
+        <w:t xml:space="preserve">M. G. Mody, A. Nourbakhsh, D. L. Stahl, M. Gibbs, M. Alfawareh, and K. J. Garges,</w:t>
+      </w:r>
+      <w:r>
+        <w:t xml:space="preserve"> </w:t>
+      </w:r>
+      <w:r>
+        <w:t xml:space="preserve">The Prevalence of Wrong Level Surgery Among Spine Surgeons,</w:t>
+      </w:r>
+      <w:r>
+        <w:t xml:space="preserve"> </w:t>
+      </w:r>
+      <w:r>
+        <w:t xml:space="preserve">Spine (Phila. Pa. 1976)</w:t>
+      </w:r>
+      <w:r>
+        <w:t xml:space="preserve"> </w:t>
+      </w:r>
+      <w:r>
+        <w:rPr>
+          <w:b/>
+          <w:bCs/>
+        </w:rPr>
+        <w:t xml:space="preserve">33</w:t>
+      </w:r>
+      <w:r>
+        <w:t xml:space="preserve">, 194–198 (2008),</w:t>
+      </w:r>
+      <w:r>
+        <w:t xml:space="preserve"> </w:t>
+      </w:r>
+      <w:r>
+        <w:t xml:space="preserve">doi:10.1097/BRS.0b013e31816043d1.</w:t>
+      </w:r>
+    </w:p>
+    <w:p>
+      <w:pPr>
+        <w:pStyle w:val="BodyText"/>
+      </w:pPr>
+      <w:r>
+        <w:t xml:space="preserve">N. Epstein,</w:t>
+      </w:r>
+      <w:r>
+        <w:t xml:space="preserve"> </w:t>
+      </w:r>
+      <w:r>
+        <w:t xml:space="preserve">A perspective on wrong level, wrong side, and wrong site spine surgery,</w:t>
+      </w:r>
+      <w:r>
+        <w:t xml:space="preserve"> </w:t>
+      </w:r>
+      <w:r>
+        <w:t xml:space="preserve">Surg. Neurol. Int.</w:t>
+      </w:r>
+      <w:r>
+        <w:t xml:space="preserve"> </w:t>
+      </w:r>
+      <w:r>
+        <w:rPr>
+          <w:b/>
+          <w:bCs/>
+        </w:rPr>
         <w:t xml:space="preserve">12</w:t>
       </w:r>
       <w:r>
@@ -8274,7 +8738,25 @@
         <w:pStyle w:val="BodyText"/>
       </w:pPr>
       <w:r>
-        <w:t xml:space="preserve">G. J. Hahn, W. Q. Meeker and L. A. Escobar, Statistical Intervals, Wiley, 2017.</w:t>
+        <w:t xml:space="preserve">E. C. Benzel,</w:t>
+      </w:r>
+      <w:r>
+        <w:t xml:space="preserve"> </w:t>
+      </w:r>
+      <w:r>
+        <w:t xml:space="preserve">,</w:t>
+      </w:r>
+      <w:r>
+        <w:t xml:space="preserve"> </w:t>
+      </w:r>
+      <w:r>
+        <w:t xml:space="preserve">Thieme, New York, 3rd edition, 2015,</w:t>
+      </w:r>
+      <w:r>
+        <w:t xml:space="preserve"> </w:t>
+      </w:r>
+      <w:r>
+        <w:t xml:space="preserve">ISBN 978-1-60406-924-2.</w:t>
       </w:r>
     </w:p>
     <w:p>
@@ -8282,7 +8764,7 @@
         <w:pStyle w:val="BodyText"/>
       </w:pPr>
       <w:r>
-        <w:t xml:space="preserve">E. C. Benzel,</w:t>
+        <w:t xml:space="preserve">G. J. Hahn, W. Q. Meeker, and L. A. Escobar,</w:t>
       </w:r>
       <w:r>
         <w:t xml:space="preserve"> </w:t>
@@ -8294,7 +8776,7 @@
         <w:t xml:space="preserve"> </w:t>
       </w:r>
       <w:r>
-        <w:t xml:space="preserve">Thieme, 3rd edition, 2015.</w:t>
+        <w:t xml:space="preserve">Wiley, Hoboken, NJ, 2nd edition, 2017.</w:t>
       </w:r>
     </w:p>
     <w:p>
@@ -8393,7 +8875,16 @@
         <w:t xml:space="preserve"> </w:t>
       </w:r>
       <w:r>
-        <w:t xml:space="preserve">The two anchors, from the released labels. Red, lowest rib-bearing vertebra and its rib; blue, S1; yellow, the rib-free vertebrae between. (b) and (c) both count four. In (b) a long rib sits on L1; in (c) the twelfth ribs are stumps and the segment below the fourth lumbar body is fused to the sacrum (Castellvi IIIb) and carries the S1 identifier.</w:t>
+        <w:t xml:space="preserve">The two anchors, from the released labels, aligned on the sacrum. Red, lowest rib-bearing vertebra and its rib; blue, the sacrum; yellow, the rib-free vertebrae between. Cases 0704, 0428, 0094 and 0005, chosen by rule as the most ordinary member of each phenotype (</w:t>
+      </w:r>
+      <w:r>
+        <w:rPr>
+          <w:rStyle w:val="VerbatimChar"/>
+        </w:rPr>
+        <w:t xml:space="preserve">scripts/select_anchor_cases.py</w:t>
+      </w:r>
+      <w:r>
+        <w:t xml:space="preserve">). (b) and (c) both count four. In (b) a long rib sits on L1; in (c) the twelfth ribs are stumps and the segment below the fourth lumbar body is fused to the sacrum (Castellvi IIIb).</w:t>
       </w:r>
     </w:p>
     <w:p>
@@ -8509,24 +9000,6 @@
         <w:t xml:space="preserve"> </w:t>
       </w:r>
       <w:r>
-        <w:t xml:space="preserve">Count-free measures. (a) Vertebrae between the lowest rib and the sacrum. (b) Lowest rib length over the rib above. (c) Lowest lumbar transverse span against its gap to the ala; transitional labels marked.</w:t>
-      </w:r>
-    </w:p>
-    <w:p>
-      <w:pPr>
-        <w:pStyle w:val="BodyText"/>
-      </w:pPr>
-      <w:r>
-        <w:rPr>
-          <w:b/>
-          <w:bCs/>
-        </w:rPr>
-        <w:t xml:space="preserve">Figure 5.</w:t>
-      </w:r>
-      <w:r>
-        <w:t xml:space="preserve"> </w:t>
-      </w:r>
-      <w:r>
         <w:t xml:space="preserve">Spinopelvic measures against standing reference bands (mean</w:t>
       </w:r>
       <w:r>
@@ -8559,7 +9032,7 @@
           <w:b/>
           <w:bCs/>
         </w:rPr>
-        <w:t xml:space="preserve">Figure 6.</w:t>
+        <w:t xml:space="preserve">Figure 5.</w:t>
       </w:r>
       <w:r>
         <w:t xml:space="preserve"> </w:t>
@@ -8594,7 +9067,7 @@
           <w:b/>
           <w:bCs/>
         </w:rPr>
-        <w:t xml:space="preserve">Figure 7.</w:t>
+        <w:t xml:space="preserve">Figure 6.</w:t>
       </w:r>
       <w:r>
         <w:t xml:space="preserve"> </w:t>

--- a/paper/mpda/CTSpinoPelvic1K_single_column.docx
+++ b/paper/mpda/CTSpinoPelvic1K_single_column.docx
@@ -189,7 +189,7 @@
         <w:t xml:space="preserve"> </w:t>
       </w:r>
       <w:r>
-        <w:t xml:space="preserve">ribs, or a lumbarized S1. CTSpinoPelvic1K asks whether local morphology</w:t>
+        <w:t xml:space="preserve">ribs, or a lumbarized S1. CTSpinoPelvic1K permits asking whether local morphology</w:t>
       </w:r>
       <w:r>
         <w:t xml:space="preserve"> </w:t>
@@ -201,19 +201,13 @@
         <w:t xml:space="preserve"> </w:t>
       </w:r>
       <w:r>
-        <w:t xml:space="preserve">patients. This release joins them in one dataset with 802 CT records, per-level ribs and femora, and lumbar levels</w:t>
-      </w:r>
-      <w:r>
-        <w:t xml:space="preserve"> </w:t>
-      </w:r>
-      <w:r>
-        <w:t xml:space="preserve">anchored on the lowest rib-bearing vertebra and the sacrum. It also introduces classes for L6, T13</w:t>
-      </w:r>
-      <w:r>
-        <w:t xml:space="preserve"> </w:t>
-      </w:r>
-      <w:r>
-        <w:t xml:space="preserve">and lumbar ribs, so anomalies are accurately recorded and not forced into whichever normal count they happen to resemble.</w:t>
+        <w:t xml:space="preserve">patients. This release joins them in one dataset of 802 CT records and adds ribs, femora and surgical hardware. It also introduces classes for L6, T13</w:t>
+      </w:r>
+      <w:r>
+        <w:t xml:space="preserve"> </w:t>
+      </w:r>
+      <w:r>
+        <w:t xml:space="preserve">and lumbar ribs, a class vocabulary that describes more of the anomalies at this junction than any existing public CT collection.</w:t>
       </w:r>
     </w:p>
     <w:p>
@@ -231,7 +225,7 @@
         <w:t xml:space="preserve"> </w:t>
       </w:r>
       <w:r>
-        <w:t xml:space="preserve">Records pair CTSpine1K and CTPelvic1K labels on each patient’s bone-richest acquisition under a VerSe-native scheme. Validation covered geometric invariants (802/802 pass), rib–vertebra incidence across 5</w:t>
+        <w:t xml:space="preserve">Records pair CTSpine1K and CTPelvic1K masks on each patient’s bone-richest TCIA acquisition, and the release carries the series keys that map every mask to its volume. Validation covered geometric invariants (802/802 pass), rib–vertebra incidence across 5</w:t>
       </w:r>
       <w:r>
         <w:t xml:space="preserve">,</w:t>
@@ -285,7 +279,7 @@
         <w:t xml:space="preserve"> </w:t>
       </w:r>
       <w:r>
-        <w:t xml:space="preserve">spinopelvic assessment; opportunistic screening; and, absent a public preoperative lumbar cohort, surgical planning research (377 records prone).</w:t>
+        <w:t xml:space="preserve">spinopelvic assessment; opportunistic screening; imaging-based prevalence of anatomical variants in an asymptomatic cohort; and spinopelvic biomechanical modelling from patient-matched prone and supine acquisitions.</w:t>
       </w:r>
       <w:r>
         <w:t xml:space="preserve"> </w:t>
@@ -307,7 +301,7 @@
         <w:t xml:space="preserve"> </w:t>
       </w:r>
       <w:r>
-        <w:t xml:space="preserve">angles are supine; no held-out test set; ribs are triaged-review pseudolabels;</w:t>
+        <w:t xml:space="preserve">angles are non-standing; no held-out test set; ribs are triaged-review pseudolabels;</w:t>
       </w:r>
       <w:r>
         <w:t xml:space="preserve"> </w:t>
@@ -420,7 +414,7 @@
         <w:t xml:space="preserve"> </w:t>
       </w:r>
       <w:r>
-        <w:t xml:space="preserve">change how many vertebrae each region holds: eleven or thirteen thoracic and four or six lumbar.</w:t>
+        <w:t xml:space="preserve">change how many vertebrae each region holds: eleven or thirteen rib-bearing thoracic and four or six rib-free lumbar vertebrae.</w:t>
       </w:r>
     </w:p>
     <w:p>
@@ -428,7 +422,13 @@
         <w:pStyle w:val="BodyText"/>
       </w:pPr>
       <w:r>
-        <w:t xml:space="preserve">Together, these transitional variants make it difficult to classify the vertebra at these borders definitively. Each of those readings yields the same count (Fig. </w:t>
+        <w:t xml:space="preserve">Together, these transitional variants leave the vertebra at each border without a definitive name. The one formal nomenclature at the lumbosacral junction, Castellvi’s, grades the morphology of the transverse process and says nothing about whether the segment is L5 or S1 </w:t>
+      </w:r>
+      <w:r>
+        <w:t xml:space="preserve">; every imaging landmark proposed for numbering has proved unreliable in transitional cases </w:t>
+      </w:r>
+      <w:r>
+        <w:t xml:space="preserve">; and even a count from C2 yields a position, which a convention then converts to a name. Each of the readings above yields the same count (Fig. </w:t>
       </w:r>
       <w:hyperlink w:anchor="fig:anchors">
         <w:r>
@@ -2704,13 +2704,13 @@
         <w:pStyle w:val="ImageCaption"/>
       </w:pPr>
       <w:r>
-        <w:t xml:space="preserve">The two anchors, from the released labels, aligned on the sacrum. Red, lowest rib-bearing vertebra and</w:t>
-      </w:r>
-      <w:r>
-        <w:t xml:space="preserve"> </w:t>
-      </w:r>
-      <w:r>
-        <w:t xml:space="preserve">its rib; blue, the sacrum; yellow, the rib-free vertebrae between. Cases 0704, 0428, 0094 and 0005, chosen by rule as the most ordinary member of each phenotype (</w:t>
+        <w:t xml:space="preserve">The two anchors, aligned on the sacrum. Red, lowest rib-bearing vertebra and its rib; blue, sacrum;</w:t>
+      </w:r>
+      <w:r>
+        <w:t xml:space="preserve"> </w:t>
+      </w:r>
+      <w:r>
+        <w:t xml:space="preserve">yellow, rib-free vertebrae between. Cases 0704, 0428, 0094 and 0005, the most ordinary member of each phenotype by rule (</w:t>
       </w:r>
       <w:r>
         <w:rPr>
@@ -2719,7 +2719,7 @@
         <w:t xml:space="preserve">scripts/select_anchor_cases.py</w:t>
       </w:r>
       <w:r>
-        <w:t xml:space="preserve">). (b) and (c) both count four. In (b) a long rib sits on L1; in (c) the twelfth ribs are stumps and the segment below the fourth lumbar body is fused to the sacrum (Castellvi IIIb).</w:t>
+        <w:t xml:space="preserve">). (b) and (c) share one upper border, a short rib pair under a full pair; they differ only at the junction, open in (b), fused in (c).</w:t>
       </w:r>
     </w:p>
     <w:bookmarkEnd w:id="19"/>
@@ -2742,24 +2742,7 @@
         <w:t xml:space="preserve"> </w:t>
       </w:r>
       <w:r>
-        <w:t xml:space="preserve">shows why the interval is the primitive and the label is derived.</w:t>
-      </w:r>
-      <w:r>
-        <w:t xml:space="preserve"> </w:t>
-      </w:r>
-      <w:r>
-        <w:t xml:space="preserve">Among the records with four rib-free vertebrae, some reach that count from above, through a rib on L1, and some from below, through a lumbosacral segment fused to the sacrum, in Fig. </w:t>
-      </w:r>
-      <w:hyperlink w:anchor="fig:anchors">
-        <w:r>
-          <w:rPr>
-            <w:rStyle w:val="Hyperlink"/>
-          </w:rPr>
-          <w:t xml:space="preserve">2</w:t>
-        </w:r>
-      </w:hyperlink>
-      <w:r>
-        <w:t xml:space="preserve">(c) together with stump twelfth ribs; the count alone cannot tell them apart, and the release can because ribs, rib lengths and the lumbosacral junction are all labeled.</w:t>
+        <w:t xml:space="preserve">shows why the interval is the primitive and the label is derived. Panels (b) and (c) present the same upper border, a rib pair of about 40 mm beneath a full pair, above four rib-free vertebrae; the source readers named it a lumbar rib on L1 in (b) and stump twelfth ribs on T12 in (c). Nothing in the rib decided that. Across the release the sixteen ribs labeled lumbar are a median 45 mm and 0.32 of the rib above them, and the 98 labeled stump twelfth ribs 38 mm and 0.28. What decided it was the lower border, open in (b) and fused to the sacrum in (c) (Castellvi IIIb), together with the convention of five lumbar vertebrae, which leaves one place for the anomaly in each. The count cannot separate the two; the rib length and the lumbosacral junction, both labeled here, can.</w:t>
       </w:r>
     </w:p>
     <w:p>
@@ -6721,6 +6704,189 @@
         <w:pStyle w:val="BodyText"/>
       </w:pPr>
       <w:r>
+        <w:t xml:space="preserve">A. E. Castellvi, L. A. Goldstein, and D. P. Chan,</w:t>
+      </w:r>
+      <w:r>
+        <w:t xml:space="preserve"> </w:t>
+      </w:r>
+      <w:r>
+        <w:t xml:space="preserve">Lumbosacral transitional vertebrae and their relationship with lumbar extradural defects,</w:t>
+      </w:r>
+      <w:r>
+        <w:t xml:space="preserve"> </w:t>
+      </w:r>
+      <w:r>
+        <w:t xml:space="preserve">Spine (Phila. Pa. 1976)</w:t>
+      </w:r>
+      <w:r>
+        <w:t xml:space="preserve"> </w:t>
+      </w:r>
+      <w:r>
+        <w:rPr>
+          <w:b/>
+          <w:bCs/>
+        </w:rPr>
+        <w:t xml:space="preserve">9</w:t>
+      </w:r>
+      <w:r>
+        <w:t xml:space="preserve">, 493–495 (1984),</w:t>
+      </w:r>
+      <w:r>
+        <w:t xml:space="preserve"> </w:t>
+      </w:r>
+      <w:r>
+        <w:t xml:space="preserve">doi:10.1097/00007632-198407000-00014.</w:t>
+      </w:r>
+    </w:p>
+    <w:p>
+      <w:pPr>
+        <w:pStyle w:val="BodyText"/>
+      </w:pPr>
+      <w:r>
+        <w:t xml:space="preserve">J. A. Carrino, P. D. Campbell, D. C. Lin, W. B. Morrison, M. E. Schweitzer, A. E. Flanders, J. Eng, and A. R. Vaccaro,</w:t>
+      </w:r>
+      <w:r>
+        <w:t xml:space="preserve"> </w:t>
+      </w:r>
+      <w:r>
+        <w:t xml:space="preserve">Effect of spinal segment variants on numbering vertebral levels at lumbar</w:t>
+      </w:r>
+      <w:r>
+        <w:t xml:space="preserve"> </w:t>
+      </w:r>
+      <w:r>
+        <w:t xml:space="preserve">MR</w:t>
+      </w:r>
+      <w:r>
+        <w:t xml:space="preserve"> </w:t>
+      </w:r>
+      <w:r>
+        <w:t xml:space="preserve">imaging,</w:t>
+      </w:r>
+      <w:r>
+        <w:t xml:space="preserve"> </w:t>
+      </w:r>
+      <w:r>
+        <w:t xml:space="preserve">Radiology</w:t>
+      </w:r>
+      <w:r>
+        <w:t xml:space="preserve"> </w:t>
+      </w:r>
+      <w:r>
+        <w:rPr>
+          <w:b/>
+          <w:bCs/>
+        </w:rPr>
+        <w:t xml:space="preserve">259</w:t>
+      </w:r>
+      <w:r>
+        <w:t xml:space="preserve">, 196–202 (2011).</w:t>
+      </w:r>
+    </w:p>
+    <w:p>
+      <w:pPr>
+        <w:pStyle w:val="BodyText"/>
+      </w:pPr>
+      <w:r>
+        <w:t xml:space="preserve">N. A. Farshad-Amacker, B. Lurie, R. J. Herzog, and M. Farshad,</w:t>
+      </w:r>
+      <w:r>
+        <w:t xml:space="preserve"> </w:t>
+      </w:r>
+      <w:r>
+        <w:t xml:space="preserve">Merits of different anatomical landmarks for correct numbering of the lumbar vertebrae in lumbosacral transitional anomalies,</w:t>
+      </w:r>
+      <w:r>
+        <w:t xml:space="preserve"> </w:t>
+      </w:r>
+      <w:r>
+        <w:t xml:space="preserve">Eur. Spine J.</w:t>
+      </w:r>
+      <w:r>
+        <w:t xml:space="preserve"> </w:t>
+      </w:r>
+      <w:r>
+        <w:rPr>
+          <w:b/>
+          <w:bCs/>
+        </w:rPr>
+        <w:t xml:space="preserve">24</w:t>
+      </w:r>
+      <w:r>
+        <w:t xml:space="preserve">, 600–608 (2015).</w:t>
+      </w:r>
+    </w:p>
+    <w:p>
+      <w:pPr>
+        <w:pStyle w:val="BodyText"/>
+      </w:pPr>
+      <w:r>
+        <w:t xml:space="preserve">D. Tureli, G. Ekinci, and F. Baltacioglu,</w:t>
+      </w:r>
+      <w:r>
+        <w:t xml:space="preserve"> </w:t>
+      </w:r>
+      <w:r>
+        <w:t xml:space="preserve">Is any landmark reliable in vertebral enumeration?</w:t>
+      </w:r>
+      <w:r>
+        <w:t xml:space="preserve"> </w:t>
+      </w:r>
+      <w:r>
+        <w:t xml:space="preserve">A</w:t>
+      </w:r>
+      <w:r>
+        <w:t xml:space="preserve"> </w:t>
+      </w:r>
+      <w:r>
+        <w:t xml:space="preserve">study of 3.0-</w:t>
+      </w:r>
+      <w:r>
+        <w:t xml:space="preserve">Tesla</w:t>
+      </w:r>
+      <w:r>
+        <w:t xml:space="preserve"> </w:t>
+      </w:r>
+      <w:r>
+        <w:t xml:space="preserve">lumbar</w:t>
+      </w:r>
+      <w:r>
+        <w:t xml:space="preserve"> </w:t>
+      </w:r>
+      <w:r>
+        <w:t xml:space="preserve">MRI</w:t>
+      </w:r>
+      <w:r>
+        <w:t xml:space="preserve"> </w:t>
+      </w:r>
+      <w:r>
+        <w:t xml:space="preserve">comparing skeletal, neural, and vascular markers,</w:t>
+      </w:r>
+      <w:r>
+        <w:t xml:space="preserve"> </w:t>
+      </w:r>
+      <w:r>
+        <w:t xml:space="preserve">Clin. Imaging</w:t>
+      </w:r>
+      <w:r>
+        <w:t xml:space="preserve"> </w:t>
+      </w:r>
+      <w:r>
+        <w:rPr>
+          <w:b/>
+          <w:bCs/>
+        </w:rPr>
+        <w:t xml:space="preserve">38</w:t>
+      </w:r>
+      <w:r>
+        <w:t xml:space="preserve">, 792–796 (2014).</w:t>
+      </w:r>
+    </w:p>
+    <w:p>
+      <w:pPr>
+        <w:pStyle w:val="BodyText"/>
+      </w:pPr>
+      <w:r>
         <w:t xml:space="preserve">J. Lian, N. Levine, and W. Cho,</w:t>
       </w:r>
       <w:r>
@@ -8543,45 +8709,6 @@
         <w:pStyle w:val="BodyText"/>
       </w:pPr>
       <w:r>
-        <w:t xml:space="preserve">A. E. Castellvi, L. A. Goldstein, and D. P. Chan,</w:t>
-      </w:r>
-      <w:r>
-        <w:t xml:space="preserve"> </w:t>
-      </w:r>
-      <w:r>
-        <w:t xml:space="preserve">Lumbosacral transitional vertebrae and their relationship with lumbar extradural defects,</w:t>
-      </w:r>
-      <w:r>
-        <w:t xml:space="preserve"> </w:t>
-      </w:r>
-      <w:r>
-        <w:t xml:space="preserve">Spine (Phila. Pa. 1976)</w:t>
-      </w:r>
-      <w:r>
-        <w:t xml:space="preserve"> </w:t>
-      </w:r>
-      <w:r>
-        <w:rPr>
-          <w:b/>
-          <w:bCs/>
-        </w:rPr>
-        <w:t xml:space="preserve">9</w:t>
-      </w:r>
-      <w:r>
-        <w:t xml:space="preserve">, 493–495 (1984),</w:t>
-      </w:r>
-      <w:r>
-        <w:t xml:space="preserve"> </w:t>
-      </w:r>
-      <w:r>
-        <w:t xml:space="preserve">doi:10.1097/00007632-198407000-00014.</w:t>
-      </w:r>
-    </w:p>
-    <w:p>
-      <w:pPr>
-        <w:pStyle w:val="BodyText"/>
-      </w:pPr>
-      <w:r>
         <w:t xml:space="preserve">R. Vialle, N. Levassor, L. Rillardon, A. Templier, W. Skalli, and P. Guigui,</w:t>
       </w:r>
       <w:r>
@@ -8875,7 +9002,7 @@
         <w:t xml:space="preserve"> </w:t>
       </w:r>
       <w:r>
-        <w:t xml:space="preserve">The two anchors, from the released labels, aligned on the sacrum. Red, lowest rib-bearing vertebra and its rib; blue, the sacrum; yellow, the rib-free vertebrae between. Cases 0704, 0428, 0094 and 0005, chosen by rule as the most ordinary member of each phenotype (</w:t>
+        <w:t xml:space="preserve">The two anchors, aligned on the sacrum. Red, lowest rib-bearing vertebra and its rib; blue, sacrum; yellow, rib-free vertebrae between. Cases 0704, 0428, 0094 and 0005, the most ordinary member of each phenotype by rule (</w:t>
       </w:r>
       <w:r>
         <w:rPr>
@@ -8884,7 +9011,7 @@
         <w:t xml:space="preserve">scripts/select_anchor_cases.py</w:t>
       </w:r>
       <w:r>
-        <w:t xml:space="preserve">). (b) and (c) both count four. In (b) a long rib sits on L1; in (c) the twelfth ribs are stumps and the segment below the fourth lumbar body is fused to the sacrum (Castellvi IIIb).</w:t>
+        <w:t xml:space="preserve">). (b) and (c) share one upper border, a short rib pair under a full pair; they differ only at the junction, open in (b), fused in (c).</w:t>
       </w:r>
     </w:p>
     <w:p>

--- a/paper/mpda/CTSpinoPelvic1K_single_column.docx
+++ b/paper/mpda/CTSpinoPelvic1K_single_column.docx
@@ -2710,16 +2710,7 @@
         <w:t xml:space="preserve"> </w:t>
       </w:r>
       <w:r>
-        <w:t xml:space="preserve">yellow, rib-free vertebrae between. Cases 0704, 0428, 0094 and 0005, the most ordinary member of each phenotype by rule (</w:t>
-      </w:r>
-      <w:r>
-        <w:rPr>
-          <w:rStyle w:val="VerbatimChar"/>
-        </w:rPr>
-        <w:t xml:space="preserve">scripts/select_anchor_cases.py</w:t>
-      </w:r>
-      <w:r>
-        <w:t xml:space="preserve">). (b) and (c) share one upper border, a short rib pair under a full pair; they differ only at the junction, open in (b), fused in (c).</w:t>
+        <w:t xml:space="preserve">yellow, rib-free vertebrae between. Cases 0704, 0428, 0094, 0005, chosen by rule. (b) and (c) share one upper border, a short rib pair under a full pair; (b) has no LSTV; (c) is Castellvi IIIb, its fifth lumbar segment fused to the sacrum.</w:t>
       </w:r>
     </w:p>
     <w:bookmarkEnd w:id="19"/>
@@ -2742,7 +2733,7 @@
         <w:t xml:space="preserve"> </w:t>
       </w:r>
       <w:r>
-        <w:t xml:space="preserve">shows why the interval is the primitive and the label is derived. Panels (b) and (c) present the same upper border, a rib pair of about 40 mm beneath a full pair, above four rib-free vertebrae; the source readers named it a lumbar rib on L1 in (b) and stump twelfth ribs on T12 in (c). Nothing in the rib decided that. Across the release the sixteen ribs labeled lumbar are a median 45 mm and 0.32 of the rib above them, and the 98 labeled stump twelfth ribs 38 mm and 0.28. What decided it was the lower border, open in (b) and fused to the sacrum in (c) (Castellvi IIIb), together with the convention of five lumbar vertebrae, which leaves one place for the anomaly in each. The count cannot separate the two; the rib length and the lumbosacral junction, both labeled here, can.</w:t>
+        <w:t xml:space="preserve">shows why the interval is the primitive and the label is derived. Panels (b) and (c) present the same upper border, a rib pair of about 40 mm beneath a full pair, above four rib-free vertebrae; the source readers named it a lumbar rib on L1 in (b) and stump twelfth ribs on T12 in (c). Nothing in the rib decided that. Across the release the sixteen ribs labeled lumbar are a median 45 mm and 0.32 of the rib above them, and the 98 labeled stump twelfth ribs 38 mm and 0.28. What decided it was the lower border, no transitional vertebra in (b) and a fifth lumbar segment fused to the sacrum in (c) (Castellvi IIIb), together with the convention of five lumbar vertebrae, which leaves one place for the anomaly in each. The count cannot separate the two; the rib length and the lumbosacral junction, both labeled here, can.</w:t>
       </w:r>
     </w:p>
     <w:p>
@@ -9002,16 +8993,7 @@
         <w:t xml:space="preserve"> </w:t>
       </w:r>
       <w:r>
-        <w:t xml:space="preserve">The two anchors, aligned on the sacrum. Red, lowest rib-bearing vertebra and its rib; blue, sacrum; yellow, rib-free vertebrae between. Cases 0704, 0428, 0094 and 0005, the most ordinary member of each phenotype by rule (</w:t>
-      </w:r>
-      <w:r>
-        <w:rPr>
-          <w:rStyle w:val="VerbatimChar"/>
-        </w:rPr>
-        <w:t xml:space="preserve">scripts/select_anchor_cases.py</w:t>
-      </w:r>
-      <w:r>
-        <w:t xml:space="preserve">). (b) and (c) share one upper border, a short rib pair under a full pair; they differ only at the junction, open in (b), fused in (c).</w:t>
+        <w:t xml:space="preserve">The two anchors, aligned on the sacrum. Red, lowest rib-bearing vertebra and its rib; blue, sacrum; yellow, rib-free vertebrae between. Cases 0704, 0428, 0094, 0005, chosen by rule. (b) and (c) share one upper border, a short rib pair under a full pair; (b) has no LSTV; (c) is Castellvi IIIb, its fifth lumbar segment fused to the sacrum.</w:t>
       </w:r>
     </w:p>
     <w:p>

--- a/paper/mpda/CTSpinoPelvic1K_single_column.docx
+++ b/paper/mpda/CTSpinoPelvic1K_single_column.docx
@@ -1408,7 +1408,7 @@
     <w:bookmarkEnd w:id="9"/>
     <w:bookmarkEnd w:id="10"/>
     <w:bookmarkEnd w:id="11"/>
-    <w:bookmarkStart w:id="36" w:name="acquisition-and-validation-methods"/>
+    <w:bookmarkStart w:id="37" w:name="acquisition-and-validation-methods"/>
     <w:p>
       <w:pPr>
         <w:pStyle w:val="Heading1"/>
@@ -1947,7 +1947,7 @@
       </w:r>
     </w:p>
     <w:bookmarkEnd w:id="13"/>
-    <w:bookmarkStart w:id="14" w:name="densification-and-why-it-is-asymmetric"/>
+    <w:bookmarkStart w:id="15" w:name="densification-and-why-it-is-asymmetric"/>
     <w:p>
       <w:pPr>
         <w:pStyle w:val="Heading2"/>
@@ -1961,49 +1961,70 @@
         <w:pStyle w:val="FirstParagraph"/>
       </w:pPr>
       <w:r>
-        <w:t xml:space="preserve">A rigid carry-over of each separate patient’s own pelvic annotation onto the spine’s series is</w:t>
-      </w:r>
-      <w:r>
-        <w:t xml:space="preserve"> </w:t>
-      </w:r>
-      <w:r>
-        <w:t xml:space="preserve">implemented in the released code but was not adopted. Instead, the missing region of every</w:t>
-      </w:r>
-      <w:r>
-        <w:t xml:space="preserve"> </w:t>
-      </w:r>
-      <w:r>
-        <w:t xml:space="preserve">partially annotated record was pseudolabeled by a segmentation model </w:t>
-      </w:r>
-      <w:r>
-        <w:t xml:space="preserve"> </w:t>
-      </w:r>
-      <w:r>
-        <w:t xml:space="preserve">trained on</w:t>
-      </w:r>
-      <w:r>
-        <w:t xml:space="preserve"> </w:t>
-      </w:r>
-      <w:r>
-        <w:t xml:space="preserve">those records themselves, the unannotated region marked by nnU-Net’s ignore label so that it</w:t>
-      </w:r>
-      <w:r>
-        <w:t xml:space="preserve"> </w:t>
-      </w:r>
-      <w:r>
-        <w:t xml:space="preserve">contributes nothing to the loss, and predicted out of fold, so no record was completed by a</w:t>
-      </w:r>
-      <w:r>
-        <w:t xml:space="preserve"> </w:t>
-      </w:r>
-      <w:r>
-        <w:t xml:space="preserve">model that had trained on it. The pelvis is thus radiologist-derived on the 362 fused and</w:t>
-      </w:r>
-      <w:r>
-        <w:t xml:space="preserve"> </w:t>
-      </w:r>
-      <w:r>
-        <w:t xml:space="preserve">pelvis-only records and pseudolabeled on the other 440 (Fig. </w:t>
+        <w:t xml:space="preserve">A rigid cross-registration of each pelvic mask onto the patient’s other acquisition was</w:t>
+      </w:r>
+      <w:r>
+        <w:t xml:space="preserve"> </w:t>
+      </w:r>
+      <w:r>
+        <w:t xml:space="preserve">attempted, and is released in the code base, but was found wanting. The current</w:t>
+      </w:r>
+      <w:r>
+        <w:t xml:space="preserve"> </w:t>
+      </w:r>
+      <w:r>
+        <w:t xml:space="preserve">nnU-Net </w:t>
+      </w:r>
+      <w:r>
+        <w:t xml:space="preserve"> </w:t>
+      </w:r>
+      <w:r>
+        <w:t xml:space="preserve">framework has an</w:t>
+      </w:r>
+      <w:r>
+        <w:t xml:space="preserve"> </w:t>
+      </w:r>
+      <w:r>
+        <w:rPr>
+          <w:rStyle w:val="VerbatimChar"/>
+        </w:rPr>
+        <w:t xml:space="preserve">ignore</w:t>
+      </w:r>
+      <w:r>
+        <w:t xml:space="preserve"> </w:t>
+      </w:r>
+      <w:r>
+        <w:t xml:space="preserve">label that permitted training on</w:t>
+      </w:r>
+      <w:r>
+        <w:t xml:space="preserve"> </w:t>
+      </w:r>
+      <w:r>
+        <w:t xml:space="preserve">pelvis-only, spine-only and fused masks together. A preliminary network was trained in five</w:t>
+      </w:r>
+      <w:r>
+        <w:t xml:space="preserve"> </w:t>
+      </w:r>
+      <w:r>
+        <w:t xml:space="preserve">folds to pseudolabel the missing pelvis of every record whose spine and pelvic masks did not</w:t>
+      </w:r>
+      <w:r>
+        <w:t xml:space="preserve"> </w:t>
+      </w:r>
+      <w:r>
+        <w:t xml:space="preserve">share a series, using out-of-fold inference so that no record was completed by a model that</w:t>
+      </w:r>
+      <w:r>
+        <w:t xml:space="preserve"> </w:t>
+      </w:r>
+      <w:r>
+        <w:t xml:space="preserve">had trained on it. The pelvis is thus radiologist-derived on the 362 fused and pelvis-only</w:t>
+      </w:r>
+      <w:r>
+        <w:t xml:space="preserve"> </w:t>
+      </w:r>
+      <w:r>
+        <w:t xml:space="preserve">records and pseudolabeled on the other 440 (Fig. </w:t>
       </w:r>
       <w:hyperlink w:anchor="fig:pipeline">
         <w:r>
@@ -2014,31 +2035,48 @@
         </w:r>
       </w:hyperlink>
       <w:r>
-        <w:t xml:space="preserve">). The</w:t>
-      </w:r>
-      <w:r>
-        <w:t xml:space="preserve"> </w:t>
-      </w:r>
-      <w:r>
-        <w:t xml:space="preserve">direction is asymmetric because a pelvis carries no enumeration to get wrong, whereas a</w:t>
-      </w:r>
-      <w:r>
-        <w:t xml:space="preserve"> </w:t>
-      </w:r>
-      <w:r>
-        <w:t xml:space="preserve">pseudolabeled spine must commit to a count and, on a transitional vertebra, commits to the</w:t>
-      </w:r>
-      <w:r>
-        <w:t xml:space="preserve"> </w:t>
-      </w:r>
-      <w:r>
-        <w:t xml:space="preserve">commoner reading; the 20 pelvis-only spines were corrected by hand. The pelvic pseudolabels</w:t>
-      </w:r>
-      <w:r>
-        <w:t xml:space="preserve"> </w:t>
-      </w:r>
-      <w:r>
-        <w:t xml:space="preserve">were not scored against withheld ground truth; they pass the release gates every structure</w:t>
+        <w:t xml:space="preserve">). The direction is</w:t>
+      </w:r>
+      <w:r>
+        <w:t xml:space="preserve"> </w:t>
+      </w:r>
+      <w:r>
+        <w:t xml:space="preserve">asymmetric because a pelvis carries no enumeration to get wrong, whereas a pseudolabeled</w:t>
+      </w:r>
+      <w:r>
+        <w:t xml:space="preserve"> </w:t>
+      </w:r>
+      <w:r>
+        <w:t xml:space="preserve">spine must commit to a count and, on a transitional vertebra, commits to the commoner reading;</w:t>
+      </w:r>
+      <w:r>
+        <w:t xml:space="preserve"> </w:t>
+      </w:r>
+      <w:r>
+        <w:t xml:space="preserve">the 20 pelvis-only spines were corrected by hand. On the manual pelvic labels of each held-out</w:t>
+      </w:r>
+      <w:r>
+        <w:t xml:space="preserve"> </w:t>
+      </w:r>
+      <w:r>
+        <w:t xml:space="preserve">fold the model reaches a Dice of 0.980 for the sacrum and 0.97 for each hip</w:t>
+      </w:r>
+      <w:r>
+        <w:t xml:space="preserve"> </w:t>
+      </w:r>
+      <w:r>
+        <w:t xml:space="preserve">(Table </w:t>
+      </w:r>
+      <w:hyperlink w:anchor="tab:pseudodice">
+        <w:r>
+          <w:rPr>
+            <w:rStyle w:val="Hyperlink"/>
+          </w:rPr>
+          <w:t xml:space="preserve">2</w:t>
+        </w:r>
+      </w:hyperlink>
+      <w:r>
+        <w:t xml:space="preserve">); the pseudolabels also pass the release gates every structure</w:t>
       </w:r>
       <w:r>
         <w:t xml:space="preserve"> </w:t>
@@ -2055,17 +2093,447 @@
         </w:r>
       </w:hyperlink>
       <w:r>
-        <w:t xml:space="preserve">), and the spinopelvic measures that depend on them agree with</w:t>
-      </w:r>
-      <w:r>
-        <w:t xml:space="preserve"> </w:t>
-      </w:r>
-      <w:r>
-        <w:t xml:space="preserve">published supine values.</w:t>
-      </w:r>
-    </w:p>
+        <w:t xml:space="preserve">), and the spinopelvic measures that depend on them agree</w:t>
+      </w:r>
+      <w:r>
+        <w:t xml:space="preserve"> </w:t>
+      </w:r>
+      <w:r>
+        <w:t xml:space="preserve">with published supine values.</w:t>
+      </w:r>
+    </w:p>
+    <w:bookmarkStart w:id="14" w:name="tab:pseudodice"/>
+    <w:p>
+      <w:pPr>
+        <w:pStyle w:val="TableCaption"/>
+      </w:pPr>
+      <w:r>
+        <w:t xml:space="preserve">Held-out fold Dice of the pelvic pseudolabeller, mean</w:t>
+      </w:r>
+      <w:r>
+        <w:t xml:space="preserve"> </w:t>
+      </w:r>
+      <m:oMath>
+        <m:r>
+          <m:rPr>
+            <m:sty m:val="p"/>
+          </m:rPr>
+          <m:t>±</m:t>
+        </m:r>
+      </m:oMath>
+      <w:r>
+        <w:t xml:space="preserve"> </w:t>
+      </w:r>
+      <w:r>
+        <w:t xml:space="preserve">SD over the five folds at</w:t>
+      </w:r>
+      <w:r>
+        <w:t xml:space="preserve"> </w:t>
+      </w:r>
+      <w:r>
+        <w:t xml:space="preserve">each fold’s selected checkpoint: nnU-Net’s validation Dice against the fold’s manual labels,</w:t>
+      </w:r>
+      <w:r>
+        <w:t xml:space="preserve"> </w:t>
+      </w:r>
+      <w:r>
+        <w:t xml:space="preserve">ignore regions excluded. The model merges L5 and L6; the released spine is manual, so the</w:t>
+      </w:r>
+      <w:r>
+        <w:t xml:space="preserve"> </w:t>
+      </w:r>
+      <w:r>
+        <w:t xml:space="preserve">lumbar rows describe the model, not the release.</w:t>
+      </w:r>
+    </w:p>
+    <w:tbl>
+      <w:tblPr>
+        <w:tblStyle w:val="Table"/>
+        <w:tblW w:type="auto" w:w="0"/>
+        <w:tblLook w:firstRow="1" w:lastRow="0" w:firstColumn="0" w:lastColumn="0" w:noHBand="0" w:noVBand="0" w:val="0020"/>
+        <w:tblCaption w:val="Held-out fold Dice of the pelvic pseudolabeller, mean \pm SD over the five folds at each fold’s selected checkpoint: nnU-Net’s validation Dice against the fold’s manual labels, ignore regions excluded. The model merges L5 and L6; the released spine is manual, so the lumbar rows describe the model, not the release."/>
+      </w:tblPr>
+      <w:tblGrid>
+        <w:gridCol w:w="3960"/>
+        <w:gridCol w:w="3960"/>
+      </w:tblGrid>
+      <w:tr>
+        <w:trPr>
+          <w:tblHeader w:val="on"/>
+        </w:trPr>
+        <w:tc>
+          <w:tcPr/>
+          <w:p>
+            <w:pPr>
+              <w:pStyle w:val="Compact"/>
+              <w:jc w:val="left"/>
+            </w:pPr>
+            <w:r>
+              <w:t xml:space="preserve">Structure</w:t>
+            </w:r>
+          </w:p>
+        </w:tc>
+        <w:tc>
+          <w:tcPr/>
+          <w:p>
+            <w:pPr>
+              <w:pStyle w:val="Compact"/>
+              <w:jc w:val="center"/>
+            </w:pPr>
+            <w:r>
+              <w:t xml:space="preserve">Dice</w:t>
+            </w:r>
+          </w:p>
+        </w:tc>
+      </w:tr>
+      <w:tr>
+        <w:tc>
+          <w:tcPr/>
+          <w:p>
+            <w:pPr>
+              <w:pStyle w:val="Compact"/>
+              <w:jc w:val="left"/>
+            </w:pPr>
+            <w:r>
+              <w:t xml:space="preserve">L1</w:t>
+            </w:r>
+          </w:p>
+        </w:tc>
+        <w:tc>
+          <w:tcPr/>
+          <w:p>
+            <w:pPr>
+              <w:pStyle w:val="Compact"/>
+              <w:jc w:val="center"/>
+            </w:pPr>
+            <w:r>
+              <w:t xml:space="preserve">0.965</w:t>
+            </w:r>
+            <w:r>
+              <w:t xml:space="preserve"> </w:t>
+            </w:r>
+            <m:oMath>
+              <m:r>
+                <m:rPr>
+                  <m:sty m:val="p"/>
+                </m:rPr>
+                <m:t>±</m:t>
+              </m:r>
+            </m:oMath>
+            <w:r>
+              <w:t xml:space="preserve"> </w:t>
+            </w:r>
+            <w:r>
+              <w:t xml:space="preserve">0.017</w:t>
+            </w:r>
+          </w:p>
+        </w:tc>
+      </w:tr>
+      <w:tr>
+        <w:tc>
+          <w:tcPr/>
+          <w:p>
+            <w:pPr>
+              <w:pStyle w:val="Compact"/>
+              <w:jc w:val="left"/>
+            </w:pPr>
+            <w:r>
+              <w:t xml:space="preserve">L2</w:t>
+            </w:r>
+          </w:p>
+        </w:tc>
+        <w:tc>
+          <w:tcPr/>
+          <w:p>
+            <w:pPr>
+              <w:pStyle w:val="Compact"/>
+              <w:jc w:val="center"/>
+            </w:pPr>
+            <w:r>
+              <w:t xml:space="preserve">0.959</w:t>
+            </w:r>
+            <w:r>
+              <w:t xml:space="preserve"> </w:t>
+            </w:r>
+            <m:oMath>
+              <m:r>
+                <m:rPr>
+                  <m:sty m:val="p"/>
+                </m:rPr>
+                <m:t>±</m:t>
+              </m:r>
+            </m:oMath>
+            <w:r>
+              <w:t xml:space="preserve"> </w:t>
+            </w:r>
+            <w:r>
+              <w:t xml:space="preserve">0.022</w:t>
+            </w:r>
+          </w:p>
+        </w:tc>
+      </w:tr>
+      <w:tr>
+        <w:tc>
+          <w:tcPr/>
+          <w:p>
+            <w:pPr>
+              <w:pStyle w:val="Compact"/>
+              <w:jc w:val="left"/>
+            </w:pPr>
+            <w:r>
+              <w:t xml:space="preserve">L3</w:t>
+            </w:r>
+          </w:p>
+        </w:tc>
+        <w:tc>
+          <w:tcPr/>
+          <w:p>
+            <w:pPr>
+              <w:pStyle w:val="Compact"/>
+              <w:jc w:val="center"/>
+            </w:pPr>
+            <w:r>
+              <w:t xml:space="preserve">0.958</w:t>
+            </w:r>
+            <w:r>
+              <w:t xml:space="preserve"> </w:t>
+            </w:r>
+            <m:oMath>
+              <m:r>
+                <m:rPr>
+                  <m:sty m:val="p"/>
+                </m:rPr>
+                <m:t>±</m:t>
+              </m:r>
+            </m:oMath>
+            <w:r>
+              <w:t xml:space="preserve"> </w:t>
+            </w:r>
+            <w:r>
+              <w:t xml:space="preserve">0.016</w:t>
+            </w:r>
+          </w:p>
+        </w:tc>
+      </w:tr>
+      <w:tr>
+        <w:tc>
+          <w:tcPr/>
+          <w:p>
+            <w:pPr>
+              <w:pStyle w:val="Compact"/>
+              <w:jc w:val="left"/>
+            </w:pPr>
+            <w:r>
+              <w:t xml:space="preserve">L4</w:t>
+            </w:r>
+          </w:p>
+        </w:tc>
+        <w:tc>
+          <w:tcPr/>
+          <w:p>
+            <w:pPr>
+              <w:pStyle w:val="Compact"/>
+              <w:jc w:val="center"/>
+            </w:pPr>
+            <w:r>
+              <w:t xml:space="preserve">0.957</w:t>
+            </w:r>
+            <w:r>
+              <w:t xml:space="preserve"> </w:t>
+            </w:r>
+            <m:oMath>
+              <m:r>
+                <m:rPr>
+                  <m:sty m:val="p"/>
+                </m:rPr>
+                <m:t>±</m:t>
+              </m:r>
+            </m:oMath>
+            <w:r>
+              <w:t xml:space="preserve"> </w:t>
+            </w:r>
+            <w:r>
+              <w:t xml:space="preserve">0.016</w:t>
+            </w:r>
+          </w:p>
+        </w:tc>
+      </w:tr>
+      <w:tr>
+        <w:tc>
+          <w:tcPr/>
+          <w:p>
+            <w:pPr>
+              <w:pStyle w:val="Compact"/>
+              <w:jc w:val="left"/>
+            </w:pPr>
+            <w:r>
+              <w:t xml:space="preserve">Last lumbar (L5, L6)</w:t>
+            </w:r>
+          </w:p>
+        </w:tc>
+        <w:tc>
+          <w:tcPr/>
+          <w:p>
+            <w:pPr>
+              <w:pStyle w:val="Compact"/>
+              <w:jc w:val="center"/>
+            </w:pPr>
+            <w:r>
+              <w:t xml:space="preserve">0.957</w:t>
+            </w:r>
+            <w:r>
+              <w:t xml:space="preserve"> </w:t>
+            </w:r>
+            <m:oMath>
+              <m:r>
+                <m:rPr>
+                  <m:sty m:val="p"/>
+                </m:rPr>
+                <m:t>±</m:t>
+              </m:r>
+            </m:oMath>
+            <w:r>
+              <w:t xml:space="preserve"> </w:t>
+            </w:r>
+            <w:r>
+              <w:t xml:space="preserve">0.016</w:t>
+            </w:r>
+          </w:p>
+        </w:tc>
+      </w:tr>
+      <w:tr>
+        <w:tc>
+          <w:tcPr/>
+          <w:p>
+            <w:pPr>
+              <w:pStyle w:val="Compact"/>
+              <w:jc w:val="left"/>
+            </w:pPr>
+            <w:r>
+              <w:t xml:space="preserve">Sacrum</w:t>
+            </w:r>
+          </w:p>
+        </w:tc>
+        <w:tc>
+          <w:tcPr/>
+          <w:p>
+            <w:pPr>
+              <w:pStyle w:val="Compact"/>
+              <w:jc w:val="center"/>
+            </w:pPr>
+            <w:r>
+              <w:t xml:space="preserve">0.980</w:t>
+            </w:r>
+            <w:r>
+              <w:t xml:space="preserve"> </w:t>
+            </w:r>
+            <m:oMath>
+              <m:r>
+                <m:rPr>
+                  <m:sty m:val="p"/>
+                </m:rPr>
+                <m:t>±</m:t>
+              </m:r>
+            </m:oMath>
+            <w:r>
+              <w:t xml:space="preserve"> </w:t>
+            </w:r>
+            <w:r>
+              <w:t xml:space="preserve">0.003</w:t>
+            </w:r>
+          </w:p>
+        </w:tc>
+      </w:tr>
+      <w:tr>
+        <w:tc>
+          <w:tcPr/>
+          <w:p>
+            <w:pPr>
+              <w:pStyle w:val="Compact"/>
+              <w:jc w:val="left"/>
+            </w:pPr>
+            <w:r>
+              <w:t xml:space="preserve">Left hip</w:t>
+            </w:r>
+          </w:p>
+        </w:tc>
+        <w:tc>
+          <w:tcPr/>
+          <w:p>
+            <w:pPr>
+              <w:pStyle w:val="Compact"/>
+              <w:jc w:val="center"/>
+            </w:pPr>
+            <w:r>
+              <w:t xml:space="preserve">0.970</w:t>
+            </w:r>
+            <w:r>
+              <w:t xml:space="preserve"> </w:t>
+            </w:r>
+            <m:oMath>
+              <m:r>
+                <m:rPr>
+                  <m:sty m:val="p"/>
+                </m:rPr>
+                <m:t>±</m:t>
+              </m:r>
+            </m:oMath>
+            <w:r>
+              <w:t xml:space="preserve"> </w:t>
+            </w:r>
+            <w:r>
+              <w:t xml:space="preserve">0.016</w:t>
+            </w:r>
+          </w:p>
+        </w:tc>
+      </w:tr>
+      <w:tr>
+        <w:tc>
+          <w:tcPr/>
+          <w:p>
+            <w:pPr>
+              <w:pStyle w:val="Compact"/>
+              <w:jc w:val="left"/>
+            </w:pPr>
+            <w:r>
+              <w:t xml:space="preserve">Right hip</w:t>
+            </w:r>
+          </w:p>
+        </w:tc>
+        <w:tc>
+          <w:tcPr/>
+          <w:p>
+            <w:pPr>
+              <w:pStyle w:val="Compact"/>
+              <w:jc w:val="center"/>
+            </w:pPr>
+            <w:r>
+              <w:t xml:space="preserve">0.971</w:t>
+            </w:r>
+            <w:r>
+              <w:t xml:space="preserve"> </w:t>
+            </w:r>
+            <m:oMath>
+              <m:r>
+                <m:rPr>
+                  <m:sty m:val="p"/>
+                </m:rPr>
+                <m:t>±</m:t>
+              </m:r>
+            </m:oMath>
+            <w:r>
+              <w:t xml:space="preserve"> </w:t>
+            </w:r>
+            <w:r>
+              <w:t xml:space="preserve">0.015</w:t>
+            </w:r>
+          </w:p>
+        </w:tc>
+      </w:tr>
+    </w:tbl>
     <w:bookmarkEnd w:id="14"/>
-    <w:bookmarkStart w:id="15" w:name="ribs"/>
+    <w:bookmarkEnd w:id="15"/>
+    <w:bookmarkStart w:id="16" w:name="ribs"/>
     <w:p>
       <w:pPr>
         <w:pStyle w:val="Heading2"/>
@@ -2305,8 +2773,8 @@
         <w:t xml:space="preserve">independent check on what the rule missed.</w:t>
       </w:r>
     </w:p>
-    <w:bookmarkEnd w:id="15"/>
-    <w:bookmarkStart w:id="20" w:name="sec:anchors"/>
+    <w:bookmarkEnd w:id="16"/>
+    <w:bookmarkStart w:id="21" w:name="sec:anchors"/>
     <w:p>
       <w:pPr>
         <w:pStyle w:val="Heading2"/>
@@ -2651,7 +3119,7 @@
         <w:t xml:space="preserve">read.</w:t>
       </w:r>
     </w:p>
-    <w:bookmarkStart w:id="19" w:name="fig:anchors"/>
+    <w:bookmarkStart w:id="20" w:name="fig:anchors"/>
     <w:p>
       <w:pPr>
         <w:pStyle w:val="CaptionedFigure"/>
@@ -2661,18 +3129,18 @@
           <wp:inline>
             <wp:extent cx="5334000" cy="1345176"/>
             <wp:effectExtent b="0" l="0" r="0" t="0"/>
-            <wp:docPr descr="" title="" id="17" name="Picture"/>
+            <wp:docPr descr="" title="" id="18" name="Picture"/>
             <a:graphic>
               <a:graphicData uri="http://schemas.openxmlformats.org/drawingml/2006/picture">
                 <pic:pic>
                   <pic:nvPicPr>
-                    <pic:cNvPr descr="figures/fig_anchors.pdf" id="18" name="Picture"/>
+                    <pic:cNvPr descr="figures/fig_anchors.pdf" id="19" name="Picture"/>
                     <pic:cNvPicPr>
                       <a:picLocks noChangeArrowheads="1" noChangeAspect="1"/>
                     </pic:cNvPicPr>
                   </pic:nvPicPr>
                   <pic:blipFill>
-                    <a:blip r:embed="rId16"/>
+                    <a:blip r:embed="rId17"/>
                     <a:stretch>
                       <a:fillRect/>
                     </a:stretch>
@@ -2713,7 +3181,7 @@
         <w:t xml:space="preserve">yellow, rib-free vertebrae between. Cases 0704, 0428, 0094, 0005, chosen by rule. (b) and (c) share one upper border, a short rib pair under a full pair; (b) has no LSTV; (c) is Castellvi IIIb, its fifth lumbar segment fused to the sacrum.</w:t>
       </w:r>
     </w:p>
-    <w:bookmarkEnd w:id="19"/>
+    <w:bookmarkEnd w:id="20"/>
     <w:p>
       <w:pPr>
         <w:pStyle w:val="BodyText"/>
@@ -2817,8 +3285,8 @@
         <w:t xml:space="preserve">computed from the released label volumes by counting identifiers 25 and 60–61.</w:t>
       </w:r>
     </w:p>
-    <w:bookmarkEnd w:id="20"/>
-    <w:bookmarkStart w:id="24" w:name="sec:tools"/>
+    <w:bookmarkEnd w:id="21"/>
+    <w:bookmarkStart w:id="25" w:name="sec:tools"/>
     <w:p>
       <w:pPr>
         <w:pStyle w:val="Heading2"/>
@@ -2949,7 +3417,7 @@
       <w:r>
         <w:t xml:space="preserve">data (</w:t>
       </w:r>
-      <w:hyperlink r:id="rId21">
+      <w:hyperlink r:id="rId22">
         <w:r>
           <w:rPr>
             <w:rStyle w:val="Hyperlink"/>
@@ -2963,7 +3431,7 @@
       <w:r>
         <w:t xml:space="preserve"> </w:t>
       </w:r>
-      <w:hyperlink r:id="rId22">
+      <w:hyperlink r:id="rId23">
         <w:r>
           <w:rPr>
             <w:rStyle w:val="Hyperlink"/>
@@ -3060,7 +3528,7 @@
       <w:r>
         <w:t xml:space="preserve">(</w:t>
       </w:r>
-      <w:hyperlink r:id="rId23">
+      <w:hyperlink r:id="rId24">
         <w:r>
           <w:rPr>
             <w:rStyle w:val="Hyperlink"/>
@@ -3126,8 +3594,8 @@
         <w:t xml:space="preserve">released volumes. All content was independently reviewed, verified, and interpreted by the authors.</w:t>
       </w:r>
     </w:p>
-    <w:bookmarkEnd w:id="24"/>
-    <w:bookmarkStart w:id="25" w:name="sec:validation"/>
+    <w:bookmarkEnd w:id="25"/>
+    <w:bookmarkStart w:id="26" w:name="sec:validation"/>
     <w:p>
       <w:pPr>
         <w:pStyle w:val="Heading2"/>
@@ -3526,8 +3994,8 @@
         <w:t xml:space="preserve">rather than lowering it, so the residual tracks cohort and not construction.</w:t>
       </w:r>
     </w:p>
-    <w:bookmarkEnd w:id="25"/>
-    <w:bookmarkStart w:id="27" w:name="castellvi-typing"/>
+    <w:bookmarkEnd w:id="26"/>
+    <w:bookmarkStart w:id="28" w:name="castellvi-typing"/>
     <w:p>
       <w:pPr>
         <w:pStyle w:val="Heading2"/>
@@ -3632,7 +4100,7 @@
         <w:t xml:space="preserve">disagreements were III against II.</w:t>
       </w:r>
     </w:p>
-    <w:bookmarkStart w:id="26" w:name="tab:spinopelvic"/>
+    <w:bookmarkStart w:id="27" w:name="tab:spinopelvic"/>
     <w:p>
       <w:pPr>
         <w:pStyle w:val="TableCaption"/>
@@ -4312,9 +4780,9 @@
         </w:tc>
       </w:tr>
     </w:tbl>
-    <w:bookmarkEnd w:id="26"/>
     <w:bookmarkEnd w:id="27"/>
-    <w:bookmarkStart w:id="35" w:name="sec:hardware"/>
+    <w:bookmarkEnd w:id="28"/>
+    <w:bookmarkStart w:id="36" w:name="sec:hardware"/>
     <w:p>
       <w:pPr>
         <w:pStyle w:val="Heading2"/>
@@ -4362,7 +4830,7 @@
         <w:t xml:space="preserve">vertebra does.</w:t>
       </w:r>
     </w:p>
-    <w:bookmarkStart w:id="28" w:name="X6ccedf8a194116531bb518b375b53d9e1e007e9"/>
+    <w:bookmarkStart w:id="29" w:name="X6ccedf8a194116531bb518b375b53d9e1e007e9"/>
     <w:p>
       <w:pPr>
         <w:pStyle w:val="Heading4"/>
@@ -4449,8 +4917,8 @@
         <w:t xml:space="preserve">or below.</w:t>
       </w:r>
     </w:p>
-    <w:bookmarkEnd w:id="28"/>
-    <w:bookmarkStart w:id="29" w:name="the-subtype-block-had-to-be-extended."/>
+    <w:bookmarkEnd w:id="29"/>
+    <w:bookmarkStart w:id="30" w:name="the-subtype-block-had-to-be-extended."/>
     <w:p>
       <w:pPr>
         <w:pStyle w:val="Heading4"/>
@@ -4541,8 +5009,8 @@
         <w:t xml:space="preserve">).</w:t>
       </w:r>
     </w:p>
-    <w:bookmarkEnd w:id="29"/>
-    <w:bookmarkStart w:id="34" w:name="X06fc12f192e95ab0f7b26779051c84afa05042a"/>
+    <w:bookmarkEnd w:id="30"/>
+    <w:bookmarkStart w:id="35" w:name="X06fc12f192e95ab0f7b26779051c84afa05042a"/>
     <w:p>
       <w:pPr>
         <w:pStyle w:val="Heading4"/>
@@ -4577,7 +5045,7 @@
         <w:t xml:space="preserve">measured from is an implant.</w:t>
       </w:r>
     </w:p>
-    <w:bookmarkStart w:id="33" w:name="fig:hardware"/>
+    <w:bookmarkStart w:id="34" w:name="fig:hardware"/>
     <w:p>
       <w:pPr>
         <w:pStyle w:val="CaptionedFigure"/>
@@ -4587,18 +5055,18 @@
           <wp:inline>
             <wp:extent cx="5334000" cy="1144542"/>
             <wp:effectExtent b="0" l="0" r="0" t="0"/>
-            <wp:docPr descr="" title="" id="31" name="Picture"/>
+            <wp:docPr descr="" title="" id="32" name="Picture"/>
             <a:graphic>
               <a:graphicData uri="http://schemas.openxmlformats.org/drawingml/2006/picture">
                 <pic:pic>
                   <pic:nvPicPr>
-                    <pic:cNvPr descr="figures/fig_hardware.pdf" id="32" name="Picture"/>
+                    <pic:cNvPr descr="figures/fig_hardware.pdf" id="33" name="Picture"/>
                     <pic:cNvPicPr>
                       <a:picLocks noChangeArrowheads="1" noChangeAspect="1"/>
                     </pic:cNvPicPr>
                   </pic:nvPicPr>
                   <pic:blipFill>
-                    <a:blip r:embed="rId30"/>
+                    <a:blip r:embed="rId31"/>
                     <a:stretch>
                       <a:fillRect/>
                     </a:stretch>
@@ -4713,11 +5181,11 @@
         <w:t xml:space="preserve">. Bar, 5 cm.</w:t>
       </w:r>
     </w:p>
-    <w:bookmarkEnd w:id="33"/>
     <w:bookmarkEnd w:id="34"/>
     <w:bookmarkEnd w:id="35"/>
     <w:bookmarkEnd w:id="36"/>
-    <w:bookmarkStart w:id="38" w:name="sec:format"/>
+    <w:bookmarkEnd w:id="37"/>
+    <w:bookmarkStart w:id="39" w:name="sec:format"/>
     <w:p>
       <w:pPr>
         <w:pStyle w:val="Heading1"/>
@@ -4873,7 +5341,7 @@
         <w:t xml:space="preserve">own decimal places.</w:t>
       </w:r>
     </w:p>
-    <w:bookmarkStart w:id="37" w:name="tab:completeness"/>
+    <w:bookmarkStart w:id="38" w:name="tab:completeness"/>
     <w:p>
       <w:pPr>
         <w:pStyle w:val="TableCaption"/>
@@ -5284,7 +5752,7 @@
         </w:tc>
       </w:tr>
     </w:tbl>
-    <w:bookmarkEnd w:id="37"/>
+    <w:bookmarkEnd w:id="38"/>
     <w:p>
       <w:pPr>
         <w:pStyle w:val="BodyText"/>
@@ -5299,8 +5767,8 @@
         <w:t xml:space="preserve">the tagged release commit; any model-hub copy is a convenience mirror, not the archive.</w:t>
       </w:r>
     </w:p>
-    <w:bookmarkEnd w:id="38"/>
-    <w:bookmarkStart w:id="43" w:name="sec:descriptive"/>
+    <w:bookmarkEnd w:id="39"/>
+    <w:bookmarkStart w:id="44" w:name="sec:descriptive"/>
     <w:p>
       <w:pPr>
         <w:pStyle w:val="Heading1"/>
@@ -5455,7 +5923,7 @@
           <w:rPr>
             <w:rStyle w:val="Hyperlink"/>
           </w:rPr>
-          <w:t xml:space="preserve">2</w:t>
+          <w:t xml:space="preserve">3</w:t>
         </w:r>
       </w:hyperlink>
       <w:r>
@@ -5465,7 +5933,7 @@
         <w:t xml:space="preserve">places against two series.</w:t>
       </w:r>
     </w:p>
-    <w:bookmarkStart w:id="42" w:name="fig:validation"/>
+    <w:bookmarkStart w:id="43" w:name="fig:validation"/>
     <w:p>
       <w:pPr>
         <w:pStyle w:val="CaptionedFigure"/>
@@ -5475,18 +5943,18 @@
           <wp:inline>
             <wp:extent cx="5334000" cy="1104674"/>
             <wp:effectExtent b="0" l="0" r="0" t="0"/>
-            <wp:docPr descr="" title="" id="40" name="Picture"/>
+            <wp:docPr descr="" title="" id="41" name="Picture"/>
             <a:graphic>
               <a:graphicData uri="http://schemas.openxmlformats.org/drawingml/2006/picture">
                 <pic:pic>
                   <pic:nvPicPr>
-                    <pic:cNvPr descr="figures/fig_validation.pdf" id="41" name="Picture"/>
+                    <pic:cNvPr descr="figures/fig_validation.pdf" id="42" name="Picture"/>
                     <pic:cNvPicPr>
                       <a:picLocks noChangeArrowheads="1" noChangeAspect="1"/>
                     </pic:cNvPicPr>
                   </pic:nvPicPr>
                   <pic:blipFill>
-                    <a:blip r:embed="rId39"/>
+                    <a:blip r:embed="rId40"/>
                     <a:stretch>
                       <a:fillRect/>
                     </a:stretch>
@@ -5541,7 +6009,7 @@
         <w:t xml:space="preserve">.</w:t>
       </w:r>
     </w:p>
-    <w:bookmarkEnd w:id="42"/>
+    <w:bookmarkEnd w:id="43"/>
     <w:p>
       <w:pPr>
         <w:pStyle w:val="BodyText"/>
@@ -5578,8 +6046,8 @@
         <w:t xml:space="preserve">reported at the published standard site.</w:t>
       </w:r>
     </w:p>
-    <w:bookmarkEnd w:id="43"/>
-    <w:bookmarkStart w:id="54" w:name="sec:applications"/>
+    <w:bookmarkEnd w:id="44"/>
+    <w:bookmarkStart w:id="55" w:name="sec:applications"/>
     <w:p>
       <w:pPr>
         <w:pStyle w:val="Heading1"/>
@@ -5701,7 +6169,7 @@
         <w:t xml:space="preserve">decision.</w:t>
       </w:r>
     </w:p>
-    <w:bookmarkStart w:id="53" w:name="X1e405bcd3081b4ebb91076491188f6b710d9489"/>
+    <w:bookmarkStart w:id="54" w:name="X1e405bcd3081b4ebb91076491188f6b710d9489"/>
     <w:p>
       <w:pPr>
         <w:pStyle w:val="Heading2"/>
@@ -5770,7 +6238,7 @@
         <w:t xml:space="preserve">enumeration, a model trained on them is not learning the convention that fails.</w:t>
       </w:r>
     </w:p>
-    <w:bookmarkStart w:id="47" w:name="fig:levelatlas"/>
+    <w:bookmarkStart w:id="48" w:name="fig:levelatlas"/>
     <w:p>
       <w:pPr>
         <w:pStyle w:val="CaptionedFigure"/>
@@ -5780,18 +6248,18 @@
           <wp:inline>
             <wp:extent cx="5334000" cy="1190055"/>
             <wp:effectExtent b="0" l="0" r="0" t="0"/>
-            <wp:docPr descr="" title="" id="45" name="Picture"/>
+            <wp:docPr descr="" title="" id="46" name="Picture"/>
             <a:graphic>
               <a:graphicData uri="http://schemas.openxmlformats.org/drawingml/2006/picture">
                 <pic:pic>
                   <pic:nvPicPr>
-                    <pic:cNvPr descr="figures/fig_levelatlas.pdf" id="46" name="Picture"/>
+                    <pic:cNvPr descr="figures/fig_levelatlas.pdf" id="47" name="Picture"/>
                     <pic:cNvPicPr>
                       <a:picLocks noChangeArrowheads="1" noChangeAspect="1"/>
                     </pic:cNvPicPr>
                   </pic:nvPicPr>
                   <pic:blipFill>
-                    <a:blip r:embed="rId44"/>
+                    <a:blip r:embed="rId45"/>
                     <a:stretch>
                       <a:fillRect/>
                     </a:stretch>
@@ -5867,7 +6335,7 @@
         <w:t xml:space="preserve">SD recovered from the reported SEM; T11–T12 EPWu is digitised from his Figure 4A.</w:t>
       </w:r>
     </w:p>
-    <w:bookmarkEnd w:id="47"/>
+    <w:bookmarkEnd w:id="48"/>
     <w:p>
       <w:pPr>
         <w:pStyle w:val="BodyText"/>
@@ -6050,7 +6518,7 @@
         <w:t xml:space="preserve">postural change to check a prediction against.</w:t>
       </w:r>
     </w:p>
-    <w:bookmarkStart w:id="51" w:name="fig:fov"/>
+    <w:bookmarkStart w:id="52" w:name="fig:fov"/>
     <w:p>
       <w:pPr>
         <w:pStyle w:val="CaptionedFigure"/>
@@ -6060,18 +6528,18 @@
           <wp:inline>
             <wp:extent cx="2895600" cy="927100"/>
             <wp:effectExtent b="0" l="0" r="0" t="0"/>
-            <wp:docPr descr="" title="" id="49" name="Picture"/>
+            <wp:docPr descr="" title="" id="50" name="Picture"/>
             <a:graphic>
               <a:graphicData uri="http://schemas.openxmlformats.org/drawingml/2006/picture">
                 <pic:pic>
                   <pic:nvPicPr>
-                    <pic:cNvPr descr="figures/fig_fov.pdf" id="50" name="Picture"/>
+                    <pic:cNvPr descr="figures/fig_fov.pdf" id="51" name="Picture"/>
                     <pic:cNvPicPr>
                       <a:picLocks noChangeArrowheads="1" noChangeAspect="1"/>
                     </pic:cNvPicPr>
                   </pic:nvPicPr>
                   <pic:blipFill>
-                    <a:blip r:embed="rId48"/>
+                    <a:blip r:embed="rId49"/>
                     <a:stretch>
                       <a:fillRect/>
                     </a:stretch>
@@ -6112,7 +6580,7 @@
         <w:t xml:space="preserve">in Table S1.</w:t>
       </w:r>
     </w:p>
-    <w:bookmarkEnd w:id="51"/>
+    <w:bookmarkEnd w:id="52"/>
     <w:p>
       <w:pPr>
         <w:pStyle w:val="BodyText"/>
@@ -6124,8 +6592,8 @@
         </w:rPr>
         <w:t xml:space="preserve">Limitations: coverage and cohort.</w:t>
       </w:r>
-      <w:bookmarkStart w:id="52" w:name="sec:limitations"/>
-      <w:bookmarkEnd w:id="52"/>
+      <w:bookmarkStart w:id="53" w:name="sec:limitations"/>
+      <w:bookmarkEnd w:id="53"/>
       <w:r>
         <w:t xml:space="preserve"> </w:t>
       </w:r>
@@ -6270,9 +6738,9 @@
         <w:t xml:space="preserve">Sacrum, hips and femora are present in all 802 records; one lacks T12, outside the field of view. Nine carry no L5 identifier because their source annotation counted four lumbar vertebrae; all nine are Castellvi IIIb, the fused segment is delineated with the sacrum as the caudal anchor, and the manifest names them. No shape-based classifier is attempted at the lumbosacral junction: 15 records in each rare stratum leave three per fold. The 0.990 area under the curve above is the thoracolumbar boundary, not this one.</w:t>
       </w:r>
     </w:p>
-    <w:bookmarkEnd w:id="53"/>
     <w:bookmarkEnd w:id="54"/>
-    <w:bookmarkStart w:id="55" w:name="discussion"/>
+    <w:bookmarkEnd w:id="55"/>
+    <w:bookmarkStart w:id="56" w:name="discussion"/>
     <w:p>
       <w:pPr>
         <w:pStyle w:val="Heading1"/>
@@ -6395,8 +6863,8 @@
         <w:t xml:space="preserve">L5 here.</w:t>
       </w:r>
     </w:p>
-    <w:bookmarkEnd w:id="55"/>
-    <w:bookmarkStart w:id="56" w:name="conclusion"/>
+    <w:bookmarkEnd w:id="56"/>
+    <w:bookmarkStart w:id="57" w:name="conclusion"/>
     <w:p>
       <w:pPr>
         <w:pStyle w:val="Heading1"/>
@@ -6443,8 +6911,8 @@
         <w:t xml:space="preserve">that cannot support the conventional count downward from C2.</w:t>
       </w:r>
     </w:p>
-    <w:bookmarkEnd w:id="56"/>
-    <w:bookmarkStart w:id="59" w:name="data-availability"/>
+    <w:bookmarkEnd w:id="57"/>
+    <w:bookmarkStart w:id="60" w:name="data-availability"/>
     <w:p>
       <w:pPr>
         <w:pStyle w:val="Heading1"/>
@@ -6510,7 +6978,7 @@
       <w:r>
         <w:t xml:space="preserve"> </w:t>
       </w:r>
-      <w:hyperlink r:id="rId57">
+      <w:hyperlink r:id="rId58">
         <w:r>
           <w:rPr>
             <w:rStyle w:val="Hyperlink"/>
@@ -6539,7 +7007,7 @@
       <w:r>
         <w:t xml:space="preserve"> </w:t>
       </w:r>
-      <w:hyperlink r:id="rId58">
+      <w:hyperlink r:id="rId59">
         <w:r>
           <w:rPr>
             <w:rStyle w:val="Hyperlink"/>
@@ -6559,7 +7027,7 @@
       <w:r>
         <w:t xml:space="preserve"> </w:t>
       </w:r>
-      <w:hyperlink r:id="rId23">
+      <w:hyperlink r:id="rId24">
         <w:r>
           <w:rPr>
             <w:rStyle w:val="Hyperlink"/>
@@ -6571,8 +7039,8 @@
         <w:t xml:space="preserve">.</w:t>
       </w:r>
     </w:p>
-    <w:bookmarkEnd w:id="59"/>
-    <w:bookmarkStart w:id="60" w:name="acknowledgements"/>
+    <w:bookmarkEnd w:id="60"/>
+    <w:bookmarkStart w:id="61" w:name="acknowledgements"/>
     <w:p>
       <w:pPr>
         <w:pStyle w:val="Heading1"/>
@@ -6595,8 +7063,8 @@
         <w:t xml:space="preserve">policy. This work received no funding.</w:t>
       </w:r>
     </w:p>
-    <w:bookmarkEnd w:id="60"/>
-    <w:bookmarkStart w:id="61" w:name="conflict-of-interest"/>
+    <w:bookmarkEnd w:id="61"/>
+    <w:bookmarkStart w:id="62" w:name="conflict-of-interest"/>
     <w:p>
       <w:pPr>
         <w:pStyle w:val="Heading1"/>
@@ -6613,8 +7081,8 @@
         <w:t xml:space="preserve">The authors have no relevant conflicts of interest to disclose.</w:t>
       </w:r>
     </w:p>
-    <w:bookmarkEnd w:id="61"/>
-    <w:bookmarkStart w:id="65" w:name="ethics"/>
+    <w:bookmarkEnd w:id="62"/>
+    <w:bookmarkStart w:id="66" w:name="ethics"/>
     <w:p>
       <w:pPr>
         <w:pStyle w:val="Heading1"/>
@@ -7521,7 +7989,7 @@
       <w:r>
         <w:t xml:space="preserve"> </w:t>
       </w:r>
-      <w:hyperlink r:id="rId62">
+      <w:hyperlink r:id="rId63">
         <w:r>
           <w:rPr>
             <w:rStyle w:val="Hyperlink"/>
@@ -7594,7 +8062,7 @@
       <w:r>
         <w:t xml:space="preserve"> </w:t>
       </w:r>
-      <w:hyperlink r:id="rId63">
+      <w:hyperlink r:id="rId64">
         <w:r>
           <w:rPr>
             <w:rStyle w:val="Hyperlink"/>
@@ -7682,7 +8150,7 @@
       <w:r>
         <w:t xml:space="preserve"> </w:t>
       </w:r>
-      <w:hyperlink r:id="rId64">
+      <w:hyperlink r:id="rId65">
         <w:r>
           <w:rPr>
             <w:rStyle w:val="Hyperlink"/>
@@ -8936,8 +9404,8 @@
         <w:t xml:space="preserve">doi:10.3390/jcm15072584.</w:t>
       </w:r>
     </w:p>
-    <w:bookmarkEnd w:id="65"/>
-    <w:bookmarkStart w:id="66" w:name="figure-captions"/>
+    <w:bookmarkEnd w:id="66"/>
+    <w:bookmarkStart w:id="67" w:name="figure-captions"/>
     <w:p>
       <w:pPr>
         <w:pStyle w:val="Heading1"/>
@@ -9185,7 +9653,7 @@
         <w:t xml:space="preserve">Records carrying each vertebral level, cranial to caudal. Counts per identifier in Table S1.</w:t>
       </w:r>
     </w:p>
-    <w:bookmarkEnd w:id="66"/>
+    <w:bookmarkEnd w:id="67"/>
     <w:sectPr>
       <w:footnotePr>
         <w:numRestart w:val="eachSect"/>

--- a/paper/mpda/CTSpinoPelvic1K_single_column.docx
+++ b/paper/mpda/CTSpinoPelvic1K_single_column.docx
@@ -2000,31 +2000,66 @@
         <w:t xml:space="preserve"> </w:t>
       </w:r>
       <w:r>
-        <w:t xml:space="preserve">pelvis-only, spine-only and fused masks together. A preliminary network was trained in five</w:t>
-      </w:r>
-      <w:r>
-        <w:t xml:space="preserve"> </w:t>
-      </w:r>
-      <w:r>
-        <w:t xml:space="preserve">folds to pseudolabel the missing pelvis of every record whose spine and pelvic masks did not</w:t>
-      </w:r>
-      <w:r>
-        <w:t xml:space="preserve"> </w:t>
-      </w:r>
-      <w:r>
-        <w:t xml:space="preserve">share a series, using out-of-fold inference so that no record was completed by a model that</w:t>
-      </w:r>
-      <w:r>
-        <w:t xml:space="preserve"> </w:t>
-      </w:r>
-      <w:r>
-        <w:t xml:space="preserve">had trained on it. The pelvis is thus radiologist-derived on the 362 fused and pelvis-only</w:t>
-      </w:r>
-      <w:r>
-        <w:t xml:space="preserve"> </w:t>
-      </w:r>
-      <w:r>
-        <w:t xml:space="preserve">records and pseudolabeled on the other 440 (Fig. </w:t>
+        <w:t xml:space="preserve">pelvis-only, spine-only and fused masks together without degrading segmentation at the</w:t>
+      </w:r>
+      <w:r>
+        <w:t xml:space="preserve"> </w:t>
+      </w:r>
+      <w:r>
+        <w:t xml:space="preserve">lumbosacral junction. A preliminary network was trained in five folds to pseudolabel the</w:t>
+      </w:r>
+      <w:r>
+        <w:t xml:space="preserve"> </w:t>
+      </w:r>
+      <w:r>
+        <w:t xml:space="preserve">missing pelvises of every volume in the cohort, excluding those with fused masks, using</w:t>
+      </w:r>
+      <w:r>
+        <w:t xml:space="preserve"> </w:t>
+      </w:r>
+      <w:r>
+        <w:t xml:space="preserve">out-of-fold inference so that no pelvis was pseudolabelled by a model that had seen it during</w:t>
+      </w:r>
+      <w:r>
+        <w:t xml:space="preserve"> </w:t>
+      </w:r>
+      <w:r>
+        <w:t xml:space="preserve">training. This detail is important because it permitted comparing the accuracy of the model</w:t>
+      </w:r>
+      <w:r>
+        <w:t xml:space="preserve"> </w:t>
+      </w:r>
+      <w:r>
+        <w:t xml:space="preserve">against the ground-truth radiologist-annotated pelvises: on the manual pelvic labels of each</w:t>
+      </w:r>
+      <w:r>
+        <w:t xml:space="preserve"> </w:t>
+      </w:r>
+      <w:r>
+        <w:t xml:space="preserve">held-out fold the model reaches a Dice of 0.980 for the sacrum and 0.97 for each hip</w:t>
+      </w:r>
+      <w:r>
+        <w:t xml:space="preserve"> </w:t>
+      </w:r>
+      <w:r>
+        <w:t xml:space="preserve">(Table </w:t>
+      </w:r>
+      <w:hyperlink w:anchor="tab:pseudodice">
+        <w:r>
+          <w:rPr>
+            <w:rStyle w:val="Hyperlink"/>
+          </w:rPr>
+          <w:t xml:space="preserve">2</w:t>
+        </w:r>
+      </w:hyperlink>
+      <w:r>
+        <w:t xml:space="preserve">). The pelvis is thus radiologist-derived on the 362 fused and</w:t>
+      </w:r>
+      <w:r>
+        <w:t xml:space="preserve"> </w:t>
+      </w:r>
+      <w:r>
+        <w:t xml:space="preserve">pelvis-only records and pseudolabeled on the other 440 (Fig. </w:t>
       </w:r>
       <w:hyperlink w:anchor="fig:pipeline">
         <w:r>
@@ -2035,54 +2070,133 @@
         </w:r>
       </w:hyperlink>
       <w:r>
-        <w:t xml:space="preserve">). The direction is</w:t>
-      </w:r>
-      <w:r>
-        <w:t xml:space="preserve"> </w:t>
-      </w:r>
-      <w:r>
-        <w:t xml:space="preserve">asymmetric because a pelvis carries no enumeration to get wrong, whereas a pseudolabeled</w:t>
-      </w:r>
-      <w:r>
-        <w:t xml:space="preserve"> </w:t>
-      </w:r>
-      <w:r>
-        <w:t xml:space="preserve">spine must commit to a count and, on a transitional vertebra, commits to the commoner reading;</w:t>
-      </w:r>
-      <w:r>
-        <w:t xml:space="preserve"> </w:t>
-      </w:r>
-      <w:r>
-        <w:t xml:space="preserve">the 20 pelvis-only spines were corrected by hand. On the manual pelvic labels of each held-out</w:t>
-      </w:r>
-      <w:r>
-        <w:t xml:space="preserve"> </w:t>
-      </w:r>
-      <w:r>
-        <w:t xml:space="preserve">fold the model reaches a Dice of 0.980 for the sacrum and 0.97 for each hip</w:t>
-      </w:r>
-      <w:r>
-        <w:t xml:space="preserve"> </w:t>
-      </w:r>
-      <w:r>
-        <w:t xml:space="preserve">(Table </w:t>
-      </w:r>
-      <w:hyperlink w:anchor="tab:pseudodice">
-        <w:r>
-          <w:rPr>
-            <w:rStyle w:val="Hyperlink"/>
-          </w:rPr>
-          <w:t xml:space="preserve">2</w:t>
-        </w:r>
-      </w:hyperlink>
-      <w:r>
-        <w:t xml:space="preserve">); the pseudolabels also pass the release gates every structure</w:t>
-      </w:r>
-      <w:r>
-        <w:t xml:space="preserve"> </w:t>
-      </w:r>
-      <w:r>
-        <w:t xml:space="preserve">passes (Sec. </w:t>
+        <w:t xml:space="preserve">). Those 440</w:t>
+      </w:r>
+      <w:r>
+        <w:t xml:space="preserve"> </w:t>
+      </w:r>
+      <w:r>
+        <w:t xml:space="preserve">pseudolabelled pelves are close to radiologist quality: a sacrum Dice of</w:t>
+      </w:r>
+      <w:r>
+        <w:t xml:space="preserve"> </w:t>
+      </w:r>
+      <m:oMath>
+        <m:r>
+          <m:t>0.980</m:t>
+        </m:r>
+        <m:r>
+          <m:rPr>
+            <m:sty m:val="p"/>
+          </m:rPr>
+          <m:t>±</m:t>
+        </m:r>
+        <m:r>
+          <m:t>0.003</m:t>
+        </m:r>
+      </m:oMath>
+      <w:r>
+        <w:t xml:space="preserve"> </w:t>
+      </w:r>
+      <w:r>
+        <w:t xml:space="preserve">with no fold below 0.977, and hip Dice of</w:t>
+      </w:r>
+      <w:r>
+        <w:t xml:space="preserve"> </w:t>
+      </w:r>
+      <m:oMath>
+        <m:r>
+          <m:t>0.970</m:t>
+        </m:r>
+        <m:r>
+          <m:rPr>
+            <m:sty m:val="p"/>
+          </m:rPr>
+          <m:t>±</m:t>
+        </m:r>
+        <m:r>
+          <m:t>0.016</m:t>
+        </m:r>
+      </m:oMath>
+      <w:r>
+        <w:t xml:space="preserve"> </w:t>
+      </w:r>
+      <w:r>
+        <w:t xml:space="preserve">and</w:t>
+      </w:r>
+      <w:r>
+        <w:t xml:space="preserve"> </w:t>
+      </w:r>
+      <m:oMath>
+        <m:r>
+          <m:t>0.971</m:t>
+        </m:r>
+        <m:r>
+          <m:rPr>
+            <m:sty m:val="p"/>
+          </m:rPr>
+          <m:t>±</m:t>
+        </m:r>
+        <m:r>
+          <m:t>0.015</m:t>
+        </m:r>
+      </m:oMath>
+      <w:r>
+        <w:t xml:space="preserve"> </w:t>
+      </w:r>
+      <w:r>
+        <w:t xml:space="preserve">with no</w:t>
+      </w:r>
+      <w:r>
+        <w:t xml:space="preserve"> </w:t>
+      </w:r>
+      <w:r>
+        <w:t xml:space="preserve">fold below 0.953, mean the model and the radiologist agree on 97–98% of the voxels of</w:t>
+      </w:r>
+      <w:r>
+        <w:t xml:space="preserve"> </w:t>
+      </w:r>
+      <w:r>
+        <w:t xml:space="preserve">every pelvic bone on records the model never saw; the per-fold values are released with the</w:t>
+      </w:r>
+      <w:r>
+        <w:t xml:space="preserve"> </w:t>
+      </w:r>
+      <w:r>
+        <w:t xml:space="preserve">data (</w:t>
+      </w:r>
+      <w:r>
+        <w:rPr>
+          <w:rStyle w:val="VerbatimChar"/>
+        </w:rPr>
+        <w:t xml:space="preserve">results/pseudolabel_dice/</w:t>
+      </w:r>
+      <w:r>
+        <w:t xml:space="preserve">). The direction is asymmetric because a pelvis</w:t>
+      </w:r>
+      <w:r>
+        <w:t xml:space="preserve"> </w:t>
+      </w:r>
+      <w:r>
+        <w:t xml:space="preserve">carries no enumeration to get wrong, whereas a pseudolabeled spine must commit to a count</w:t>
+      </w:r>
+      <w:r>
+        <w:t xml:space="preserve"> </w:t>
+      </w:r>
+      <w:r>
+        <w:t xml:space="preserve">and, on a transitional vertebra, commits to the commoner reading; the 20 pelvis-only spines</w:t>
+      </w:r>
+      <w:r>
+        <w:t xml:space="preserve"> </w:t>
+      </w:r>
+      <w:r>
+        <w:t xml:space="preserve">were corrected by hand. The pseudolabels also pass the release gates every structure passes</w:t>
+      </w:r>
+      <w:r>
+        <w:t xml:space="preserve"> </w:t>
+      </w:r>
+      <w:r>
+        <w:t xml:space="preserve">(Sec. </w:t>
       </w:r>
       <w:hyperlink w:anchor="sec:validation">
         <w:r>
@@ -2093,13 +2207,13 @@
         </w:r>
       </w:hyperlink>
       <w:r>
-        <w:t xml:space="preserve">), and the spinopelvic measures that depend on them agree</w:t>
-      </w:r>
-      <w:r>
-        <w:t xml:space="preserve"> </w:t>
-      </w:r>
-      <w:r>
-        <w:t xml:space="preserve">with published supine values.</w:t>
+        <w:t xml:space="preserve">), and the spinopelvic measures that depend on them agree with</w:t>
+      </w:r>
+      <w:r>
+        <w:t xml:space="preserve"> </w:t>
+      </w:r>
+      <w:r>
+        <w:t xml:space="preserve">published supine values.</w:t>
       </w:r>
     </w:p>
     <w:bookmarkStart w:id="14" w:name="tab:pseudodice"/>
@@ -2108,7 +2222,13 @@
         <w:pStyle w:val="TableCaption"/>
       </w:pPr>
       <w:r>
-        <w:t xml:space="preserve">Held-out fold Dice of the pelvic pseudolabeller, mean</w:t>
+        <w:t xml:space="preserve">Held-out fold Dice of the pelvic pseudolabeller against manual CTPelvic1K labels,</w:t>
+      </w:r>
+      <w:r>
+        <w:t xml:space="preserve"> </w:t>
+      </w:r>
+      <w:r>
+        <w:t xml:space="preserve">mean</w:t>
       </w:r>
       <w:r>
         <w:t xml:space="preserve"> </w:t>
@@ -2125,25 +2245,28 @@
         <w:t xml:space="preserve"> </w:t>
       </w:r>
       <w:r>
-        <w:t xml:space="preserve">SD over the five folds at</w:t>
-      </w:r>
-      <w:r>
-        <w:t xml:space="preserve"> </w:t>
-      </w:r>
-      <w:r>
-        <w:t xml:space="preserve">each fold’s selected checkpoint: nnU-Net’s validation Dice against the fold’s manual labels,</w:t>
-      </w:r>
-      <w:r>
-        <w:t xml:space="preserve"> </w:t>
-      </w:r>
-      <w:r>
-        <w:t xml:space="preserve">ignore regions excluded. The model merges L5 and L6; the released spine is manual, so the</w:t>
-      </w:r>
-      <w:r>
-        <w:t xml:space="preserve"> </w:t>
-      </w:r>
-      <w:r>
-        <w:t xml:space="preserve">lumbar rows describe the model, not the release.</w:t>
+        <w:t xml:space="preserve">SD over the five folds at each fold’s selected checkpoint (nnU-Net validation</w:t>
+      </w:r>
+      <w:r>
+        <w:t xml:space="preserve"> </w:t>
+      </w:r>
+      <w:r>
+        <w:t xml:space="preserve">Dice, ignore regions excluded;</w:t>
+      </w:r>
+      <w:r>
+        <w:t xml:space="preserve"> </w:t>
+      </w:r>
+      <w:r>
+        <w:rPr>
+          <w:rStyle w:val="VerbatimChar"/>
+        </w:rPr>
+        <w:t xml:space="preserve">results/pseudolabel_dice/</w:t>
+      </w:r>
+      <w:r>
+        <w:t xml:space="preserve"> </w:t>
+      </w:r>
+      <w:r>
+        <w:t xml:space="preserve">in the repository).</w:t>
       </w:r>
     </w:p>
     <w:tbl>
@@ -2151,7 +2274,7 @@
         <w:tblStyle w:val="Table"/>
         <w:tblW w:type="auto" w:w="0"/>
         <w:tblLook w:firstRow="1" w:lastRow="0" w:firstColumn="0" w:lastColumn="0" w:noHBand="0" w:noVBand="0" w:val="0020"/>
-        <w:tblCaption w:val="Held-out fold Dice of the pelvic pseudolabeller, mean \pm SD over the five folds at each fold’s selected checkpoint: nnU-Net’s validation Dice against the fold’s manual labels, ignore regions excluded. The model merges L5 and L6; the released spine is manual, so the lumbar rows describe the model, not the release."/>
+        <w:tblCaption w:val="Held-out fold Dice of the pelvic pseudolabeller against manual CTPelvic1K labels, mean \pm SD over the five folds at each fold’s selected checkpoint (nnU-Net validation Dice, ignore regions excluded; results/pseudolabel_dice/ in the repository)."/>
       </w:tblPr>
       <w:tblGrid>
         <w:gridCol w:w="3960"/>
@@ -2182,221 +2305,6 @@
             </w:pPr>
             <w:r>
               <w:t xml:space="preserve">Dice</w:t>
-            </w:r>
-          </w:p>
-        </w:tc>
-      </w:tr>
-      <w:tr>
-        <w:tc>
-          <w:tcPr/>
-          <w:p>
-            <w:pPr>
-              <w:pStyle w:val="Compact"/>
-              <w:jc w:val="left"/>
-            </w:pPr>
-            <w:r>
-              <w:t xml:space="preserve">L1</w:t>
-            </w:r>
-          </w:p>
-        </w:tc>
-        <w:tc>
-          <w:tcPr/>
-          <w:p>
-            <w:pPr>
-              <w:pStyle w:val="Compact"/>
-              <w:jc w:val="center"/>
-            </w:pPr>
-            <w:r>
-              <w:t xml:space="preserve">0.965</w:t>
-            </w:r>
-            <w:r>
-              <w:t xml:space="preserve"> </w:t>
-            </w:r>
-            <m:oMath>
-              <m:r>
-                <m:rPr>
-                  <m:sty m:val="p"/>
-                </m:rPr>
-                <m:t>±</m:t>
-              </m:r>
-            </m:oMath>
-            <w:r>
-              <w:t xml:space="preserve"> </w:t>
-            </w:r>
-            <w:r>
-              <w:t xml:space="preserve">0.017</w:t>
-            </w:r>
-          </w:p>
-        </w:tc>
-      </w:tr>
-      <w:tr>
-        <w:tc>
-          <w:tcPr/>
-          <w:p>
-            <w:pPr>
-              <w:pStyle w:val="Compact"/>
-              <w:jc w:val="left"/>
-            </w:pPr>
-            <w:r>
-              <w:t xml:space="preserve">L2</w:t>
-            </w:r>
-          </w:p>
-        </w:tc>
-        <w:tc>
-          <w:tcPr/>
-          <w:p>
-            <w:pPr>
-              <w:pStyle w:val="Compact"/>
-              <w:jc w:val="center"/>
-            </w:pPr>
-            <w:r>
-              <w:t xml:space="preserve">0.959</w:t>
-            </w:r>
-            <w:r>
-              <w:t xml:space="preserve"> </w:t>
-            </w:r>
-            <m:oMath>
-              <m:r>
-                <m:rPr>
-                  <m:sty m:val="p"/>
-                </m:rPr>
-                <m:t>±</m:t>
-              </m:r>
-            </m:oMath>
-            <w:r>
-              <w:t xml:space="preserve"> </w:t>
-            </w:r>
-            <w:r>
-              <w:t xml:space="preserve">0.022</w:t>
-            </w:r>
-          </w:p>
-        </w:tc>
-      </w:tr>
-      <w:tr>
-        <w:tc>
-          <w:tcPr/>
-          <w:p>
-            <w:pPr>
-              <w:pStyle w:val="Compact"/>
-              <w:jc w:val="left"/>
-            </w:pPr>
-            <w:r>
-              <w:t xml:space="preserve">L3</w:t>
-            </w:r>
-          </w:p>
-        </w:tc>
-        <w:tc>
-          <w:tcPr/>
-          <w:p>
-            <w:pPr>
-              <w:pStyle w:val="Compact"/>
-              <w:jc w:val="center"/>
-            </w:pPr>
-            <w:r>
-              <w:t xml:space="preserve">0.958</w:t>
-            </w:r>
-            <w:r>
-              <w:t xml:space="preserve"> </w:t>
-            </w:r>
-            <m:oMath>
-              <m:r>
-                <m:rPr>
-                  <m:sty m:val="p"/>
-                </m:rPr>
-                <m:t>±</m:t>
-              </m:r>
-            </m:oMath>
-            <w:r>
-              <w:t xml:space="preserve"> </w:t>
-            </w:r>
-            <w:r>
-              <w:t xml:space="preserve">0.016</w:t>
-            </w:r>
-          </w:p>
-        </w:tc>
-      </w:tr>
-      <w:tr>
-        <w:tc>
-          <w:tcPr/>
-          <w:p>
-            <w:pPr>
-              <w:pStyle w:val="Compact"/>
-              <w:jc w:val="left"/>
-            </w:pPr>
-            <w:r>
-              <w:t xml:space="preserve">L4</w:t>
-            </w:r>
-          </w:p>
-        </w:tc>
-        <w:tc>
-          <w:tcPr/>
-          <w:p>
-            <w:pPr>
-              <w:pStyle w:val="Compact"/>
-              <w:jc w:val="center"/>
-            </w:pPr>
-            <w:r>
-              <w:t xml:space="preserve">0.957</w:t>
-            </w:r>
-            <w:r>
-              <w:t xml:space="preserve"> </w:t>
-            </w:r>
-            <m:oMath>
-              <m:r>
-                <m:rPr>
-                  <m:sty m:val="p"/>
-                </m:rPr>
-                <m:t>±</m:t>
-              </m:r>
-            </m:oMath>
-            <w:r>
-              <w:t xml:space="preserve"> </w:t>
-            </w:r>
-            <w:r>
-              <w:t xml:space="preserve">0.016</w:t>
-            </w:r>
-          </w:p>
-        </w:tc>
-      </w:tr>
-      <w:tr>
-        <w:tc>
-          <w:tcPr/>
-          <w:p>
-            <w:pPr>
-              <w:pStyle w:val="Compact"/>
-              <w:jc w:val="left"/>
-            </w:pPr>
-            <w:r>
-              <w:t xml:space="preserve">Last lumbar (L5, L6)</w:t>
-            </w:r>
-          </w:p>
-        </w:tc>
-        <w:tc>
-          <w:tcPr/>
-          <w:p>
-            <w:pPr>
-              <w:pStyle w:val="Compact"/>
-              <w:jc w:val="center"/>
-            </w:pPr>
-            <w:r>
-              <w:t xml:space="preserve">0.957</w:t>
-            </w:r>
-            <w:r>
-              <w:t xml:space="preserve"> </w:t>
-            </w:r>
-            <m:oMath>
-              <m:r>
-                <m:rPr>
-                  <m:sty m:val="p"/>
-                </m:rPr>
-                <m:t>±</m:t>
-              </m:r>
-            </m:oMath>
-            <w:r>
-              <w:t xml:space="preserve"> </w:t>
-            </w:r>
-            <w:r>
-              <w:t xml:space="preserve">0.016</w:t>
             </w:r>
           </w:p>
         </w:tc>

--- a/paper/mpda/CTSpinoPelvic1K_single_column.docx
+++ b/paper/mpda/CTSpinoPelvic1K_single_column.docx
@@ -1408,7 +1408,7 @@
     <w:bookmarkEnd w:id="9"/>
     <w:bookmarkEnd w:id="10"/>
     <w:bookmarkEnd w:id="11"/>
-    <w:bookmarkStart w:id="37" w:name="acquisition-and-validation-methods"/>
+    <w:bookmarkStart w:id="38" w:name="acquisition-and-validation-methods"/>
     <w:p>
       <w:pPr>
         <w:pStyle w:val="Heading1"/>
@@ -2441,7 +2441,7 @@
     </w:tbl>
     <w:bookmarkEnd w:id="14"/>
     <w:bookmarkEnd w:id="15"/>
-    <w:bookmarkStart w:id="16" w:name="ribs"/>
+    <w:bookmarkStart w:id="17" w:name="ribs"/>
     <w:p>
       <w:pPr>
         <w:pStyle w:val="Heading2"/>
@@ -2613,52 +2613,70 @@
         <w:pStyle w:val="BodyText"/>
       </w:pPr>
       <w:r>
-        <w:t xml:space="preserve">The result is a pseudolabel whose review was triaged rather than exhaustive. A label-based</w:t>
-      </w:r>
-      <w:r>
-        <w:t xml:space="preserve"> </w:t>
-      </w:r>
-      <w:r>
-        <w:t xml:space="preserve">rule flagged every record in which one rib</w:t>
-      </w:r>
-      <w:r>
-        <w:t xml:space="preserve"> </w:t>
-      </w:r>
-      <w:r>
-        <w:t xml:space="preserve">bone carried more than one identifier, or in which a rib failed to reach the vertebra it</w:t>
-      </w:r>
-      <w:r>
-        <w:t xml:space="preserve"> </w:t>
-      </w:r>
-      <w:r>
-        <w:t xml:space="preserve">articulates with, since a single bone carrying two numbers is a numbering error whatever the anatomy. The</w:t>
-      </w:r>
-      <w:r>
-        <w:t xml:space="preserve"> </w:t>
-      </w:r>
-      <w:r>
-        <w:t xml:space="preserve">rule selected 152 records; 148 were reviewed and corrected, and four</w:t>
-      </w:r>
-      <w:r>
-        <w:t xml:space="preserve"> </w:t>
-      </w:r>
-      <w:r>
-        <w:t xml:space="preserve">were not and are identified in the release. Reviewers were medical students working through  </w:t>
-      </w:r>
-      <w:r>
-        <w:t xml:space="preserve">, trained against</w:t>
-      </w:r>
-      <w:r>
-        <w:t xml:space="preserve"> </w:t>
-      </w:r>
-      <w:r>
-        <w:t xml:space="preserve">a written labeling protocol, with every correction attributed to its annotator. Records passing the rule were not individually inspected;</w:t>
-      </w:r>
-      <w:r>
-        <w:t xml:space="preserve"> </w:t>
-      </w:r>
-      <w:r>
-        <w:t xml:space="preserve">the residual rib–vertebra offsets reported in Sec. </w:t>
+        <w:t xml:space="preserve">The result of their union is a pseudolabel of all ribs in the volume. An extensive quality</w:t>
+      </w:r>
+      <w:r>
+        <w:t xml:space="preserve"> </w:t>
+      </w:r>
+      <w:r>
+        <w:t xml:space="preserve">control pipeline was used to triage possible errors rather than exhaustively reviewing all the</w:t>
+      </w:r>
+      <w:r>
+        <w:t xml:space="preserve"> </w:t>
+      </w:r>
+      <w:r>
+        <w:t xml:space="preserve">pseudolabels. A label-based rule flagged every record in which one rib bone carried more than</w:t>
+      </w:r>
+      <w:r>
+        <w:t xml:space="preserve"> </w:t>
+      </w:r>
+      <w:r>
+        <w:t xml:space="preserve">one identifier, or in which a rib failed to reach the vertebra it articulates with, since a</w:t>
+      </w:r>
+      <w:r>
+        <w:t xml:space="preserve"> </w:t>
+      </w:r>
+      <w:r>
+        <w:t xml:space="preserve">single bone carrying two numbers is a numbering error whatever the anatomy. On the raw union</w:t>
+      </w:r>
+      <w:r>
+        <w:t xml:space="preserve"> </w:t>
+      </w:r>
+      <w:r>
+        <w:t xml:space="preserve">the rule selected 152 records, with 584 rib bones carrying two identifiers among them; 148</w:t>
+      </w:r>
+      <w:r>
+        <w:t xml:space="preserve"> </w:t>
+      </w:r>
+      <w:r>
+        <w:t xml:space="preserve">were reviewed and corrected, and four were not and are identified in the release. Reviewers</w:t>
+      </w:r>
+      <w:r>
+        <w:t xml:space="preserve"> </w:t>
+      </w:r>
+      <w:r>
+        <w:t xml:space="preserve">were medical students working through  </w:t>
+      </w:r>
+      <w:r>
+        <w:t xml:space="preserve">, trained against a written</w:t>
+      </w:r>
+      <w:r>
+        <w:t xml:space="preserve"> </w:t>
+      </w:r>
+      <w:r>
+        <w:t xml:space="preserve">labeling protocol, with every correction attributed to its annotator. Records passing the rule</w:t>
+      </w:r>
+      <w:r>
+        <w:t xml:space="preserve"> </w:t>
+      </w:r>
+      <w:r>
+        <w:t xml:space="preserve">were not individually inspected; the rib–vertebra incidence check of</w:t>
+      </w:r>
+      <w:r>
+        <w:t xml:space="preserve"> </w:t>
+      </w:r>
+      <w:r>
+        <w:t xml:space="preserve">Sec. </w:t>
       </w:r>
       <w:hyperlink w:anchor="sec:validation">
         <w:r>
@@ -2669,20 +2687,382 @@
         </w:r>
       </w:hyperlink>
       <w:r>
-        <w:t xml:space="preserve"> </w:t>
-      </w:r>
-      <w:r>
-        <w:t xml:space="preserve">are the</w:t>
-      </w:r>
-      <w:r>
-        <w:t xml:space="preserve"> </w:t>
-      </w:r>
-      <w:r>
-        <w:t xml:space="preserve">independent check on what the rule missed.</w:t>
-      </w:r>
-    </w:p>
+        <w:t xml:space="preserve">, run at each stage, is the independent measure of what the rule and</w:t>
+      </w:r>
+      <w:r>
+        <w:t xml:space="preserve"> </w:t>
+      </w:r>
+      <w:r>
+        <w:t xml:space="preserve">the reviewers missed (Table </w:t>
+      </w:r>
+      <w:hyperlink w:anchor="tab:ribqc">
+        <w:r>
+          <w:rPr>
+            <w:rStyle w:val="Hyperlink"/>
+          </w:rPr>
+          <w:t xml:space="preserve">3</w:t>
+        </w:r>
+      </w:hyperlink>
+      <w:r>
+        <w:t xml:space="preserve">). On the raw pseudolabel 3.1% of the evaluable</w:t>
+      </w:r>
+      <w:r>
+        <w:t xml:space="preserve"> </w:t>
+      </w:r>
+      <w:r>
+        <w:t xml:space="preserve">ribs sat one or two levels from the vertebra their number implies and 24 records carried a</w:t>
+      </w:r>
+      <w:r>
+        <w:t xml:space="preserve"> </w:t>
+      </w:r>
+      <w:r>
+        <w:t xml:space="preserve">misnumbered cage; the students’ corrections cut both by a third (1.9%, 16 records). What</w:t>
+      </w:r>
+      <w:r>
+        <w:t xml:space="preserve"> </w:t>
+      </w:r>
+      <w:r>
+        <w:t xml:space="preserve">remained were whole-side shifts that no reviewer had been asked to look for: once a rib on a</w:t>
+      </w:r>
+      <w:r>
+        <w:t xml:space="preserve"> </w:t>
+      </w:r>
+      <w:r>
+        <w:t xml:space="preserve">lumbar body received its own class, each side could be anchored on its most confident</w:t>
+      </w:r>
+      <w:r>
+        <w:t xml:space="preserve"> </w:t>
+      </w:r>
+      <w:r>
+        <w:t xml:space="preserve">articulation and renumbered by counting, which left two offset ribs in 5</w:t>
+      </w:r>
+      <w:r>
+        <w:t xml:space="preserve">,</w:t>
+      </w:r>
+      <w:r>
+        <w:t xml:space="preserve">749 and no</w:t>
+      </w:r>
+      <w:r>
+        <w:t xml:space="preserve"> </w:t>
+      </w:r>
+      <w:r>
+        <w:t xml:space="preserve">misnumbered record.</w:t>
+      </w:r>
+    </w:p>
+    <w:bookmarkStart w:id="16" w:name="tab:ribqc"/>
+    <w:p>
+      <w:pPr>
+        <w:pStyle w:val="TableCaption"/>
+      </w:pPr>
+      <w:r>
+        <w:t xml:space="preserve">Rib–vertebra incidence at three stages: the raw union pseudolabel, after the</w:t>
+      </w:r>
+      <w:r>
+        <w:t xml:space="preserve"> </w:t>
+      </w:r>
+      <w:r>
+        <w:t xml:space="preserve">students corrected the 148 triaged records, and the release after the lumbar-rib class and</w:t>
+      </w:r>
+      <w:r>
+        <w:t xml:space="preserve"> </w:t>
+      </w:r>
+      <w:r>
+        <w:t xml:space="preserve">rule-based renumbering. Evaluable ribs are those whose expected vertebra lies in the field of</w:t>
+      </w:r>
+      <w:r>
+        <w:t xml:space="preserve"> </w:t>
+      </w:r>
+      <w:r>
+        <w:t xml:space="preserve">view; a record is misnumbered when its ribs are consistently offset.</w:t>
+      </w:r>
+    </w:p>
+    <w:tbl>
+      <w:tblPr>
+        <w:tblStyle w:val="Table"/>
+        <w:tblW w:type="auto" w:w="0"/>
+        <w:tblLook w:firstRow="1" w:lastRow="0" w:firstColumn="0" w:lastColumn="0" w:noHBand="0" w:noVBand="0" w:val="0020"/>
+        <w:tblCaption w:val="Rib–vertebra incidence at three stages: the raw union pseudolabel, after the students corrected the 148 triaged records, and the release after the lumbar-rib class and rule-based renumbering. Evaluable ribs are those whose expected vertebra lies in the field of view; a record is misnumbered when its ribs are consistently offset."/>
+      </w:tblPr>
+      <w:tblGrid>
+        <w:gridCol w:w="1584"/>
+        <w:gridCol w:w="1584"/>
+        <w:gridCol w:w="1584"/>
+        <w:gridCol w:w="1584"/>
+        <w:gridCol w:w="1584"/>
+      </w:tblGrid>
+      <w:tr>
+        <w:trPr>
+          <w:tblHeader w:val="on"/>
+        </w:trPr>
+        <w:tc>
+          <w:tcPr/>
+          <w:p>
+            <w:pPr>
+              <w:pStyle w:val="Compact"/>
+              <w:jc w:val="left"/>
+            </w:pPr>
+            <w:r>
+              <w:t xml:space="preserve">Stage</w:t>
+            </w:r>
+          </w:p>
+        </w:tc>
+        <w:tc>
+          <w:tcPr/>
+          <w:p>
+            <w:pPr>
+              <w:pStyle w:val="Compact"/>
+              <w:jc w:val="right"/>
+            </w:pPr>
+            <w:r>
+              <w:t xml:space="preserve">Evaluable ribs</w:t>
+            </w:r>
+          </w:p>
+        </w:tc>
+        <w:tc>
+          <w:tcPr/>
+          <w:p>
+            <w:pPr>
+              <w:pStyle w:val="Compact"/>
+              <w:jc w:val="right"/>
+            </w:pPr>
+            <w:r>
+              <w:t xml:space="preserve">On own vertebra</w:t>
+            </w:r>
+          </w:p>
+        </w:tc>
+        <w:tc>
+          <w:tcPr/>
+          <w:p>
+            <w:pPr>
+              <w:pStyle w:val="Compact"/>
+              <w:jc w:val="right"/>
+            </w:pPr>
+            <w:r>
+              <w:t xml:space="preserve">Offset</w:t>
+            </w:r>
+          </w:p>
+        </w:tc>
+        <w:tc>
+          <w:tcPr/>
+          <w:p>
+            <w:pPr>
+              <w:pStyle w:val="Compact"/>
+              <w:jc w:val="right"/>
+            </w:pPr>
+            <w:r>
+              <w:t xml:space="preserve">Misnumbered records</w:t>
+            </w:r>
+          </w:p>
+        </w:tc>
+      </w:tr>
+      <w:tr>
+        <w:tc>
+          <w:tcPr/>
+          <w:p>
+            <w:pPr>
+              <w:pStyle w:val="Compact"/>
+              <w:jc w:val="left"/>
+            </w:pPr>
+            <w:r>
+              <w:t xml:space="preserve">Raw pseudolabel</w:t>
+            </w:r>
+          </w:p>
+        </w:tc>
+        <w:tc>
+          <w:tcPr/>
+          <w:p>
+            <w:pPr>
+              <w:pStyle w:val="Compact"/>
+              <w:jc w:val="right"/>
+            </w:pPr>
+            <w:r>
+              <w:t xml:space="preserve">5</w:t>
+            </w:r>
+            <w:r>
+              <w:t xml:space="preserve">,</w:t>
+            </w:r>
+            <w:r>
+              <w:t xml:space="preserve">560</w:t>
+            </w:r>
+          </w:p>
+        </w:tc>
+        <w:tc>
+          <w:tcPr/>
+          <w:p>
+            <w:pPr>
+              <w:pStyle w:val="Compact"/>
+              <w:jc w:val="right"/>
+            </w:pPr>
+            <w:r>
+              <w:t xml:space="preserve">96.6%</w:t>
+            </w:r>
+          </w:p>
+        </w:tc>
+        <w:tc>
+          <w:tcPr/>
+          <w:p>
+            <w:pPr>
+              <w:pStyle w:val="Compact"/>
+              <w:jc w:val="right"/>
+            </w:pPr>
+            <w:r>
+              <w:t xml:space="preserve">170 (3.1%)</w:t>
+            </w:r>
+          </w:p>
+        </w:tc>
+        <w:tc>
+          <w:tcPr/>
+          <w:p>
+            <w:pPr>
+              <w:pStyle w:val="Compact"/>
+              <w:jc w:val="right"/>
+            </w:pPr>
+            <w:r>
+              <w:t xml:space="preserve">24</w:t>
+            </w:r>
+          </w:p>
+        </w:tc>
+      </w:tr>
+      <w:tr>
+        <w:tc>
+          <w:tcPr/>
+          <w:p>
+            <w:pPr>
+              <w:pStyle w:val="Compact"/>
+              <w:jc w:val="left"/>
+            </w:pPr>
+            <w:r>
+              <w:t xml:space="preserve">After student correction</w:t>
+            </w:r>
+          </w:p>
+        </w:tc>
+        <w:tc>
+          <w:tcPr/>
+          <w:p>
+            <w:pPr>
+              <w:pStyle w:val="Compact"/>
+              <w:jc w:val="right"/>
+            </w:pPr>
+            <w:r>
+              <w:t xml:space="preserve">5</w:t>
+            </w:r>
+            <w:r>
+              <w:t xml:space="preserve">,</w:t>
+            </w:r>
+            <w:r>
+              <w:t xml:space="preserve">670</w:t>
+            </w:r>
+          </w:p>
+        </w:tc>
+        <w:tc>
+          <w:tcPr/>
+          <w:p>
+            <w:pPr>
+              <w:pStyle w:val="Compact"/>
+              <w:jc w:val="right"/>
+            </w:pPr>
+            <w:r>
+              <w:t xml:space="preserve">97.6%</w:t>
+            </w:r>
+          </w:p>
+        </w:tc>
+        <w:tc>
+          <w:tcPr/>
+          <w:p>
+            <w:pPr>
+              <w:pStyle w:val="Compact"/>
+              <w:jc w:val="right"/>
+            </w:pPr>
+            <w:r>
+              <w:t xml:space="preserve">109 (1.9%)</w:t>
+            </w:r>
+          </w:p>
+        </w:tc>
+        <w:tc>
+          <w:tcPr/>
+          <w:p>
+            <w:pPr>
+              <w:pStyle w:val="Compact"/>
+              <w:jc w:val="right"/>
+            </w:pPr>
+            <w:r>
+              <w:t xml:space="preserve">16</w:t>
+            </w:r>
+          </w:p>
+        </w:tc>
+      </w:tr>
+      <w:tr>
+        <w:tc>
+          <w:tcPr/>
+          <w:p>
+            <w:pPr>
+              <w:pStyle w:val="Compact"/>
+              <w:jc w:val="left"/>
+            </w:pPr>
+            <w:r>
+              <w:t xml:space="preserve">Release</w:t>
+            </w:r>
+          </w:p>
+        </w:tc>
+        <w:tc>
+          <w:tcPr/>
+          <w:p>
+            <w:pPr>
+              <w:pStyle w:val="Compact"/>
+              <w:jc w:val="right"/>
+            </w:pPr>
+            <w:r>
+              <w:t xml:space="preserve">5</w:t>
+            </w:r>
+            <w:r>
+              <w:t xml:space="preserve">,</w:t>
+            </w:r>
+            <w:r>
+              <w:t xml:space="preserve">749</w:t>
+            </w:r>
+          </w:p>
+        </w:tc>
+        <w:tc>
+          <w:tcPr/>
+          <w:p>
+            <w:pPr>
+              <w:pStyle w:val="Compact"/>
+              <w:jc w:val="right"/>
+            </w:pPr>
+            <w:r>
+              <w:t xml:space="preserve">99.97%</w:t>
+            </w:r>
+          </w:p>
+        </w:tc>
+        <w:tc>
+          <w:tcPr/>
+          <w:p>
+            <w:pPr>
+              <w:pStyle w:val="Compact"/>
+              <w:jc w:val="right"/>
+            </w:pPr>
+            <w:r>
+              <w:t xml:space="preserve">2 (0.035%)</w:t>
+            </w:r>
+          </w:p>
+        </w:tc>
+        <w:tc>
+          <w:tcPr/>
+          <w:p>
+            <w:pPr>
+              <w:pStyle w:val="Compact"/>
+              <w:jc w:val="right"/>
+            </w:pPr>
+            <w:r>
+              <w:t xml:space="preserve">0</w:t>
+            </w:r>
+          </w:p>
+        </w:tc>
+      </w:tr>
+    </w:tbl>
     <w:bookmarkEnd w:id="16"/>
-    <w:bookmarkStart w:id="21" w:name="sec:anchors"/>
+    <w:bookmarkEnd w:id="17"/>
+    <w:bookmarkStart w:id="22" w:name="sec:anchors"/>
     <w:p>
       <w:pPr>
         <w:pStyle w:val="Heading2"/>
@@ -3027,7 +3407,7 @@
         <w:t xml:space="preserve">read.</w:t>
       </w:r>
     </w:p>
-    <w:bookmarkStart w:id="20" w:name="fig:anchors"/>
+    <w:bookmarkStart w:id="21" w:name="fig:anchors"/>
     <w:p>
       <w:pPr>
         <w:pStyle w:val="CaptionedFigure"/>
@@ -3037,18 +3417,18 @@
           <wp:inline>
             <wp:extent cx="5334000" cy="1345176"/>
             <wp:effectExtent b="0" l="0" r="0" t="0"/>
-            <wp:docPr descr="" title="" id="18" name="Picture"/>
+            <wp:docPr descr="" title="" id="19" name="Picture"/>
             <a:graphic>
               <a:graphicData uri="http://schemas.openxmlformats.org/drawingml/2006/picture">
                 <pic:pic>
                   <pic:nvPicPr>
-                    <pic:cNvPr descr="figures/fig_anchors.pdf" id="19" name="Picture"/>
+                    <pic:cNvPr descr="figures/fig_anchors.pdf" id="20" name="Picture"/>
                     <pic:cNvPicPr>
                       <a:picLocks noChangeArrowheads="1" noChangeAspect="1"/>
                     </pic:cNvPicPr>
                   </pic:nvPicPr>
                   <pic:blipFill>
-                    <a:blip r:embed="rId17"/>
+                    <a:blip r:embed="rId18"/>
                     <a:stretch>
                       <a:fillRect/>
                     </a:stretch>
@@ -3089,7 +3469,7 @@
         <w:t xml:space="preserve">yellow, rib-free vertebrae between. Cases 0704, 0428, 0094, 0005, chosen by rule. (b) and (c) share one upper border, a short rib pair under a full pair; (b) has no LSTV; (c) is Castellvi IIIb, its fifth lumbar segment fused to the sacrum.</w:t>
       </w:r>
     </w:p>
-    <w:bookmarkEnd w:id="20"/>
+    <w:bookmarkEnd w:id="21"/>
     <w:p>
       <w:pPr>
         <w:pStyle w:val="BodyText"/>
@@ -3193,8 +3573,8 @@
         <w:t xml:space="preserve">computed from the released label volumes by counting identifiers 25 and 60–61.</w:t>
       </w:r>
     </w:p>
-    <w:bookmarkEnd w:id="21"/>
-    <w:bookmarkStart w:id="25" w:name="sec:tools"/>
+    <w:bookmarkEnd w:id="22"/>
+    <w:bookmarkStart w:id="26" w:name="sec:tools"/>
     <w:p>
       <w:pPr>
         <w:pStyle w:val="Heading2"/>
@@ -3325,7 +3705,7 @@
       <w:r>
         <w:t xml:space="preserve">data (</w:t>
       </w:r>
-      <w:hyperlink r:id="rId22">
+      <w:hyperlink r:id="rId23">
         <w:r>
           <w:rPr>
             <w:rStyle w:val="Hyperlink"/>
@@ -3339,7 +3719,7 @@
       <w:r>
         <w:t xml:space="preserve"> </w:t>
       </w:r>
-      <w:hyperlink r:id="rId23">
+      <w:hyperlink r:id="rId24">
         <w:r>
           <w:rPr>
             <w:rStyle w:val="Hyperlink"/>
@@ -3436,7 +3816,7 @@
       <w:r>
         <w:t xml:space="preserve">(</w:t>
       </w:r>
-      <w:hyperlink r:id="rId24">
+      <w:hyperlink r:id="rId25">
         <w:r>
           <w:rPr>
             <w:rStyle w:val="Hyperlink"/>
@@ -3502,8 +3882,8 @@
         <w:t xml:space="preserve">released volumes. All content was independently reviewed, verified, and interpreted by the authors.</w:t>
       </w:r>
     </w:p>
-    <w:bookmarkEnd w:id="25"/>
-    <w:bookmarkStart w:id="26" w:name="sec:validation"/>
+    <w:bookmarkEnd w:id="26"/>
+    <w:bookmarkStart w:id="27" w:name="sec:validation"/>
     <w:p>
       <w:pPr>
         <w:pStyle w:val="Heading2"/>
@@ -3902,8 +4282,8 @@
         <w:t xml:space="preserve">rather than lowering it, so the residual tracks cohort and not construction.</w:t>
       </w:r>
     </w:p>
-    <w:bookmarkEnd w:id="26"/>
-    <w:bookmarkStart w:id="28" w:name="castellvi-typing"/>
+    <w:bookmarkEnd w:id="27"/>
+    <w:bookmarkStart w:id="29" w:name="castellvi-typing"/>
     <w:p>
       <w:pPr>
         <w:pStyle w:val="Heading2"/>
@@ -4008,7 +4388,7 @@
         <w:t xml:space="preserve">disagreements were III against II.</w:t>
       </w:r>
     </w:p>
-    <w:bookmarkStart w:id="27" w:name="tab:spinopelvic"/>
+    <w:bookmarkStart w:id="28" w:name="tab:spinopelvic"/>
     <w:p>
       <w:pPr>
         <w:pStyle w:val="TableCaption"/>
@@ -4688,9 +5068,9 @@
         </w:tc>
       </w:tr>
     </w:tbl>
-    <w:bookmarkEnd w:id="27"/>
     <w:bookmarkEnd w:id="28"/>
-    <w:bookmarkStart w:id="36" w:name="sec:hardware"/>
+    <w:bookmarkEnd w:id="29"/>
+    <w:bookmarkStart w:id="37" w:name="sec:hardware"/>
     <w:p>
       <w:pPr>
         <w:pStyle w:val="Heading2"/>
@@ -4738,7 +5118,7 @@
         <w:t xml:space="preserve">vertebra does.</w:t>
       </w:r>
     </w:p>
-    <w:bookmarkStart w:id="29" w:name="X6ccedf8a194116531bb518b375b53d9e1e007e9"/>
+    <w:bookmarkStart w:id="30" w:name="X6ccedf8a194116531bb518b375b53d9e1e007e9"/>
     <w:p>
       <w:pPr>
         <w:pStyle w:val="Heading4"/>
@@ -4825,8 +5205,8 @@
         <w:t xml:space="preserve">or below.</w:t>
       </w:r>
     </w:p>
-    <w:bookmarkEnd w:id="29"/>
-    <w:bookmarkStart w:id="30" w:name="the-subtype-block-had-to-be-extended."/>
+    <w:bookmarkEnd w:id="30"/>
+    <w:bookmarkStart w:id="31" w:name="the-subtype-block-had-to-be-extended."/>
     <w:p>
       <w:pPr>
         <w:pStyle w:val="Heading4"/>
@@ -4917,8 +5297,8 @@
         <w:t xml:space="preserve">).</w:t>
       </w:r>
     </w:p>
-    <w:bookmarkEnd w:id="30"/>
-    <w:bookmarkStart w:id="35" w:name="X06fc12f192e95ab0f7b26779051c84afa05042a"/>
+    <w:bookmarkEnd w:id="31"/>
+    <w:bookmarkStart w:id="36" w:name="X06fc12f192e95ab0f7b26779051c84afa05042a"/>
     <w:p>
       <w:pPr>
         <w:pStyle w:val="Heading4"/>
@@ -4953,7 +5333,7 @@
         <w:t xml:space="preserve">measured from is an implant.</w:t>
       </w:r>
     </w:p>
-    <w:bookmarkStart w:id="34" w:name="fig:hardware"/>
+    <w:bookmarkStart w:id="35" w:name="fig:hardware"/>
     <w:p>
       <w:pPr>
         <w:pStyle w:val="CaptionedFigure"/>
@@ -4963,18 +5343,18 @@
           <wp:inline>
             <wp:extent cx="5334000" cy="1144542"/>
             <wp:effectExtent b="0" l="0" r="0" t="0"/>
-            <wp:docPr descr="" title="" id="32" name="Picture"/>
+            <wp:docPr descr="" title="" id="33" name="Picture"/>
             <a:graphic>
               <a:graphicData uri="http://schemas.openxmlformats.org/drawingml/2006/picture">
                 <pic:pic>
                   <pic:nvPicPr>
-                    <pic:cNvPr descr="figures/fig_hardware.pdf" id="33" name="Picture"/>
+                    <pic:cNvPr descr="figures/fig_hardware.pdf" id="34" name="Picture"/>
                     <pic:cNvPicPr>
                       <a:picLocks noChangeArrowheads="1" noChangeAspect="1"/>
                     </pic:cNvPicPr>
                   </pic:nvPicPr>
                   <pic:blipFill>
-                    <a:blip r:embed="rId31"/>
+                    <a:blip r:embed="rId32"/>
                     <a:stretch>
                       <a:fillRect/>
                     </a:stretch>
@@ -5089,11 +5469,11 @@
         <w:t xml:space="preserve">. Bar, 5 cm.</w:t>
       </w:r>
     </w:p>
-    <w:bookmarkEnd w:id="34"/>
     <w:bookmarkEnd w:id="35"/>
     <w:bookmarkEnd w:id="36"/>
     <w:bookmarkEnd w:id="37"/>
-    <w:bookmarkStart w:id="39" w:name="sec:format"/>
+    <w:bookmarkEnd w:id="38"/>
+    <w:bookmarkStart w:id="40" w:name="sec:format"/>
     <w:p>
       <w:pPr>
         <w:pStyle w:val="Heading1"/>
@@ -5249,7 +5629,7 @@
         <w:t xml:space="preserve">own decimal places.</w:t>
       </w:r>
     </w:p>
-    <w:bookmarkStart w:id="38" w:name="tab:completeness"/>
+    <w:bookmarkStart w:id="39" w:name="tab:completeness"/>
     <w:p>
       <w:pPr>
         <w:pStyle w:val="TableCaption"/>
@@ -5660,7 +6040,7 @@
         </w:tc>
       </w:tr>
     </w:tbl>
-    <w:bookmarkEnd w:id="38"/>
+    <w:bookmarkEnd w:id="39"/>
     <w:p>
       <w:pPr>
         <w:pStyle w:val="BodyText"/>
@@ -5675,8 +6055,8 @@
         <w:t xml:space="preserve">the tagged release commit; any model-hub copy is a convenience mirror, not the archive.</w:t>
       </w:r>
     </w:p>
-    <w:bookmarkEnd w:id="39"/>
-    <w:bookmarkStart w:id="44" w:name="sec:descriptive"/>
+    <w:bookmarkEnd w:id="40"/>
+    <w:bookmarkStart w:id="45" w:name="sec:descriptive"/>
     <w:p>
       <w:pPr>
         <w:pStyle w:val="Heading1"/>
@@ -5831,7 +6211,7 @@
           <w:rPr>
             <w:rStyle w:val="Hyperlink"/>
           </w:rPr>
-          <w:t xml:space="preserve">3</w:t>
+          <w:t xml:space="preserve">4</w:t>
         </w:r>
       </w:hyperlink>
       <w:r>
@@ -5841,7 +6221,7 @@
         <w:t xml:space="preserve">places against two series.</w:t>
       </w:r>
     </w:p>
-    <w:bookmarkStart w:id="43" w:name="fig:validation"/>
+    <w:bookmarkStart w:id="44" w:name="fig:validation"/>
     <w:p>
       <w:pPr>
         <w:pStyle w:val="CaptionedFigure"/>
@@ -5851,18 +6231,18 @@
           <wp:inline>
             <wp:extent cx="5334000" cy="1104674"/>
             <wp:effectExtent b="0" l="0" r="0" t="0"/>
-            <wp:docPr descr="" title="" id="41" name="Picture"/>
+            <wp:docPr descr="" title="" id="42" name="Picture"/>
             <a:graphic>
               <a:graphicData uri="http://schemas.openxmlformats.org/drawingml/2006/picture">
                 <pic:pic>
                   <pic:nvPicPr>
-                    <pic:cNvPr descr="figures/fig_validation.pdf" id="42" name="Picture"/>
+                    <pic:cNvPr descr="figures/fig_validation.pdf" id="43" name="Picture"/>
                     <pic:cNvPicPr>
                       <a:picLocks noChangeArrowheads="1" noChangeAspect="1"/>
                     </pic:cNvPicPr>
                   </pic:nvPicPr>
                   <pic:blipFill>
-                    <a:blip r:embed="rId40"/>
+                    <a:blip r:embed="rId41"/>
                     <a:stretch>
                       <a:fillRect/>
                     </a:stretch>
@@ -5917,7 +6297,7 @@
         <w:t xml:space="preserve">.</w:t>
       </w:r>
     </w:p>
-    <w:bookmarkEnd w:id="43"/>
+    <w:bookmarkEnd w:id="44"/>
     <w:p>
       <w:pPr>
         <w:pStyle w:val="BodyText"/>
@@ -5954,8 +6334,8 @@
         <w:t xml:space="preserve">reported at the published standard site.</w:t>
       </w:r>
     </w:p>
-    <w:bookmarkEnd w:id="44"/>
-    <w:bookmarkStart w:id="55" w:name="sec:applications"/>
+    <w:bookmarkEnd w:id="45"/>
+    <w:bookmarkStart w:id="56" w:name="sec:applications"/>
     <w:p>
       <w:pPr>
         <w:pStyle w:val="Heading1"/>
@@ -6077,7 +6457,7 @@
         <w:t xml:space="preserve">decision.</w:t>
       </w:r>
     </w:p>
-    <w:bookmarkStart w:id="54" w:name="X1e405bcd3081b4ebb91076491188f6b710d9489"/>
+    <w:bookmarkStart w:id="55" w:name="X1e405bcd3081b4ebb91076491188f6b710d9489"/>
     <w:p>
       <w:pPr>
         <w:pStyle w:val="Heading2"/>
@@ -6146,7 +6526,7 @@
         <w:t xml:space="preserve">enumeration, a model trained on them is not learning the convention that fails.</w:t>
       </w:r>
     </w:p>
-    <w:bookmarkStart w:id="48" w:name="fig:levelatlas"/>
+    <w:bookmarkStart w:id="49" w:name="fig:levelatlas"/>
     <w:p>
       <w:pPr>
         <w:pStyle w:val="CaptionedFigure"/>
@@ -6156,18 +6536,18 @@
           <wp:inline>
             <wp:extent cx="5334000" cy="1190055"/>
             <wp:effectExtent b="0" l="0" r="0" t="0"/>
-            <wp:docPr descr="" title="" id="46" name="Picture"/>
+            <wp:docPr descr="" title="" id="47" name="Picture"/>
             <a:graphic>
               <a:graphicData uri="http://schemas.openxmlformats.org/drawingml/2006/picture">
                 <pic:pic>
                   <pic:nvPicPr>
-                    <pic:cNvPr descr="figures/fig_levelatlas.pdf" id="47" name="Picture"/>
+                    <pic:cNvPr descr="figures/fig_levelatlas.pdf" id="48" name="Picture"/>
                     <pic:cNvPicPr>
                       <a:picLocks noChangeArrowheads="1" noChangeAspect="1"/>
                     </pic:cNvPicPr>
                   </pic:nvPicPr>
                   <pic:blipFill>
-                    <a:blip r:embed="rId45"/>
+                    <a:blip r:embed="rId46"/>
                     <a:stretch>
                       <a:fillRect/>
                     </a:stretch>
@@ -6243,7 +6623,7 @@
         <w:t xml:space="preserve">SD recovered from the reported SEM; T11–T12 EPWu is digitised from his Figure 4A.</w:t>
       </w:r>
     </w:p>
-    <w:bookmarkEnd w:id="48"/>
+    <w:bookmarkEnd w:id="49"/>
     <w:p>
       <w:pPr>
         <w:pStyle w:val="BodyText"/>
@@ -6426,7 +6806,7 @@
         <w:t xml:space="preserve">postural change to check a prediction against.</w:t>
       </w:r>
     </w:p>
-    <w:bookmarkStart w:id="52" w:name="fig:fov"/>
+    <w:bookmarkStart w:id="53" w:name="fig:fov"/>
     <w:p>
       <w:pPr>
         <w:pStyle w:val="CaptionedFigure"/>
@@ -6436,18 +6816,18 @@
           <wp:inline>
             <wp:extent cx="2895600" cy="927100"/>
             <wp:effectExtent b="0" l="0" r="0" t="0"/>
-            <wp:docPr descr="" title="" id="50" name="Picture"/>
+            <wp:docPr descr="" title="" id="51" name="Picture"/>
             <a:graphic>
               <a:graphicData uri="http://schemas.openxmlformats.org/drawingml/2006/picture">
                 <pic:pic>
                   <pic:nvPicPr>
-                    <pic:cNvPr descr="figures/fig_fov.pdf" id="51" name="Picture"/>
+                    <pic:cNvPr descr="figures/fig_fov.pdf" id="52" name="Picture"/>
                     <pic:cNvPicPr>
                       <a:picLocks noChangeArrowheads="1" noChangeAspect="1"/>
                     </pic:cNvPicPr>
                   </pic:nvPicPr>
                   <pic:blipFill>
-                    <a:blip r:embed="rId49"/>
+                    <a:blip r:embed="rId50"/>
                     <a:stretch>
                       <a:fillRect/>
                     </a:stretch>
@@ -6488,7 +6868,7 @@
         <w:t xml:space="preserve">in Table S1.</w:t>
       </w:r>
     </w:p>
-    <w:bookmarkEnd w:id="52"/>
+    <w:bookmarkEnd w:id="53"/>
     <w:p>
       <w:pPr>
         <w:pStyle w:val="BodyText"/>
@@ -6500,8 +6880,8 @@
         </w:rPr>
         <w:t xml:space="preserve">Limitations: coverage and cohort.</w:t>
       </w:r>
-      <w:bookmarkStart w:id="53" w:name="sec:limitations"/>
-      <w:bookmarkEnd w:id="53"/>
+      <w:bookmarkStart w:id="54" w:name="sec:limitations"/>
+      <w:bookmarkEnd w:id="54"/>
       <w:r>
         <w:t xml:space="preserve"> </w:t>
       </w:r>
@@ -6646,9 +7026,9 @@
         <w:t xml:space="preserve">Sacrum, hips and femora are present in all 802 records; one lacks T12, outside the field of view. Nine carry no L5 identifier because their source annotation counted four lumbar vertebrae; all nine are Castellvi IIIb, the fused segment is delineated with the sacrum as the caudal anchor, and the manifest names them. No shape-based classifier is attempted at the lumbosacral junction: 15 records in each rare stratum leave three per fold. The 0.990 area under the curve above is the thoracolumbar boundary, not this one.</w:t>
       </w:r>
     </w:p>
-    <w:bookmarkEnd w:id="54"/>
     <w:bookmarkEnd w:id="55"/>
-    <w:bookmarkStart w:id="56" w:name="discussion"/>
+    <w:bookmarkEnd w:id="56"/>
+    <w:bookmarkStart w:id="57" w:name="discussion"/>
     <w:p>
       <w:pPr>
         <w:pStyle w:val="Heading1"/>
@@ -6771,8 +7151,8 @@
         <w:t xml:space="preserve">L5 here.</w:t>
       </w:r>
     </w:p>
-    <w:bookmarkEnd w:id="56"/>
-    <w:bookmarkStart w:id="57" w:name="conclusion"/>
+    <w:bookmarkEnd w:id="57"/>
+    <w:bookmarkStart w:id="58" w:name="conclusion"/>
     <w:p>
       <w:pPr>
         <w:pStyle w:val="Heading1"/>
@@ -6819,8 +7199,8 @@
         <w:t xml:space="preserve">that cannot support the conventional count downward from C2.</w:t>
       </w:r>
     </w:p>
-    <w:bookmarkEnd w:id="57"/>
-    <w:bookmarkStart w:id="60" w:name="data-availability"/>
+    <w:bookmarkEnd w:id="58"/>
+    <w:bookmarkStart w:id="61" w:name="data-availability"/>
     <w:p>
       <w:pPr>
         <w:pStyle w:val="Heading1"/>
@@ -6886,7 +7266,7 @@
       <w:r>
         <w:t xml:space="preserve"> </w:t>
       </w:r>
-      <w:hyperlink r:id="rId58">
+      <w:hyperlink r:id="rId59">
         <w:r>
           <w:rPr>
             <w:rStyle w:val="Hyperlink"/>
@@ -6915,7 +7295,7 @@
       <w:r>
         <w:t xml:space="preserve"> </w:t>
       </w:r>
-      <w:hyperlink r:id="rId59">
+      <w:hyperlink r:id="rId60">
         <w:r>
           <w:rPr>
             <w:rStyle w:val="Hyperlink"/>
@@ -6935,7 +7315,7 @@
       <w:r>
         <w:t xml:space="preserve"> </w:t>
       </w:r>
-      <w:hyperlink r:id="rId24">
+      <w:hyperlink r:id="rId25">
         <w:r>
           <w:rPr>
             <w:rStyle w:val="Hyperlink"/>
@@ -6947,8 +7327,8 @@
         <w:t xml:space="preserve">.</w:t>
       </w:r>
     </w:p>
-    <w:bookmarkEnd w:id="60"/>
-    <w:bookmarkStart w:id="61" w:name="acknowledgements"/>
+    <w:bookmarkEnd w:id="61"/>
+    <w:bookmarkStart w:id="62" w:name="acknowledgements"/>
     <w:p>
       <w:pPr>
         <w:pStyle w:val="Heading1"/>
@@ -6971,8 +7351,8 @@
         <w:t xml:space="preserve">policy. This work received no funding.</w:t>
       </w:r>
     </w:p>
-    <w:bookmarkEnd w:id="61"/>
-    <w:bookmarkStart w:id="62" w:name="conflict-of-interest"/>
+    <w:bookmarkEnd w:id="62"/>
+    <w:bookmarkStart w:id="63" w:name="conflict-of-interest"/>
     <w:p>
       <w:pPr>
         <w:pStyle w:val="Heading1"/>
@@ -6989,8 +7369,8 @@
         <w:t xml:space="preserve">The authors have no relevant conflicts of interest to disclose.</w:t>
       </w:r>
     </w:p>
-    <w:bookmarkEnd w:id="62"/>
-    <w:bookmarkStart w:id="66" w:name="ethics"/>
+    <w:bookmarkEnd w:id="63"/>
+    <w:bookmarkStart w:id="67" w:name="ethics"/>
     <w:p>
       <w:pPr>
         <w:pStyle w:val="Heading1"/>
@@ -7897,7 +8277,7 @@
       <w:r>
         <w:t xml:space="preserve"> </w:t>
       </w:r>
-      <w:hyperlink r:id="rId63">
+      <w:hyperlink r:id="rId64">
         <w:r>
           <w:rPr>
             <w:rStyle w:val="Hyperlink"/>
@@ -7970,7 +8350,7 @@
       <w:r>
         <w:t xml:space="preserve"> </w:t>
       </w:r>
-      <w:hyperlink r:id="rId64">
+      <w:hyperlink r:id="rId65">
         <w:r>
           <w:rPr>
             <w:rStyle w:val="Hyperlink"/>
@@ -8058,7 +8438,7 @@
       <w:r>
         <w:t xml:space="preserve"> </w:t>
       </w:r>
-      <w:hyperlink r:id="rId65">
+      <w:hyperlink r:id="rId66">
         <w:r>
           <w:rPr>
             <w:rStyle w:val="Hyperlink"/>
@@ -9312,8 +9692,8 @@
         <w:t xml:space="preserve">doi:10.3390/jcm15072584.</w:t>
       </w:r>
     </w:p>
-    <w:bookmarkEnd w:id="66"/>
-    <w:bookmarkStart w:id="67" w:name="figure-captions"/>
+    <w:bookmarkEnd w:id="67"/>
+    <w:bookmarkStart w:id="68" w:name="figure-captions"/>
     <w:p>
       <w:pPr>
         <w:pStyle w:val="Heading1"/>
@@ -9561,7 +9941,7 @@
         <w:t xml:space="preserve">Records carrying each vertebral level, cranial to caudal. Counts per identifier in Table S1.</w:t>
       </w:r>
     </w:p>
-    <w:bookmarkEnd w:id="67"/>
+    <w:bookmarkEnd w:id="68"/>
     <w:sectPr>
       <w:footnotePr>
         <w:numRestart w:val="eachSect"/>

--- a/paper/mpda/CTSpinoPelvic1K_single_column.docx
+++ b/paper/mpda/CTSpinoPelvic1K_single_column.docx
@@ -2773,7 +2773,13 @@
         <w:t xml:space="preserve"> </w:t>
       </w:r>
       <w:r>
-        <w:t xml:space="preserve">view; a record is misnumbered when its ribs are consistently offset.</w:t>
+        <w:t xml:space="preserve">view; offset, one or two levels from the vertebra the number implies; misnumbered, records whose</w:t>
+      </w:r>
+      <w:r>
+        <w:t xml:space="preserve"> </w:t>
+      </w:r>
+      <w:r>
+        <w:t xml:space="preserve">ribs are consistently offset.</w:t>
       </w:r>
     </w:p>
     <w:tbl>
@@ -2781,7 +2787,7 @@
         <w:tblStyle w:val="Table"/>
         <w:tblW w:type="auto" w:w="0"/>
         <w:tblLook w:firstRow="1" w:lastRow="0" w:firstColumn="0" w:lastColumn="0" w:noHBand="0" w:noVBand="0" w:val="0020"/>
-        <w:tblCaption w:val="Rib–vertebra incidence at three stages: the raw union pseudolabel, after the students corrected the 148 triaged records, and the release after the lumbar-rib class and rule-based renumbering. Evaluable ribs are those whose expected vertebra lies in the field of view; a record is misnumbered when its ribs are consistently offset."/>
+        <w:tblCaption w:val="Rib–vertebra incidence at three stages: the raw union pseudolabel, after the students corrected the 148 triaged records, and the release after the lumbar-rib class and rule-based renumbering. Evaluable ribs are those whose expected vertebra lies in the field of view; offset, one or two levels from the vertebra the number implies; misnumbered, records whose ribs are consistently offset."/>
       </w:tblPr>
       <w:tblGrid>
         <w:gridCol w:w="1584"/>
@@ -2814,7 +2820,7 @@
               <w:jc w:val="right"/>
             </w:pPr>
             <w:r>
-              <w:t xml:space="preserve">Evaluable ribs</w:t>
+              <w:t xml:space="preserve">Evaluable</w:t>
             </w:r>
           </w:p>
         </w:tc>
@@ -2826,7 +2832,7 @@
               <w:jc w:val="right"/>
             </w:pPr>
             <w:r>
-              <w:t xml:space="preserve">On own vertebra</w:t>
+              <w:t xml:space="preserve">Own vertebra</w:t>
             </w:r>
           </w:p>
         </w:tc>
@@ -2850,7 +2856,7 @@
               <w:jc w:val="right"/>
             </w:pPr>
             <w:r>
-              <w:t xml:space="preserve">Misnumbered records</w:t>
+              <w:t xml:space="preserve">Misnumbered</w:t>
             </w:r>
           </w:p>
         </w:tc>
@@ -2906,7 +2912,7 @@
               <w:jc w:val="right"/>
             </w:pPr>
             <w:r>
-              <w:t xml:space="preserve">170 (3.1%)</w:t>
+              <w:t xml:space="preserve">3.1%</w:t>
             </w:r>
           </w:p>
         </w:tc>
@@ -2932,7 +2938,7 @@
               <w:jc w:val="left"/>
             </w:pPr>
             <w:r>
-              <w:t xml:space="preserve">After student correction</w:t>
+              <w:t xml:space="preserve">After correction</w:t>
             </w:r>
           </w:p>
         </w:tc>
@@ -2974,7 +2980,7 @@
               <w:jc w:val="right"/>
             </w:pPr>
             <w:r>
-              <w:t xml:space="preserve">109 (1.9%)</w:t>
+              <w:t xml:space="preserve">1.9%</w:t>
             </w:r>
           </w:p>
         </w:tc>
@@ -3042,7 +3048,7 @@
               <w:jc w:val="right"/>
             </w:pPr>
             <w:r>
-              <w:t xml:space="preserve">2 (0.035%)</w:t>
+              <w:t xml:space="preserve">0.035%</w:t>
             </w:r>
           </w:p>
         </w:tc>

--- a/paper/mpda/CTSpinoPelvic1K_single_column.docx
+++ b/paper/mpda/CTSpinoPelvic1K_single_column.docx
@@ -2625,75 +2625,7 @@
         <w:t xml:space="preserve"> </w:t>
       </w:r>
       <w:r>
-        <w:t xml:space="preserve">pseudolabels. A label-based rule flagged every record in which one rib bone carried more than</w:t>
-      </w:r>
-      <w:r>
-        <w:t xml:space="preserve"> </w:t>
-      </w:r>
-      <w:r>
-        <w:t xml:space="preserve">one identifier, or in which a rib failed to reach the vertebra it articulates with, since a</w:t>
-      </w:r>
-      <w:r>
-        <w:t xml:space="preserve"> </w:t>
-      </w:r>
-      <w:r>
-        <w:t xml:space="preserve">single bone carrying two numbers is a numbering error whatever the anatomy. On the raw union</w:t>
-      </w:r>
-      <w:r>
-        <w:t xml:space="preserve"> </w:t>
-      </w:r>
-      <w:r>
-        <w:t xml:space="preserve">the rule selected 152 records, with 584 rib bones carrying two identifiers among them; 148</w:t>
-      </w:r>
-      <w:r>
-        <w:t xml:space="preserve"> </w:t>
-      </w:r>
-      <w:r>
-        <w:t xml:space="preserve">were reviewed and corrected, and four were not and are identified in the release. Reviewers</w:t>
-      </w:r>
-      <w:r>
-        <w:t xml:space="preserve"> </w:t>
-      </w:r>
-      <w:r>
-        <w:t xml:space="preserve">were medical students working through  </w:t>
-      </w:r>
-      <w:r>
-        <w:t xml:space="preserve">, trained against a written</w:t>
-      </w:r>
-      <w:r>
-        <w:t xml:space="preserve"> </w:t>
-      </w:r>
-      <w:r>
-        <w:t xml:space="preserve">labeling protocol, with every correction attributed to its annotator. Records passing the rule</w:t>
-      </w:r>
-      <w:r>
-        <w:t xml:space="preserve"> </w:t>
-      </w:r>
-      <w:r>
-        <w:t xml:space="preserve">were not individually inspected; the rib–vertebra incidence check of</w:t>
-      </w:r>
-      <w:r>
-        <w:t xml:space="preserve"> </w:t>
-      </w:r>
-      <w:r>
-        <w:t xml:space="preserve">Sec. </w:t>
-      </w:r>
-      <w:hyperlink w:anchor="sec:validation">
-        <w:r>
-          <w:rPr>
-            <w:rStyle w:val="Hyperlink"/>
-          </w:rPr>
-          <w:t xml:space="preserve">2.6</w:t>
-        </w:r>
-      </w:hyperlink>
-      <w:r>
-        <w:t xml:space="preserve">, run at each stage, is the independent measure of what the rule and</w:t>
-      </w:r>
-      <w:r>
-        <w:t xml:space="preserve"> </w:t>
-      </w:r>
-      <w:r>
-        <w:t xml:space="preserve">the reviewers missed (Table </w:t>
+        <w:t xml:space="preserve">pseudolabels (Table </w:t>
       </w:r>
       <w:hyperlink w:anchor="tab:ribqc">
         <w:r>
@@ -2704,49 +2636,58 @@
         </w:r>
       </w:hyperlink>
       <w:r>
-        <w:t xml:space="preserve">). On the raw pseudolabel 3.1% of the evaluable</w:t>
-      </w:r>
-      <w:r>
-        <w:t xml:space="preserve"> </w:t>
-      </w:r>
-      <w:r>
-        <w:t xml:space="preserve">ribs sat one or two levels from the vertebra their number implies and 24 records carried a</w:t>
-      </w:r>
-      <w:r>
-        <w:t xml:space="preserve"> </w:t>
-      </w:r>
-      <w:r>
-        <w:t xml:space="preserve">misnumbered cage; the students’ corrections cut both by a third (1.9%, 16 records). What</w:t>
-      </w:r>
-      <w:r>
-        <w:t xml:space="preserve"> </w:t>
-      </w:r>
-      <w:r>
-        <w:t xml:space="preserve">remained were whole-side shifts that no reviewer had been asked to look for: once a rib on a</w:t>
-      </w:r>
-      <w:r>
-        <w:t xml:space="preserve"> </w:t>
-      </w:r>
-      <w:r>
-        <w:t xml:space="preserve">lumbar body received its own class, each side could be anchored on its most confident</w:t>
-      </w:r>
-      <w:r>
-        <w:t xml:space="preserve"> </w:t>
-      </w:r>
-      <w:r>
-        <w:t xml:space="preserve">articulation and renumbered by counting, which left two offset ribs in 5</w:t>
-      </w:r>
-      <w:r>
-        <w:t xml:space="preserve">,</w:t>
-      </w:r>
-      <w:r>
-        <w:t xml:space="preserve">749 and no</w:t>
-      </w:r>
-      <w:r>
-        <w:t xml:space="preserve"> </w:t>
-      </w:r>
-      <w:r>
-        <w:t xml:space="preserve">misnumbered record.</w:t>
+        <w:t xml:space="preserve">). Two label-based checks gated the triage: a rib bone</w:t>
+      </w:r>
+      <w:r>
+        <w:t xml:space="preserve"> </w:t>
+      </w:r>
+      <w:r>
+        <w:t xml:space="preserve">carrying two identifiers, and a rib that never reaches the spine. They selected 152 records;</w:t>
+      </w:r>
+      <w:r>
+        <w:t xml:space="preserve"> </w:t>
+      </w:r>
+      <w:r>
+        <w:t xml:space="preserve">148 were reviewed and corrected, and four were not and are identified in the release.</w:t>
+      </w:r>
+      <w:r>
+        <w:t xml:space="preserve"> </w:t>
+      </w:r>
+      <w:r>
+        <w:t xml:space="preserve">Reviewers were medical students working through  </w:t>
+      </w:r>
+      <w:r>
+        <w:t xml:space="preserve">, trained against a</w:t>
+      </w:r>
+      <w:r>
+        <w:t xml:space="preserve"> </w:t>
+      </w:r>
+      <w:r>
+        <w:t xml:space="preserve">written labeling protocol, with every correction attributed to its annotator, and a save was</w:t>
+      </w:r>
+      <w:r>
+        <w:t xml:space="preserve"> </w:t>
+      </w:r>
+      <w:r>
+        <w:t xml:space="preserve">refused until the review checks passed. Ribs are named for the vertebra they articulate with,</w:t>
+      </w:r>
+      <w:r>
+        <w:t xml:space="preserve"> </w:t>
+      </w:r>
+      <w:r>
+        <w:t xml:space="preserve">so after review the remaining whole-side shifts were renumbered against the vertebrae by rule;</w:t>
+      </w:r>
+      <w:r>
+        <w:t xml:space="preserve"> </w:t>
+      </w:r>
+      <w:r>
+        <w:t xml:space="preserve">the release-stage incidence is therefore a consistency check on that rule, and the two earlier</w:t>
+      </w:r>
+      <w:r>
+        <w:t xml:space="preserve"> </w:t>
+      </w:r>
+      <w:r>
+        <w:t xml:space="preserve">stages are the independent measure of the pseudolabel and of the reviewers.</w:t>
       </w:r>
     </w:p>
     <w:bookmarkStart w:id="16" w:name="tab:ribqc"/>
@@ -2755,46 +2696,61 @@
         <w:pStyle w:val="TableCaption"/>
       </w:pPr>
       <w:r>
-        <w:t xml:space="preserve">Rib–vertebra incidence at three stages: the raw union pseudolabel, after the</w:t>
-      </w:r>
-      <w:r>
-        <w:t xml:space="preserve"> </w:t>
-      </w:r>
-      <w:r>
-        <w:t xml:space="preserve">students corrected the 148 triaged records, and the release after the lumbar-rib class and</w:t>
-      </w:r>
-      <w:r>
-        <w:t xml:space="preserve"> </w:t>
-      </w:r>
-      <w:r>
-        <w:t xml:space="preserve">rule-based renumbering. Evaluable ribs are those whose expected vertebra lies in the field of</w:t>
-      </w:r>
-      <w:r>
-        <w:t xml:space="preserve"> </w:t>
-      </w:r>
-      <w:r>
-        <w:t xml:space="preserve">view; offset, one or two levels from the vertebra the number implies; misnumbered, records whose</w:t>
-      </w:r>
-      <w:r>
-        <w:t xml:space="preserve"> </w:t>
-      </w:r>
-      <w:r>
-        <w:t xml:space="preserve">ribs are consistently offset.</w:t>
+        <w:t xml:space="preserve">Rib quality control: the checks, when each ran, and what it found. Gate, blocks a</w:t>
+      </w:r>
+      <w:r>
+        <w:t xml:space="preserve"> </w:t>
+      </w:r>
+      <w:r>
+        <w:t xml:space="preserve">review or a release; advisory, reported only. Incidence rows: raw pseudolabel</w:t>
+      </w:r>
+      <w:r>
+        <w:t xml:space="preserve"> </w:t>
+      </w:r>
+      <m:oMath>
+        <m:r>
+          <m:rPr>
+            <m:sty m:val="p"/>
+          </m:rPr>
+          <m:t>→</m:t>
+        </m:r>
+      </m:oMath>
+      <w:r>
+        <w:t xml:space="preserve"> </w:t>
+      </w:r>
+      <w:r>
+        <w:t xml:space="preserve">after student correction</w:t>
+      </w:r>
+      <w:r>
+        <w:t xml:space="preserve"> </w:t>
+      </w:r>
+      <m:oMath>
+        <m:r>
+          <m:rPr>
+            <m:sty m:val="p"/>
+          </m:rPr>
+          <m:t>→</m:t>
+        </m:r>
+      </m:oMath>
+      <w:r>
+        <w:t xml:space="preserve"> </w:t>
+      </w:r>
+      <w:r>
+        <w:t xml:space="preserve">release.</w:t>
       </w:r>
     </w:p>
     <w:tbl>
       <w:tblPr>
         <w:tblStyle w:val="Table"/>
-        <w:tblW w:type="auto" w:w="0"/>
+        <w:tblW w:type="pct" w:w="2550"/>
+        <w:tblLayout w:type="fixed"/>
         <w:tblLook w:firstRow="1" w:lastRow="0" w:firstColumn="0" w:lastColumn="0" w:noHBand="0" w:noVBand="0" w:val="0020"/>
-        <w:tblCaption w:val="Rib–vertebra incidence at three stages: the raw union pseudolabel, after the students corrected the 148 triaged records, and the release after the lumbar-rib class and rule-based renumbering. Evaluable ribs are those whose expected vertebra lies in the field of view; offset, one or two levels from the vertebra the number implies; misnumbered, records whose ribs are consistently offset."/>
+        <w:tblCaption w:val="Rib quality control: the checks, when each ran, and what it found. Gate, blocks a review or a release; advisory, reported only. Incidence rows: raw pseudolabel \rightarrow after student correction \rightarrow release."/>
       </w:tblPr>
       <w:tblGrid>
+        <w:gridCol w:w="0"/>
         <w:gridCol w:w="1584"/>
-        <w:gridCol w:w="1584"/>
-        <w:gridCol w:w="1584"/>
-        <w:gridCol w:w="1584"/>
-        <w:gridCol w:w="1584"/>
+        <w:gridCol w:w="2455"/>
       </w:tblGrid>
       <w:tr>
         <w:trPr>
@@ -2808,6 +2764,18 @@
               <w:jc w:val="left"/>
             </w:pPr>
             <w:r>
+              <w:t xml:space="preserve">Check</w:t>
+            </w:r>
+          </w:p>
+        </w:tc>
+        <w:tc>
+          <w:tcPr/>
+          <w:p>
+            <w:pPr>
+              <w:pStyle w:val="Compact"/>
+              <w:jc w:val="left"/>
+            </w:pPr>
+            <w:r>
               <w:t xml:space="preserve">Stage</w:t>
             </w:r>
           </w:p>
@@ -2817,46 +2785,10 @@
           <w:p>
             <w:pPr>
               <w:pStyle w:val="Compact"/>
-              <w:jc w:val="right"/>
-            </w:pPr>
-            <w:r>
-              <w:t xml:space="preserve">Evaluable</w:t>
-            </w:r>
-          </w:p>
-        </w:tc>
-        <w:tc>
-          <w:tcPr/>
-          <w:p>
-            <w:pPr>
-              <w:pStyle w:val="Compact"/>
-              <w:jc w:val="right"/>
-            </w:pPr>
-            <w:r>
-              <w:t xml:space="preserve">Own vertebra</w:t>
-            </w:r>
-          </w:p>
-        </w:tc>
-        <w:tc>
-          <w:tcPr/>
-          <w:p>
-            <w:pPr>
-              <w:pStyle w:val="Compact"/>
-              <w:jc w:val="right"/>
-            </w:pPr>
-            <w:r>
-              <w:t xml:space="preserve">Offset</w:t>
-            </w:r>
-          </w:p>
-        </w:tc>
-        <w:tc>
-          <w:tcPr/>
-          <w:p>
-            <w:pPr>
-              <w:pStyle w:val="Compact"/>
-              <w:jc w:val="right"/>
-            </w:pPr>
-            <w:r>
-              <w:t xml:space="preserve">Misnumbered</w:t>
+              <w:jc w:val="left"/>
+            </w:pPr>
+            <w:r>
+              <w:t xml:space="preserve">Finding</w:t>
             </w:r>
           </w:p>
         </w:tc>
@@ -2870,61 +2802,31 @@
               <w:jc w:val="left"/>
             </w:pPr>
             <w:r>
-              <w:t xml:space="preserve">Raw pseudolabel</w:t>
-            </w:r>
-          </w:p>
-        </w:tc>
-        <w:tc>
-          <w:tcPr/>
-          <w:p>
-            <w:pPr>
-              <w:pStyle w:val="Compact"/>
-              <w:jc w:val="right"/>
-            </w:pPr>
-            <w:r>
-              <w:t xml:space="preserve">5</w:t>
-            </w:r>
-            <w:r>
-              <w:t xml:space="preserve">,</w:t>
-            </w:r>
-            <w:r>
-              <w:t xml:space="preserve">560</w:t>
-            </w:r>
-          </w:p>
-        </w:tc>
-        <w:tc>
-          <w:tcPr/>
-          <w:p>
-            <w:pPr>
-              <w:pStyle w:val="Compact"/>
-              <w:jc w:val="right"/>
-            </w:pPr>
-            <w:r>
-              <w:t xml:space="preserve">96.6%</w:t>
-            </w:r>
-          </w:p>
-        </w:tc>
-        <w:tc>
-          <w:tcPr/>
-          <w:p>
-            <w:pPr>
-              <w:pStyle w:val="Compact"/>
-              <w:jc w:val="right"/>
-            </w:pPr>
-            <w:r>
-              <w:t xml:space="preserve">3.1%</w:t>
-            </w:r>
-          </w:p>
-        </w:tc>
-        <w:tc>
-          <w:tcPr/>
-          <w:p>
-            <w:pPr>
-              <w:pStyle w:val="Compact"/>
-              <w:jc w:val="right"/>
-            </w:pPr>
-            <w:r>
-              <w:t xml:space="preserve">24</w:t>
+              <w:t xml:space="preserve">One bone, one number</w:t>
+            </w:r>
+          </w:p>
+        </w:tc>
+        <w:tc>
+          <w:tcPr/>
+          <w:p>
+            <w:pPr>
+              <w:pStyle w:val="Compact"/>
+              <w:jc w:val="left"/>
+            </w:pPr>
+            <w:r>
+              <w:t xml:space="preserve">triage, gate</w:t>
+            </w:r>
+          </w:p>
+        </w:tc>
+        <w:tc>
+          <w:tcPr/>
+          <w:p>
+            <w:pPr>
+              <w:pStyle w:val="Compact"/>
+              <w:jc w:val="left"/>
+            </w:pPr>
+            <w:r>
+              <w:t xml:space="preserve">584 bones, 152 records</w:t>
             </w:r>
           </w:p>
         </w:tc>
@@ -2938,61 +2840,31 @@
               <w:jc w:val="left"/>
             </w:pPr>
             <w:r>
-              <w:t xml:space="preserve">After correction</w:t>
-            </w:r>
-          </w:p>
-        </w:tc>
-        <w:tc>
-          <w:tcPr/>
-          <w:p>
-            <w:pPr>
-              <w:pStyle w:val="Compact"/>
-              <w:jc w:val="right"/>
-            </w:pPr>
-            <w:r>
-              <w:t xml:space="preserve">5</w:t>
-            </w:r>
-            <w:r>
-              <w:t xml:space="preserve">,</w:t>
-            </w:r>
-            <w:r>
-              <w:t xml:space="preserve">670</w:t>
-            </w:r>
-          </w:p>
-        </w:tc>
-        <w:tc>
-          <w:tcPr/>
-          <w:p>
-            <w:pPr>
-              <w:pStyle w:val="Compact"/>
-              <w:jc w:val="right"/>
-            </w:pPr>
-            <w:r>
-              <w:t xml:space="preserve">97.6%</w:t>
-            </w:r>
-          </w:p>
-        </w:tc>
-        <w:tc>
-          <w:tcPr/>
-          <w:p>
-            <w:pPr>
-              <w:pStyle w:val="Compact"/>
-              <w:jc w:val="right"/>
-            </w:pPr>
-            <w:r>
-              <w:t xml:space="preserve">1.9%</w:t>
-            </w:r>
-          </w:p>
-        </w:tc>
-        <w:tc>
-          <w:tcPr/>
-          <w:p>
-            <w:pPr>
-              <w:pStyle w:val="Compact"/>
-              <w:jc w:val="right"/>
-            </w:pPr>
-            <w:r>
-              <w:t xml:space="preserve">16</w:t>
+              <w:t xml:space="preserve">Rib reaches the spine</w:t>
+            </w:r>
+          </w:p>
+        </w:tc>
+        <w:tc>
+          <w:tcPr/>
+          <w:p>
+            <w:pPr>
+              <w:pStyle w:val="Compact"/>
+              <w:jc w:val="left"/>
+            </w:pPr>
+            <w:r>
+              <w:t xml:space="preserve">triage, gate</w:t>
+            </w:r>
+          </w:p>
+        </w:tc>
+        <w:tc>
+          <w:tcPr/>
+          <w:p>
+            <w:pPr>
+              <w:pStyle w:val="Compact"/>
+              <w:jc w:val="left"/>
+            </w:pPr>
+            <w:r>
+              <w:t xml:space="preserve">in the same 152</w:t>
             </w:r>
           </w:p>
         </w:tc>
@@ -3006,61 +2878,564 @@
               <w:jc w:val="left"/>
             </w:pPr>
             <w:r>
-              <w:t xml:space="preserve">Release</w:t>
-            </w:r>
-          </w:p>
-        </w:tc>
-        <w:tc>
-          <w:tcPr/>
-          <w:p>
-            <w:pPr>
-              <w:pStyle w:val="Compact"/>
-              <w:jc w:val="right"/>
-            </w:pPr>
-            <w:r>
-              <w:t xml:space="preserve">5</w:t>
+              <w:t xml:space="preserve">One piece per number</w:t>
+            </w:r>
+          </w:p>
+        </w:tc>
+        <w:tc>
+          <w:tcPr/>
+          <w:p>
+            <w:pPr>
+              <w:pStyle w:val="Compact"/>
+              <w:jc w:val="left"/>
+            </w:pPr>
+            <w:r>
+              <w:t xml:space="preserve">triage adv.; review gate</w:t>
+            </w:r>
+          </w:p>
+        </w:tc>
+        <w:tc>
+          <w:tcPr/>
+          <w:p>
+            <w:pPr>
+              <w:pStyle w:val="Compact"/>
+              <w:jc w:val="left"/>
+            </w:pPr>
+            <w:r>
+              <w:t xml:space="preserve">clipped ribs exempt</w:t>
+            </w:r>
+          </w:p>
+        </w:tc>
+      </w:tr>
+      <w:tr>
+        <w:tc>
+          <w:tcPr/>
+          <w:p>
+            <w:pPr>
+              <w:pStyle w:val="Compact"/>
+              <w:jc w:val="left"/>
+            </w:pPr>
+            <w:r>
+              <w:t xml:space="preserve">Consecutive per side</w:t>
+            </w:r>
+          </w:p>
+        </w:tc>
+        <w:tc>
+          <w:tcPr/>
+          <w:p>
+            <w:pPr>
+              <w:pStyle w:val="Compact"/>
+              <w:jc w:val="left"/>
+            </w:pPr>
+            <w:r>
+              <w:t xml:space="preserve">review, gate</w:t>
+            </w:r>
+          </w:p>
+        </w:tc>
+        <w:tc>
+          <w:tcPr/>
+          <w:p>
+            <w:pPr>
+              <w:pStyle w:val="Compact"/>
+              <w:jc w:val="left"/>
+            </w:pPr>
+            <w:r>
+              <w:t xml:space="preserve">no number missing</w:t>
+            </w:r>
+          </w:p>
+        </w:tc>
+      </w:tr>
+      <w:tr>
+        <w:tc>
+          <w:tcPr/>
+          <w:p>
+            <w:pPr>
+              <w:pStyle w:val="Compact"/>
+              <w:jc w:val="left"/>
+            </w:pPr>
+            <w:r>
+              <w:t xml:space="preserve">Rib</w:t>
+            </w:r>
+            <w:r>
+              <w:t xml:space="preserve"> </w:t>
+            </w:r>
+            <m:oMath>
+              <m:r>
+                <m:t>N</m:t>
+              </m:r>
+            </m:oMath>
+            <w:r>
+              <w:t xml:space="preserve"> </w:t>
+            </w:r>
+            <w:r>
+              <w:t xml:space="preserve">on T</w:t>
+            </w:r>
+            <m:oMath>
+              <m:r>
+                <m:t>N</m:t>
+              </m:r>
+            </m:oMath>
+          </w:p>
+        </w:tc>
+        <w:tc>
+          <w:tcPr/>
+          <w:p>
+            <w:pPr>
+              <w:pStyle w:val="Compact"/>
+              <w:jc w:val="left"/>
+            </w:pPr>
+            <w:r>
+              <w:t xml:space="preserve">triage adv.; review gate</w:t>
+            </w:r>
+          </w:p>
+        </w:tc>
+        <w:tc>
+          <w:tcPr/>
+          <w:p>
+            <w:pPr>
+              <w:pStyle w:val="Compact"/>
+              <w:jc w:val="left"/>
+            </w:pPr>
+            <w:r>
+              <w:t xml:space="preserve">within 10 mm, where T</w:t>
+            </w:r>
+            <m:oMath>
+              <m:r>
+                <m:t>N</m:t>
+              </m:r>
+            </m:oMath>
+            <w:r>
+              <w:t xml:space="preserve"> </w:t>
+            </w:r>
+            <w:r>
+              <w:t xml:space="preserve">labeled</w:t>
+            </w:r>
+          </w:p>
+        </w:tc>
+      </w:tr>
+      <w:tr>
+        <w:tc>
+          <w:tcPr/>
+          <w:p>
+            <w:pPr>
+              <w:pStyle w:val="Compact"/>
+              <w:jc w:val="left"/>
+            </w:pPr>
+            <w:r>
+              <w:t xml:space="preserve">Spine untouched</w:t>
+            </w:r>
+          </w:p>
+        </w:tc>
+        <w:tc>
+          <w:tcPr/>
+          <w:p>
+            <w:pPr>
+              <w:pStyle w:val="Compact"/>
+              <w:jc w:val="left"/>
+            </w:pPr>
+            <w:r>
+              <w:t xml:space="preserve">review, gate</w:t>
+            </w:r>
+          </w:p>
+        </w:tc>
+        <w:tc>
+          <w:tcPr/>
+          <w:p>
+            <w:pPr>
+              <w:pStyle w:val="Compact"/>
+              <w:jc w:val="left"/>
+            </w:pPr>
+            <w:r>
+              <w:t xml:space="preserve">no vertebra altered</w:t>
+            </w:r>
+          </w:p>
+        </w:tc>
+      </w:tr>
+      <w:tr>
+        <w:tc>
+          <w:tcPr/>
+          <w:p>
+            <w:pPr>
+              <w:pStyle w:val="Compact"/>
+              <w:jc w:val="left"/>
+            </w:pPr>
+            <w:r>
+              <w:t xml:space="preserve">Unlabeled vertebra in view</w:t>
+            </w:r>
+          </w:p>
+        </w:tc>
+        <w:tc>
+          <w:tcPr/>
+          <w:p>
+            <w:pPr>
+              <w:pStyle w:val="Compact"/>
+              <w:jc w:val="left"/>
+            </w:pPr>
+            <w:r>
+              <w:t xml:space="preserve">triage, report</w:t>
+            </w:r>
+          </w:p>
+        </w:tc>
+        <w:tc>
+          <w:tcPr/>
+          <w:p>
+            <w:pPr>
+              <w:pStyle w:val="Compact"/>
+              <w:jc w:val="left"/>
+            </w:pPr>
+            <w:r>
+              <w:t xml:space="preserve">interior gap; rib above top label</w:t>
+            </w:r>
+          </w:p>
+        </w:tc>
+      </w:tr>
+      <w:tr>
+        <w:tc>
+          <w:tcPr/>
+          <w:p>
+            <w:pPr>
+              <w:pStyle w:val="Compact"/>
+              <w:jc w:val="left"/>
+            </w:pPr>
+            <w:r>
+              <w:t xml:space="preserve">Lumbar rib</w:t>
+            </w:r>
+            <w:r>
+              <w:t xml:space="preserve"> </w:t>
+            </w:r>
+            <m:oMath>
+              <m:r>
+                <m:rPr>
+                  <m:sty m:val="p"/>
+                </m:rPr>
+                <m:t>→</m:t>
+              </m:r>
+            </m:oMath>
+            <w:r>
+              <w:t xml:space="preserve"> </w:t>
+            </w:r>
+            <w:r>
+              <w:t xml:space="preserve">60/61</w:t>
+            </w:r>
+          </w:p>
+        </w:tc>
+        <w:tc>
+          <w:tcPr/>
+          <w:p>
+            <w:pPr>
+              <w:pStyle w:val="Compact"/>
+              <w:jc w:val="left"/>
+            </w:pPr>
+            <w:r>
+              <w:t xml:space="preserve">post-review rule</w:t>
+            </w:r>
+          </w:p>
+        </w:tc>
+        <w:tc>
+          <w:tcPr/>
+          <w:p>
+            <w:pPr>
+              <w:pStyle w:val="Compact"/>
+              <w:jc w:val="left"/>
+            </w:pPr>
+            <w:r>
+              <w:t xml:space="preserve">16 records</w:t>
+            </w:r>
+          </w:p>
+        </w:tc>
+      </w:tr>
+      <w:tr>
+        <w:tc>
+          <w:tcPr/>
+          <w:p>
+            <w:pPr>
+              <w:pStyle w:val="Compact"/>
+              <w:jc w:val="left"/>
+            </w:pPr>
+            <w:r>
+              <w:t xml:space="preserve">Whole-cage shift</w:t>
+            </w:r>
+          </w:p>
+        </w:tc>
+        <w:tc>
+          <w:tcPr/>
+          <w:p>
+            <w:pPr>
+              <w:pStyle w:val="Compact"/>
+              <w:jc w:val="left"/>
+            </w:pPr>
+            <w:r>
+              <w:t xml:space="preserve">post-review rule</w:t>
+            </w:r>
+          </w:p>
+        </w:tc>
+        <w:tc>
+          <w:tcPr/>
+          <w:p>
+            <w:pPr>
+              <w:pStyle w:val="Compact"/>
+              <w:jc w:val="left"/>
+            </w:pPr>
+            <w:r>
+              <w:t xml:space="preserve">11 of 27 cases; rest decided by hand</w:t>
+            </w:r>
+          </w:p>
+        </w:tc>
+      </w:tr>
+      <w:tr>
+        <w:tc>
+          <w:tcPr/>
+          <w:p>
+            <w:pPr>
+              <w:pStyle w:val="Compact"/>
+              <w:jc w:val="left"/>
+            </w:pPr>
+            <w:r>
+              <w:t xml:space="preserve">Anchor, count outward</w:t>
+            </w:r>
+          </w:p>
+        </w:tc>
+        <w:tc>
+          <w:tcPr/>
+          <w:p>
+            <w:pPr>
+              <w:pStyle w:val="Compact"/>
+              <w:jc w:val="left"/>
+            </w:pPr>
+            <w:r>
+              <w:t xml:space="preserve">post-review rule</w:t>
+            </w:r>
+          </w:p>
+        </w:tc>
+        <w:tc>
+          <w:tcPr/>
+          <w:p>
+            <w:pPr>
+              <w:pStyle w:val="Compact"/>
+              <w:jc w:val="left"/>
+            </w:pPr>
+            <w:r>
+              <w:t xml:space="preserve">left checked against right</w:t>
+            </w:r>
+          </w:p>
+        </w:tc>
+      </w:tr>
+      <w:tr>
+        <w:tc>
+          <w:tcPr/>
+          <w:p>
+            <w:pPr>
+              <w:pStyle w:val="Compact"/>
+              <w:jc w:val="left"/>
+            </w:pPr>
+            <w:r>
+              <w:t xml:space="preserve">Geometry, ids, sides</w:t>
+            </w:r>
+          </w:p>
+        </w:tc>
+        <w:tc>
+          <w:tcPr/>
+          <w:p>
+            <w:pPr>
+              <w:pStyle w:val="Compact"/>
+              <w:jc w:val="left"/>
+            </w:pPr>
+            <w:r>
+              <w:t xml:space="preserve">release, gate</w:t>
+            </w:r>
+          </w:p>
+        </w:tc>
+        <w:tc>
+          <w:tcPr/>
+          <w:p>
+            <w:pPr>
+              <w:pStyle w:val="Compact"/>
+              <w:jc w:val="left"/>
+            </w:pPr>
+            <w:r>
+              <w:t xml:space="preserve">802/802</w:t>
+            </w:r>
+          </w:p>
+        </w:tc>
+      </w:tr>
+      <w:tr>
+        <w:tc>
+          <w:tcPr/>
+          <w:p>
+            <w:pPr>
+              <w:pStyle w:val="Compact"/>
+              <w:jc w:val="left"/>
+            </w:pPr>
+            <w:r>
+              <w:t xml:space="preserve">Rib–vertebra incidence</w:t>
+            </w:r>
+          </w:p>
+        </w:tc>
+        <w:tc>
+          <w:tcPr/>
+          <w:p>
+            <w:pPr>
+              <w:pStyle w:val="Compact"/>
+              <w:jc w:val="left"/>
+            </w:pPr>
+            <w:r>
+              <w:t xml:space="preserve">every stage</w:t>
+            </w:r>
+          </w:p>
+        </w:tc>
+        <w:tc>
+          <w:tcPr/>
+          <w:p>
+            <w:pPr>
+              <w:pStyle w:val="Compact"/>
+              <w:jc w:val="left"/>
+            </w:pPr>
+            <w:r>
+              <w:t xml:space="preserve">offset 3.1%</w:t>
+            </w:r>
+            <w:r>
+              <w:t xml:space="preserve"> </w:t>
+            </w:r>
+            <m:oMath>
+              <m:r>
+                <m:rPr>
+                  <m:sty m:val="p"/>
+                </m:rPr>
+                <m:t>→</m:t>
+              </m:r>
+            </m:oMath>
+            <w:r>
+              <w:t xml:space="preserve"> </w:t>
+            </w:r>
+            <w:r>
+              <w:t xml:space="preserve">1.9%</w:t>
+            </w:r>
+            <w:r>
+              <w:t xml:space="preserve"> </w:t>
+            </w:r>
+            <m:oMath>
+              <m:r>
+                <m:rPr>
+                  <m:sty m:val="p"/>
+                </m:rPr>
+                <m:t>→</m:t>
+              </m:r>
+            </m:oMath>
+            <w:r>
+              <w:t xml:space="preserve"> </w:t>
+            </w:r>
+            <w:r>
+              <w:t xml:space="preserve">0.035%; misnumbered records 24</w:t>
+            </w:r>
+            <w:r>
+              <w:t xml:space="preserve"> </w:t>
+            </w:r>
+            <m:oMath>
+              <m:r>
+                <m:rPr>
+                  <m:sty m:val="p"/>
+                </m:rPr>
+                <m:t>→</m:t>
+              </m:r>
+            </m:oMath>
+            <w:r>
+              <w:t xml:space="preserve"> </w:t>
+            </w:r>
+            <w:r>
+              <w:t xml:space="preserve">16</w:t>
+            </w:r>
+            <w:r>
+              <w:t xml:space="preserve"> </w:t>
+            </w:r>
+            <m:oMath>
+              <m:r>
+                <m:rPr>
+                  <m:sty m:val="p"/>
+                </m:rPr>
+                <m:t>→</m:t>
+              </m:r>
+            </m:oMath>
+            <w:r>
+              <w:t xml:space="preserve"> </w:t>
+            </w:r>
+            <w:r>
+              <w:t xml:space="preserve">0; evaluable 5</w:t>
             </w:r>
             <w:r>
               <w:t xml:space="preserve">,</w:t>
             </w:r>
             <w:r>
+              <w:t xml:space="preserve">560 / 5</w:t>
+            </w:r>
+            <w:r>
+              <w:t xml:space="preserve">,</w:t>
+            </w:r>
+            <w:r>
+              <w:t xml:space="preserve">670 / 5</w:t>
+            </w:r>
+            <w:r>
+              <w:t xml:space="preserve">,</w:t>
+            </w:r>
+            <w:r>
               <w:t xml:space="preserve">749</w:t>
             </w:r>
           </w:p>
         </w:tc>
-        <w:tc>
-          <w:tcPr/>
-          <w:p>
-            <w:pPr>
-              <w:pStyle w:val="Compact"/>
-              <w:jc w:val="right"/>
-            </w:pPr>
-            <w:r>
-              <w:t xml:space="preserve">99.97%</w:t>
-            </w:r>
-          </w:p>
-        </w:tc>
-        <w:tc>
-          <w:tcPr/>
-          <w:p>
-            <w:pPr>
-              <w:pStyle w:val="Compact"/>
-              <w:jc w:val="right"/>
-            </w:pPr>
-            <w:r>
-              <w:t xml:space="preserve">0.035%</w:t>
-            </w:r>
-          </w:p>
-        </w:tc>
-        <w:tc>
-          <w:tcPr/>
-          <w:p>
-            <w:pPr>
-              <w:pStyle w:val="Compact"/>
-              <w:jc w:val="right"/>
-            </w:pPr>
-            <w:r>
-              <w:t xml:space="preserve">0</w:t>
+      </w:tr>
+      <w:tr>
+        <w:tc>
+          <w:tcPr/>
+          <w:p>
+            <w:pPr>
+              <w:pStyle w:val="Compact"/>
+              <w:jc w:val="left"/>
+            </w:pPr>
+            <w:r>
+              <w:t xml:space="preserve">Physiological envelope</w:t>
+            </w:r>
+          </w:p>
+        </w:tc>
+        <w:tc>
+          <w:tcPr/>
+          <w:p>
+            <w:pPr>
+              <w:pStyle w:val="Compact"/>
+              <w:jc w:val="left"/>
+            </w:pPr>
+            <w:r>
+              <w:t xml:space="preserve">release, report</w:t>
+            </w:r>
+          </w:p>
+        </w:tc>
+        <w:tc>
+          <w:tcPr/>
+          <w:p>
+            <w:pPr>
+              <w:pStyle w:val="Compact"/>
+              <w:jc w:val="left"/>
+            </w:pPr>
+            <w:r>
+              <w:t xml:space="preserve">391 of</w:t>
+            </w:r>
+            <w:r>
+              <w:t xml:space="preserve"> </w:t>
+            </w:r>
+            <m:oMath>
+              <m:r>
+                <m:rPr>
+                  <m:sty m:val="p"/>
+                </m:rPr>
+                <m:t>∼</m:t>
+              </m:r>
+            </m:oMath>
+            <w:r>
+              <w:t xml:space="preserve">75</w:t>
+            </w:r>
+            <w:r>
+              <w:t xml:space="preserve">,</w:t>
+            </w:r>
+            <w:r>
+              <w:t xml:space="preserve">000 values</w:t>
             </w:r>
           </w:p>
         </w:tc>

--- a/paper/mpda/CTSpinoPelvic1K_single_column.docx
+++ b/paper/mpda/CTSpinoPelvic1K_single_column.docx
@@ -2696,13 +2696,13 @@
         <w:pStyle w:val="TableCaption"/>
       </w:pPr>
       <w:r>
-        <w:t xml:space="preserve">Rib quality control: the checks, when each ran, and what it found. Gate, blocks a</w:t>
-      </w:r>
-      <w:r>
-        <w:t xml:space="preserve"> </w:t>
-      </w:r>
-      <w:r>
-        <w:t xml:space="preserve">review or a release; advisory, reported only. Incidence rows: raw pseudolabel</w:t>
+        <w:t xml:space="preserve">Rib quality control by stage. Gates block a save or a release; rules run after</w:t>
+      </w:r>
+      <w:r>
+        <w:t xml:space="preserve"> </w:t>
+      </w:r>
+      <w:r>
+        <w:t xml:space="preserve">review. Incidence: raw pseudolabel</w:t>
       </w:r>
       <w:r>
         <w:t xml:space="preserve"> </w:t>
@@ -2742,15 +2742,15 @@
     <w:tbl>
       <w:tblPr>
         <w:tblStyle w:val="Table"/>
-        <w:tblW w:type="pct" w:w="2550"/>
+        <w:tblW w:type="pct" w:w="3050"/>
         <w:tblLayout w:type="fixed"/>
         <w:tblLook w:firstRow="1" w:lastRow="0" w:firstColumn="0" w:lastColumn="0" w:noHBand="0" w:noVBand="0" w:val="0020"/>
-        <w:tblCaption w:val="Rib quality control: the checks, when each ran, and what it found. Gate, blocks a review or a release; advisory, reported only. Incidence rows: raw pseudolabel \rightarrow after student correction \rightarrow release."/>
+        <w:tblCaption w:val="Rib quality control by stage. Gates block a save or a release; rules run after review. Incidence: raw pseudolabel \rightarrow after student correction \rightarrow release."/>
       </w:tblPr>
       <w:tblGrid>
         <w:gridCol w:w="0"/>
-        <w:gridCol w:w="1584"/>
-        <w:gridCol w:w="2455"/>
+        <w:gridCol w:w="2692"/>
+        <w:gridCol w:w="2138"/>
       </w:tblGrid>
       <w:tr>
         <w:trPr>
@@ -2764,7 +2764,7 @@
               <w:jc w:val="left"/>
             </w:pPr>
             <w:r>
-              <w:t xml:space="preserve">Check</w:t>
+              <w:t xml:space="preserve">Stage</w:t>
             </w:r>
           </w:p>
         </w:tc>
@@ -2776,7 +2776,7 @@
               <w:jc w:val="left"/>
             </w:pPr>
             <w:r>
-              <w:t xml:space="preserve">Stage</w:t>
+              <w:t xml:space="preserve">Checks</w:t>
             </w:r>
           </w:p>
         </w:tc>
@@ -2802,7 +2802,7 @@
               <w:jc w:val="left"/>
             </w:pPr>
             <w:r>
-              <w:t xml:space="preserve">One bone, one number</w:t>
+              <w:t xml:space="preserve">Triage gates</w:t>
             </w:r>
           </w:p>
         </w:tc>
@@ -2814,7 +2814,7 @@
               <w:jc w:val="left"/>
             </w:pPr>
             <w:r>
-              <w:t xml:space="preserve">triage, gate</w:t>
+              <w:t xml:space="preserve">one bone, one number; rib reaches the spine</w:t>
             </w:r>
           </w:p>
         </w:tc>
@@ -2826,7 +2826,7 @@
               <w:jc w:val="left"/>
             </w:pPr>
             <w:r>
-              <w:t xml:space="preserve">584 bones, 152 records</w:t>
+              <w:t xml:space="preserve">152 records, 584 bones</w:t>
             </w:r>
           </w:p>
         </w:tc>
@@ -2840,7 +2840,7 @@
               <w:jc w:val="left"/>
             </w:pPr>
             <w:r>
-              <w:t xml:space="preserve">Rib reaches the spine</w:t>
+              <w:t xml:space="preserve">Review gates</w:t>
             </w:r>
           </w:p>
         </w:tc>
@@ -2852,7 +2852,29 @@
               <w:jc w:val="left"/>
             </w:pPr>
             <w:r>
-              <w:t xml:space="preserve">triage, gate</w:t>
+              <w:t xml:space="preserve">one piece; consecutive; rib</w:t>
+            </w:r>
+            <w:r>
+              <w:t xml:space="preserve"> </w:t>
+            </w:r>
+            <m:oMath>
+              <m:r>
+                <m:t>N</m:t>
+              </m:r>
+            </m:oMath>
+            <w:r>
+              <w:t xml:space="preserve"> </w:t>
+            </w:r>
+            <w:r>
+              <w:t xml:space="preserve">on T</w:t>
+            </w:r>
+            <m:oMath>
+              <m:r>
+                <m:t>N</m:t>
+              </m:r>
+            </m:oMath>
+            <w:r>
+              <w:t xml:space="preserve">; spine untouched</w:t>
             </w:r>
           </w:p>
         </w:tc>
@@ -2864,7 +2886,7 @@
               <w:jc w:val="left"/>
             </w:pPr>
             <w:r>
-              <w:t xml:space="preserve">in the same 152</w:t>
+              <w:t xml:space="preserve">148 corrected, 4 not</w:t>
             </w:r>
           </w:p>
         </w:tc>
@@ -2878,7 +2900,7 @@
               <w:jc w:val="left"/>
             </w:pPr>
             <w:r>
-              <w:t xml:space="preserve">One piece per number</w:t>
+              <w:t xml:space="preserve">Rules</w:t>
             </w:r>
           </w:p>
         </w:tc>
@@ -2890,7 +2912,24 @@
               <w:jc w:val="left"/>
             </w:pPr>
             <w:r>
-              <w:t xml:space="preserve">triage adv.; review gate</w:t>
+              <w:t xml:space="preserve">lumbar rib</w:t>
+            </w:r>
+            <w:r>
+              <w:t xml:space="preserve"> </w:t>
+            </w:r>
+            <m:oMath>
+              <m:r>
+                <m:rPr>
+                  <m:sty m:val="p"/>
+                </m:rPr>
+                <m:t>→</m:t>
+              </m:r>
+            </m:oMath>
+            <w:r>
+              <w:t xml:space="preserve"> </w:t>
+            </w:r>
+            <w:r>
+              <w:t xml:space="preserve">60/61; cage shift; anchor and count</w:t>
             </w:r>
           </w:p>
         </w:tc>
@@ -2902,7 +2941,7 @@
               <w:jc w:val="left"/>
             </w:pPr>
             <w:r>
-              <w:t xml:space="preserve">clipped ribs exempt</w:t>
+              <w:t xml:space="preserve">16 records; 11 of 27 shifted</w:t>
             </w:r>
           </w:p>
         </w:tc>
@@ -2916,7 +2955,7 @@
               <w:jc w:val="left"/>
             </w:pPr>
             <w:r>
-              <w:t xml:space="preserve">Consecutive per side</w:t>
+              <w:t xml:space="preserve">Release gates</w:t>
             </w:r>
           </w:p>
         </w:tc>
@@ -2928,7 +2967,7 @@
               <w:jc w:val="left"/>
             </w:pPr>
             <w:r>
-              <w:t xml:space="preserve">review, gate</w:t>
+              <w:t xml:space="preserve">geometry, ids, sides; physiological envelope</w:t>
             </w:r>
           </w:p>
         </w:tc>
@@ -2940,7 +2979,27 @@
               <w:jc w:val="left"/>
             </w:pPr>
             <w:r>
-              <w:t xml:space="preserve">no number missing</w:t>
+              <w:t xml:space="preserve">802/802; 391 of</w:t>
+            </w:r>
+            <w:r>
+              <w:t xml:space="preserve"> </w:t>
+            </w:r>
+            <m:oMath>
+              <m:r>
+                <m:rPr>
+                  <m:sty m:val="p"/>
+                </m:rPr>
+                <m:t>∼</m:t>
+              </m:r>
+            </m:oMath>
+            <w:r>
+              <w:t xml:space="preserve">75</w:t>
+            </w:r>
+            <w:r>
+              <w:t xml:space="preserve">,</w:t>
+            </w:r>
+            <w:r>
+              <w:t xml:space="preserve">000 values</w:t>
             </w:r>
           </w:p>
         </w:tc>
@@ -2954,27 +3013,8 @@
               <w:jc w:val="left"/>
             </w:pPr>
             <w:r>
-              <w:t xml:space="preserve">Rib</w:t>
-            </w:r>
-            <w:r>
-              <w:t xml:space="preserve"> </w:t>
-            </w:r>
-            <m:oMath>
-              <m:r>
-                <m:t>N</m:t>
-              </m:r>
-            </m:oMath>
-            <w:r>
-              <w:t xml:space="preserve"> </w:t>
-            </w:r>
-            <w:r>
-              <w:t xml:space="preserve">on T</w:t>
-            </w:r>
-            <m:oMath>
-              <m:r>
-                <m:t>N</m:t>
-              </m:r>
-            </m:oMath>
+              <w:t xml:space="preserve">Incidence</w:t>
+            </w:r>
           </w:p>
         </w:tc>
         <w:tc>
@@ -2985,7 +3025,7 @@
               <w:jc w:val="left"/>
             </w:pPr>
             <w:r>
-              <w:t xml:space="preserve">triage adv.; review gate</w:t>
+              <w:t xml:space="preserve">offset ribs / misnumbered records</w:t>
             </w:r>
           </w:p>
         </w:tc>
@@ -2997,108 +3037,7 @@
               <w:jc w:val="left"/>
             </w:pPr>
             <w:r>
-              <w:t xml:space="preserve">within 10 mm, where T</w:t>
-            </w:r>
-            <m:oMath>
-              <m:r>
-                <m:t>N</m:t>
-              </m:r>
-            </m:oMath>
-            <w:r>
-              <w:t xml:space="preserve"> </w:t>
-            </w:r>
-            <w:r>
-              <w:t xml:space="preserve">labeled</w:t>
-            </w:r>
-          </w:p>
-        </w:tc>
-      </w:tr>
-      <w:tr>
-        <w:tc>
-          <w:tcPr/>
-          <w:p>
-            <w:pPr>
-              <w:pStyle w:val="Compact"/>
-              <w:jc w:val="left"/>
-            </w:pPr>
-            <w:r>
-              <w:t xml:space="preserve">Spine untouched</w:t>
-            </w:r>
-          </w:p>
-        </w:tc>
-        <w:tc>
-          <w:tcPr/>
-          <w:p>
-            <w:pPr>
-              <w:pStyle w:val="Compact"/>
-              <w:jc w:val="left"/>
-            </w:pPr>
-            <w:r>
-              <w:t xml:space="preserve">review, gate</w:t>
-            </w:r>
-          </w:p>
-        </w:tc>
-        <w:tc>
-          <w:tcPr/>
-          <w:p>
-            <w:pPr>
-              <w:pStyle w:val="Compact"/>
-              <w:jc w:val="left"/>
-            </w:pPr>
-            <w:r>
-              <w:t xml:space="preserve">no vertebra altered</w:t>
-            </w:r>
-          </w:p>
-        </w:tc>
-      </w:tr>
-      <w:tr>
-        <w:tc>
-          <w:tcPr/>
-          <w:p>
-            <w:pPr>
-              <w:pStyle w:val="Compact"/>
-              <w:jc w:val="left"/>
-            </w:pPr>
-            <w:r>
-              <w:t xml:space="preserve">Unlabeled vertebra in view</w:t>
-            </w:r>
-          </w:p>
-        </w:tc>
-        <w:tc>
-          <w:tcPr/>
-          <w:p>
-            <w:pPr>
-              <w:pStyle w:val="Compact"/>
-              <w:jc w:val="left"/>
-            </w:pPr>
-            <w:r>
-              <w:t xml:space="preserve">triage, report</w:t>
-            </w:r>
-          </w:p>
-        </w:tc>
-        <w:tc>
-          <w:tcPr/>
-          <w:p>
-            <w:pPr>
-              <w:pStyle w:val="Compact"/>
-              <w:jc w:val="left"/>
-            </w:pPr>
-            <w:r>
-              <w:t xml:space="preserve">interior gap; rib above top label</w:t>
-            </w:r>
-          </w:p>
-        </w:tc>
-      </w:tr>
-      <w:tr>
-        <w:tc>
-          <w:tcPr/>
-          <w:p>
-            <w:pPr>
-              <w:pStyle w:val="Compact"/>
-              <w:jc w:val="left"/>
-            </w:pPr>
-            <w:r>
-              <w:t xml:space="preserve">Lumbar rib</w:t>
+              <w:t xml:space="preserve">3.1%/24</w:t>
             </w:r>
             <w:r>
               <w:t xml:space="preserve"> </w:t>
@@ -3115,183 +3054,7 @@
               <w:t xml:space="preserve"> </w:t>
             </w:r>
             <w:r>
-              <w:t xml:space="preserve">60/61</w:t>
-            </w:r>
-          </w:p>
-        </w:tc>
-        <w:tc>
-          <w:tcPr/>
-          <w:p>
-            <w:pPr>
-              <w:pStyle w:val="Compact"/>
-              <w:jc w:val="left"/>
-            </w:pPr>
-            <w:r>
-              <w:t xml:space="preserve">post-review rule</w:t>
-            </w:r>
-          </w:p>
-        </w:tc>
-        <w:tc>
-          <w:tcPr/>
-          <w:p>
-            <w:pPr>
-              <w:pStyle w:val="Compact"/>
-              <w:jc w:val="left"/>
-            </w:pPr>
-            <w:r>
-              <w:t xml:space="preserve">16 records</w:t>
-            </w:r>
-          </w:p>
-        </w:tc>
-      </w:tr>
-      <w:tr>
-        <w:tc>
-          <w:tcPr/>
-          <w:p>
-            <w:pPr>
-              <w:pStyle w:val="Compact"/>
-              <w:jc w:val="left"/>
-            </w:pPr>
-            <w:r>
-              <w:t xml:space="preserve">Whole-cage shift</w:t>
-            </w:r>
-          </w:p>
-        </w:tc>
-        <w:tc>
-          <w:tcPr/>
-          <w:p>
-            <w:pPr>
-              <w:pStyle w:val="Compact"/>
-              <w:jc w:val="left"/>
-            </w:pPr>
-            <w:r>
-              <w:t xml:space="preserve">post-review rule</w:t>
-            </w:r>
-          </w:p>
-        </w:tc>
-        <w:tc>
-          <w:tcPr/>
-          <w:p>
-            <w:pPr>
-              <w:pStyle w:val="Compact"/>
-              <w:jc w:val="left"/>
-            </w:pPr>
-            <w:r>
-              <w:t xml:space="preserve">11 of 27 cases; rest decided by hand</w:t>
-            </w:r>
-          </w:p>
-        </w:tc>
-      </w:tr>
-      <w:tr>
-        <w:tc>
-          <w:tcPr/>
-          <w:p>
-            <w:pPr>
-              <w:pStyle w:val="Compact"/>
-              <w:jc w:val="left"/>
-            </w:pPr>
-            <w:r>
-              <w:t xml:space="preserve">Anchor, count outward</w:t>
-            </w:r>
-          </w:p>
-        </w:tc>
-        <w:tc>
-          <w:tcPr/>
-          <w:p>
-            <w:pPr>
-              <w:pStyle w:val="Compact"/>
-              <w:jc w:val="left"/>
-            </w:pPr>
-            <w:r>
-              <w:t xml:space="preserve">post-review rule</w:t>
-            </w:r>
-          </w:p>
-        </w:tc>
-        <w:tc>
-          <w:tcPr/>
-          <w:p>
-            <w:pPr>
-              <w:pStyle w:val="Compact"/>
-              <w:jc w:val="left"/>
-            </w:pPr>
-            <w:r>
-              <w:t xml:space="preserve">left checked against right</w:t>
-            </w:r>
-          </w:p>
-        </w:tc>
-      </w:tr>
-      <w:tr>
-        <w:tc>
-          <w:tcPr/>
-          <w:p>
-            <w:pPr>
-              <w:pStyle w:val="Compact"/>
-              <w:jc w:val="left"/>
-            </w:pPr>
-            <w:r>
-              <w:t xml:space="preserve">Geometry, ids, sides</w:t>
-            </w:r>
-          </w:p>
-        </w:tc>
-        <w:tc>
-          <w:tcPr/>
-          <w:p>
-            <w:pPr>
-              <w:pStyle w:val="Compact"/>
-              <w:jc w:val="left"/>
-            </w:pPr>
-            <w:r>
-              <w:t xml:space="preserve">release, gate</w:t>
-            </w:r>
-          </w:p>
-        </w:tc>
-        <w:tc>
-          <w:tcPr/>
-          <w:p>
-            <w:pPr>
-              <w:pStyle w:val="Compact"/>
-              <w:jc w:val="left"/>
-            </w:pPr>
-            <w:r>
-              <w:t xml:space="preserve">802/802</w:t>
-            </w:r>
-          </w:p>
-        </w:tc>
-      </w:tr>
-      <w:tr>
-        <w:tc>
-          <w:tcPr/>
-          <w:p>
-            <w:pPr>
-              <w:pStyle w:val="Compact"/>
-              <w:jc w:val="left"/>
-            </w:pPr>
-            <w:r>
-              <w:t xml:space="preserve">Rib–vertebra incidence</w:t>
-            </w:r>
-          </w:p>
-        </w:tc>
-        <w:tc>
-          <w:tcPr/>
-          <w:p>
-            <w:pPr>
-              <w:pStyle w:val="Compact"/>
-              <w:jc w:val="left"/>
-            </w:pPr>
-            <w:r>
-              <w:t xml:space="preserve">every stage</w:t>
-            </w:r>
-          </w:p>
-        </w:tc>
-        <w:tc>
-          <w:tcPr/>
-          <w:p>
-            <w:pPr>
-              <w:pStyle w:val="Compact"/>
-              <w:jc w:val="left"/>
-            </w:pPr>
-            <w:r>
-              <w:t xml:space="preserve">offset 3.1%</w:t>
+              <w:t xml:space="preserve">1.9%/16</w:t>
             </w:r>
             <w:r>
               <w:t xml:space="preserve"> </w:t>
@@ -3308,134 +3071,7 @@
               <w:t xml:space="preserve"> </w:t>
             </w:r>
             <w:r>
-              <w:t xml:space="preserve">1.9%</w:t>
-            </w:r>
-            <w:r>
-              <w:t xml:space="preserve"> </w:t>
-            </w:r>
-            <m:oMath>
-              <m:r>
-                <m:rPr>
-                  <m:sty m:val="p"/>
-                </m:rPr>
-                <m:t>→</m:t>
-              </m:r>
-            </m:oMath>
-            <w:r>
-              <w:t xml:space="preserve"> </w:t>
-            </w:r>
-            <w:r>
-              <w:t xml:space="preserve">0.035%; misnumbered records 24</w:t>
-            </w:r>
-            <w:r>
-              <w:t xml:space="preserve"> </w:t>
-            </w:r>
-            <m:oMath>
-              <m:r>
-                <m:rPr>
-                  <m:sty m:val="p"/>
-                </m:rPr>
-                <m:t>→</m:t>
-              </m:r>
-            </m:oMath>
-            <w:r>
-              <w:t xml:space="preserve"> </w:t>
-            </w:r>
-            <w:r>
-              <w:t xml:space="preserve">16</w:t>
-            </w:r>
-            <w:r>
-              <w:t xml:space="preserve"> </w:t>
-            </w:r>
-            <m:oMath>
-              <m:r>
-                <m:rPr>
-                  <m:sty m:val="p"/>
-                </m:rPr>
-                <m:t>→</m:t>
-              </m:r>
-            </m:oMath>
-            <w:r>
-              <w:t xml:space="preserve"> </w:t>
-            </w:r>
-            <w:r>
-              <w:t xml:space="preserve">0; evaluable 5</w:t>
-            </w:r>
-            <w:r>
-              <w:t xml:space="preserve">,</w:t>
-            </w:r>
-            <w:r>
-              <w:t xml:space="preserve">560 / 5</w:t>
-            </w:r>
-            <w:r>
-              <w:t xml:space="preserve">,</w:t>
-            </w:r>
-            <w:r>
-              <w:t xml:space="preserve">670 / 5</w:t>
-            </w:r>
-            <w:r>
-              <w:t xml:space="preserve">,</w:t>
-            </w:r>
-            <w:r>
-              <w:t xml:space="preserve">749</w:t>
-            </w:r>
-          </w:p>
-        </w:tc>
-      </w:tr>
-      <w:tr>
-        <w:tc>
-          <w:tcPr/>
-          <w:p>
-            <w:pPr>
-              <w:pStyle w:val="Compact"/>
-              <w:jc w:val="left"/>
-            </w:pPr>
-            <w:r>
-              <w:t xml:space="preserve">Physiological envelope</w:t>
-            </w:r>
-          </w:p>
-        </w:tc>
-        <w:tc>
-          <w:tcPr/>
-          <w:p>
-            <w:pPr>
-              <w:pStyle w:val="Compact"/>
-              <w:jc w:val="left"/>
-            </w:pPr>
-            <w:r>
-              <w:t xml:space="preserve">release, report</w:t>
-            </w:r>
-          </w:p>
-        </w:tc>
-        <w:tc>
-          <w:tcPr/>
-          <w:p>
-            <w:pPr>
-              <w:pStyle w:val="Compact"/>
-              <w:jc w:val="left"/>
-            </w:pPr>
-            <w:r>
-              <w:t xml:space="preserve">391 of</w:t>
-            </w:r>
-            <w:r>
-              <w:t xml:space="preserve"> </w:t>
-            </w:r>
-            <m:oMath>
-              <m:r>
-                <m:rPr>
-                  <m:sty m:val="p"/>
-                </m:rPr>
-                <m:t>∼</m:t>
-              </m:r>
-            </m:oMath>
-            <w:r>
-              <w:t xml:space="preserve">75</w:t>
-            </w:r>
-            <w:r>
-              <w:t xml:space="preserve">,</w:t>
-            </w:r>
-            <w:r>
-              <w:t xml:space="preserve">000 values</w:t>
+              <w:t xml:space="preserve">0.035%/0</w:t>
             </w:r>
           </w:p>
         </w:tc>

--- a/paper/mpda/CTSpinoPelvic1K_single_column.docx
+++ b/paper/mpda/CTSpinoPelvic1K_single_column.docx
@@ -2648,7 +2648,13 @@
         <w:t xml:space="preserve"> </w:t>
       </w:r>
       <w:r>
-        <w:t xml:space="preserve">148 were reviewed and corrected, and four were not and are identified in the release.</w:t>
+        <w:t xml:space="preserve">148 were reviewed and corrected, and four were not and are identified in the release, which</w:t>
+      </w:r>
+      <w:r>
+        <w:t xml:space="preserve"> </w:t>
+      </w:r>
+      <w:r>
+        <w:t xml:space="preserve">is where the residue in the first two rows sits.</w:t>
       </w:r>
       <w:r>
         <w:t xml:space="preserve"> </w:t>
@@ -2696,61 +2702,26 @@
         <w:pStyle w:val="TableCaption"/>
       </w:pPr>
       <w:r>
-        <w:t xml:space="preserve">Rib quality control by stage. Gates block a save or a release; rules run after</w:t>
-      </w:r>
-      <w:r>
-        <w:t xml:space="preserve"> </w:t>
-      </w:r>
-      <w:r>
-        <w:t xml:space="preserve">review. Incidence: raw pseudolabel</w:t>
-      </w:r>
-      <w:r>
-        <w:t xml:space="preserve"> </w:t>
-      </w:r>
-      <m:oMath>
-        <m:r>
-          <m:rPr>
-            <m:sty m:val="p"/>
-          </m:rPr>
-          <m:t>→</m:t>
-        </m:r>
-      </m:oMath>
-      <w:r>
-        <w:t xml:space="preserve"> </w:t>
-      </w:r>
-      <w:r>
-        <w:t xml:space="preserve">after student correction</w:t>
-      </w:r>
-      <w:r>
-        <w:t xml:space="preserve"> </w:t>
-      </w:r>
-      <m:oMath>
-        <m:r>
-          <m:rPr>
-            <m:sty m:val="p"/>
-          </m:rPr>
-          <m:t>→</m:t>
-        </m:r>
-      </m:oMath>
-      <w:r>
-        <w:t xml:space="preserve"> </w:t>
-      </w:r>
-      <w:r>
-        <w:t xml:space="preserve">release.</w:t>
+        <w:t xml:space="preserve">Rib checks on the raw pseudolabel and after the student corrections. The first two</w:t>
+      </w:r>
+      <w:r>
+        <w:t xml:space="preserve"> </w:t>
+      </w:r>
+      <w:r>
+        <w:t xml:space="preserve">gated the review; the rest were measured on every record at both stages.</w:t>
       </w:r>
     </w:p>
     <w:tbl>
       <w:tblPr>
         <w:tblStyle w:val="Table"/>
-        <w:tblW w:type="pct" w:w="3050"/>
-        <w:tblLayout w:type="fixed"/>
+        <w:tblW w:type="auto" w:w="0"/>
         <w:tblLook w:firstRow="1" w:lastRow="0" w:firstColumn="0" w:lastColumn="0" w:noHBand="0" w:noVBand="0" w:val="0020"/>
-        <w:tblCaption w:val="Rib quality control by stage. Gates block a save or a release; rules run after review. Incidence: raw pseudolabel \rightarrow after student correction \rightarrow release."/>
+        <w:tblCaption w:val="Rib checks on the raw pseudolabel and after the student corrections. The first two gated the review; the rest were measured on every record at both stages."/>
       </w:tblPr>
       <w:tblGrid>
-        <w:gridCol w:w="0"/>
-        <w:gridCol w:w="2692"/>
-        <w:gridCol w:w="2138"/>
+        <w:gridCol w:w="2640"/>
+        <w:gridCol w:w="2640"/>
+        <w:gridCol w:w="2640"/>
       </w:tblGrid>
       <w:tr>
         <w:trPr>
@@ -2764,7 +2735,7 @@
               <w:jc w:val="left"/>
             </w:pPr>
             <w:r>
-              <w:t xml:space="preserve">Stage</w:t>
+              <w:t xml:space="preserve">Check</w:t>
             </w:r>
           </w:p>
         </w:tc>
@@ -2773,10 +2744,10 @@
           <w:p>
             <w:pPr>
               <w:pStyle w:val="Compact"/>
-              <w:jc w:val="left"/>
+              <w:jc w:val="right"/>
             </w:pPr>
             <w:r>
-              <w:t xml:space="preserve">Checks</w:t>
+              <w:t xml:space="preserve">Before</w:t>
             </w:r>
           </w:p>
         </w:tc>
@@ -2785,10 +2756,10 @@
           <w:p>
             <w:pPr>
               <w:pStyle w:val="Compact"/>
-              <w:jc w:val="left"/>
+              <w:jc w:val="right"/>
             </w:pPr>
             <w:r>
-              <w:t xml:space="preserve">Finding</w:t>
+              <w:t xml:space="preserve">After</w:t>
             </w:r>
           </w:p>
         </w:tc>
@@ -2802,7 +2773,7 @@
               <w:jc w:val="left"/>
             </w:pPr>
             <w:r>
-              <w:t xml:space="preserve">Triage gates</w:t>
+              <w:t xml:space="preserve">One rib bone, two numbers (records / bones)</w:t>
             </w:r>
           </w:p>
         </w:tc>
@@ -2811,10 +2782,10 @@
           <w:p>
             <w:pPr>
               <w:pStyle w:val="Compact"/>
-              <w:jc w:val="left"/>
+              <w:jc w:val="right"/>
             </w:pPr>
             <w:r>
-              <w:t xml:space="preserve">one bone, one number; rib reaches the spine</w:t>
+              <w:t xml:space="preserve">151 / 584</w:t>
             </w:r>
           </w:p>
         </w:tc>
@@ -2823,10 +2794,10 @@
           <w:p>
             <w:pPr>
               <w:pStyle w:val="Compact"/>
-              <w:jc w:val="left"/>
+              <w:jc w:val="right"/>
             </w:pPr>
             <w:r>
-              <w:t xml:space="preserve">152 records, 584 bones</w:t>
+              <w:t xml:space="preserve">3 / —</w:t>
             </w:r>
           </w:p>
         </w:tc>
@@ -2840,7 +2811,7 @@
               <w:jc w:val="left"/>
             </w:pPr>
             <w:r>
-              <w:t xml:space="preserve">Review gates</w:t>
+              <w:t xml:space="preserve">Rib detached from the spine (records)</w:t>
             </w:r>
           </w:p>
         </w:tc>
@@ -2849,32 +2820,10 @@
           <w:p>
             <w:pPr>
               <w:pStyle w:val="Compact"/>
-              <w:jc w:val="left"/>
+              <w:jc w:val="right"/>
             </w:pPr>
             <w:r>
-              <w:t xml:space="preserve">one piece; consecutive; rib</w:t>
-            </w:r>
-            <w:r>
-              <w:t xml:space="preserve"> </w:t>
-            </w:r>
-            <m:oMath>
-              <m:r>
-                <m:t>N</m:t>
-              </m:r>
-            </m:oMath>
-            <w:r>
-              <w:t xml:space="preserve"> </w:t>
-            </w:r>
-            <w:r>
-              <w:t xml:space="preserve">on T</w:t>
-            </w:r>
-            <m:oMath>
-              <m:r>
-                <m:t>N</m:t>
-              </m:r>
-            </m:oMath>
-            <w:r>
-              <w:t xml:space="preserve">; spine untouched</w:t>
+              <w:t xml:space="preserve">38</w:t>
             </w:r>
           </w:p>
         </w:tc>
@@ -2883,10 +2832,10 @@
           <w:p>
             <w:pPr>
               <w:pStyle w:val="Compact"/>
-              <w:jc w:val="left"/>
+              <w:jc w:val="right"/>
             </w:pPr>
             <w:r>
-              <w:t xml:space="preserve">148 corrected, 4 not</w:t>
+              <w:t xml:space="preserve">2</w:t>
             </w:r>
           </w:p>
         </w:tc>
@@ -2900,7 +2849,7 @@
               <w:jc w:val="left"/>
             </w:pPr>
             <w:r>
-              <w:t xml:space="preserve">Rules</w:t>
+              <w:t xml:space="preserve">One number in several pieces (records / pieces)</w:t>
             </w:r>
           </w:p>
         </w:tc>
@@ -2909,27 +2858,16 @@
           <w:p>
             <w:pPr>
               <w:pStyle w:val="Compact"/>
-              <w:jc w:val="left"/>
+              <w:jc w:val="right"/>
             </w:pPr>
             <w:r>
-              <w:t xml:space="preserve">lumbar rib</w:t>
-            </w:r>
-            <w:r>
-              <w:t xml:space="preserve"> </w:t>
-            </w:r>
-            <m:oMath>
-              <m:r>
-                <m:rPr>
-                  <m:sty m:val="p"/>
-                </m:rPr>
-                <m:t>→</m:t>
-              </m:r>
-            </m:oMath>
-            <w:r>
-              <w:t xml:space="preserve"> </w:t>
-            </w:r>
-            <w:r>
-              <w:t xml:space="preserve">60/61; cage shift; anchor and count</w:t>
+              <w:t xml:space="preserve">463 / 1</w:t>
+            </w:r>
+            <w:r>
+              <w:t xml:space="preserve">,</w:t>
+            </w:r>
+            <w:r>
+              <w:t xml:space="preserve">146</w:t>
             </w:r>
           </w:p>
         </w:tc>
@@ -2938,10 +2876,10 @@
           <w:p>
             <w:pPr>
               <w:pStyle w:val="Compact"/>
-              <w:jc w:val="left"/>
+              <w:jc w:val="right"/>
             </w:pPr>
             <w:r>
-              <w:t xml:space="preserve">16 records; 11 of 27 shifted</w:t>
+              <w:t xml:space="preserve">330 / 378</w:t>
             </w:r>
           </w:p>
         </w:tc>
@@ -2955,7 +2893,7 @@
               <w:jc w:val="left"/>
             </w:pPr>
             <w:r>
-              <w:t xml:space="preserve">Release gates</w:t>
+              <w:t xml:space="preserve">Rib offset from its vertebra (ribs / records)</w:t>
             </w:r>
           </w:p>
         </w:tc>
@@ -2964,10 +2902,10 @@
           <w:p>
             <w:pPr>
               <w:pStyle w:val="Compact"/>
-              <w:jc w:val="left"/>
+              <w:jc w:val="right"/>
             </w:pPr>
             <w:r>
-              <w:t xml:space="preserve">geometry, ids, sides; physiological envelope</w:t>
+              <w:t xml:space="preserve">170 / 24</w:t>
             </w:r>
           </w:p>
         </w:tc>
@@ -2976,30 +2914,10 @@
           <w:p>
             <w:pPr>
               <w:pStyle w:val="Compact"/>
-              <w:jc w:val="left"/>
+              <w:jc w:val="right"/>
             </w:pPr>
             <w:r>
-              <w:t xml:space="preserve">802/802; 391 of</w:t>
-            </w:r>
-            <w:r>
-              <w:t xml:space="preserve"> </w:t>
-            </w:r>
-            <m:oMath>
-              <m:r>
-                <m:rPr>
-                  <m:sty m:val="p"/>
-                </m:rPr>
-                <m:t>∼</m:t>
-              </m:r>
-            </m:oMath>
-            <w:r>
-              <w:t xml:space="preserve">75</w:t>
-            </w:r>
-            <w:r>
-              <w:t xml:space="preserve">,</w:t>
-            </w:r>
-            <w:r>
-              <w:t xml:space="preserve">000 values</w:t>
+              <w:t xml:space="preserve">109 / 16</w:t>
             </w:r>
           </w:p>
         </w:tc>
@@ -3013,7 +2931,7 @@
               <w:jc w:val="left"/>
             </w:pPr>
             <w:r>
-              <w:t xml:space="preserve">Incidence</w:t>
+              <w:t xml:space="preserve">Rib with no vertebra within reach (ribs)</w:t>
             </w:r>
           </w:p>
         </w:tc>
@@ -3022,10 +2940,10 @@
           <w:p>
             <w:pPr>
               <w:pStyle w:val="Compact"/>
-              <w:jc w:val="left"/>
+              <w:jc w:val="right"/>
             </w:pPr>
             <w:r>
-              <w:t xml:space="preserve">offset ribs / misnumbered records</w:t>
+              <w:t xml:space="preserve">38</w:t>
             </w:r>
           </w:p>
         </w:tc>
@@ -3034,44 +2952,48 @@
           <w:p>
             <w:pPr>
               <w:pStyle w:val="Compact"/>
+              <w:jc w:val="right"/>
+            </w:pPr>
+            <w:r>
+              <w:t xml:space="preserve">12</w:t>
+            </w:r>
+          </w:p>
+        </w:tc>
+      </w:tr>
+      <w:tr>
+        <w:tc>
+          <w:tcPr/>
+          <w:p>
+            <w:pPr>
+              <w:pStyle w:val="Compact"/>
               <w:jc w:val="left"/>
             </w:pPr>
             <w:r>
-              <w:t xml:space="preserve">3.1%/24</w:t>
-            </w:r>
-            <w:r>
-              <w:t xml:space="preserve"> </w:t>
-            </w:r>
-            <m:oMath>
-              <m:r>
-                <m:rPr>
-                  <m:sty m:val="p"/>
-                </m:rPr>
-                <m:t>→</m:t>
-              </m:r>
-            </m:oMath>
-            <w:r>
-              <w:t xml:space="preserve"> </w:t>
-            </w:r>
-            <w:r>
-              <w:t xml:space="preserve">1.9%/16</w:t>
-            </w:r>
-            <w:r>
-              <w:t xml:space="preserve"> </w:t>
-            </w:r>
-            <m:oMath>
-              <m:r>
-                <m:rPr>
-                  <m:sty m:val="p"/>
-                </m:rPr>
-                <m:t>→</m:t>
-              </m:r>
-            </m:oMath>
-            <w:r>
-              <w:t xml:space="preserve"> </w:t>
-            </w:r>
-            <w:r>
-              <w:t xml:space="preserve">0.035%/0</w:t>
+              <w:t xml:space="preserve">Rib on a lumbar body, numbered thoracic (ribs)</w:t>
+            </w:r>
+          </w:p>
+        </w:tc>
+        <w:tc>
+          <w:tcPr/>
+          <w:p>
+            <w:pPr>
+              <w:pStyle w:val="Compact"/>
+              <w:jc w:val="right"/>
+            </w:pPr>
+            <w:r>
+              <w:t xml:space="preserve">21</w:t>
+            </w:r>
+          </w:p>
+        </w:tc>
+        <w:tc>
+          <w:tcPr/>
+          <w:p>
+            <w:pPr>
+              <w:pStyle w:val="Compact"/>
+              <w:jc w:val="right"/>
+            </w:pPr>
+            <w:r>
+              <w:t xml:space="preserve">25</w:t>
             </w:r>
           </w:p>
         </w:tc>

--- a/paper/mpda/CTSpinoPelvic1K_single_column.docx
+++ b/paper/mpda/CTSpinoPelvic1K_single_column.docx
@@ -2708,7 +2708,13 @@
         <w:t xml:space="preserve"> </w:t>
       </w:r>
       <w:r>
-        <w:t xml:space="preserve">gated the review; the rest were measured on every record at both stages.</w:t>
+        <w:t xml:space="preserve">gated the review; the rest were measured on every record at both stages. Pairs are records /</w:t>
+      </w:r>
+      <w:r>
+        <w:t xml:space="preserve"> </w:t>
+      </w:r>
+      <w:r>
+        <w:t xml:space="preserve">ribs, or records / pieces.</w:t>
       </w:r>
     </w:p>
     <w:tbl>
@@ -2716,7 +2722,7 @@
         <w:tblStyle w:val="Table"/>
         <w:tblW w:type="auto" w:w="0"/>
         <w:tblLook w:firstRow="1" w:lastRow="0" w:firstColumn="0" w:lastColumn="0" w:noHBand="0" w:noVBand="0" w:val="0020"/>
-        <w:tblCaption w:val="Rib checks on the raw pseudolabel and after the student corrections. The first two gated the review; the rest were measured on every record at both stages."/>
+        <w:tblCaption w:val="Rib checks on the raw pseudolabel and after the student corrections. The first two gated the review; the rest were measured on every record at both stages. Pairs are records / ribs, or records / pieces."/>
       </w:tblPr>
       <w:tblGrid>
         <w:gridCol w:w="2640"/>
@@ -2773,7 +2779,7 @@
               <w:jc w:val="left"/>
             </w:pPr>
             <w:r>
-              <w:t xml:space="preserve">One rib bone, two numbers (records / bones)</w:t>
+              <w:t xml:space="preserve">Two numbers on one bone</w:t>
             </w:r>
           </w:p>
         </w:tc>
@@ -2811,7 +2817,7 @@
               <w:jc w:val="left"/>
             </w:pPr>
             <w:r>
-              <w:t xml:space="preserve">Rib detached from the spine (records)</w:t>
+              <w:t xml:space="preserve">Rib detached from the spine</w:t>
             </w:r>
           </w:p>
         </w:tc>
@@ -2849,7 +2855,7 @@
               <w:jc w:val="left"/>
             </w:pPr>
             <w:r>
-              <w:t xml:space="preserve">One number in several pieces (records / pieces)</w:t>
+              <w:t xml:space="preserve">Number in several pieces</w:t>
             </w:r>
           </w:p>
         </w:tc>
@@ -2893,7 +2899,7 @@
               <w:jc w:val="left"/>
             </w:pPr>
             <w:r>
-              <w:t xml:space="preserve">Rib offset from its vertebra (ribs / records)</w:t>
+              <w:t xml:space="preserve">Rib offset from its vertebra</w:t>
             </w:r>
           </w:p>
         </w:tc>
@@ -2905,7 +2911,7 @@
               <w:jc w:val="right"/>
             </w:pPr>
             <w:r>
-              <w:t xml:space="preserve">170 / 24</w:t>
+              <w:t xml:space="preserve">24 / 170</w:t>
             </w:r>
           </w:p>
         </w:tc>
@@ -2917,7 +2923,7 @@
               <w:jc w:val="right"/>
             </w:pPr>
             <w:r>
-              <w:t xml:space="preserve">109 / 16</w:t>
+              <w:t xml:space="preserve">16 / 109</w:t>
             </w:r>
           </w:p>
         </w:tc>
@@ -2931,7 +2937,7 @@
               <w:jc w:val="left"/>
             </w:pPr>
             <w:r>
-              <w:t xml:space="preserve">Rib with no vertebra within reach (ribs)</w:t>
+              <w:t xml:space="preserve">No vertebra within reach</w:t>
             </w:r>
           </w:p>
         </w:tc>
@@ -2943,7 +2949,7 @@
               <w:jc w:val="right"/>
             </w:pPr>
             <w:r>
-              <w:t xml:space="preserve">38</w:t>
+              <w:t xml:space="preserve">— / 38</w:t>
             </w:r>
           </w:p>
         </w:tc>
@@ -2955,7 +2961,7 @@
               <w:jc w:val="right"/>
             </w:pPr>
             <w:r>
-              <w:t xml:space="preserve">12</w:t>
+              <w:t xml:space="preserve">— / 12</w:t>
             </w:r>
           </w:p>
         </w:tc>
@@ -2969,7 +2975,7 @@
               <w:jc w:val="left"/>
             </w:pPr>
             <w:r>
-              <w:t xml:space="preserve">Rib on a lumbar body, numbered thoracic (ribs)</w:t>
+              <w:t xml:space="preserve">Rib on a lumbar body</w:t>
             </w:r>
           </w:p>
         </w:tc>
@@ -2981,7 +2987,7 @@
               <w:jc w:val="right"/>
             </w:pPr>
             <w:r>
-              <w:t xml:space="preserve">21</w:t>
+              <w:t xml:space="preserve">— / 21</w:t>
             </w:r>
           </w:p>
         </w:tc>
@@ -2993,7 +2999,7 @@
               <w:jc w:val="right"/>
             </w:pPr>
             <w:r>
-              <w:t xml:space="preserve">25</w:t>
+              <w:t xml:space="preserve">— / 25</w:t>
             </w:r>
           </w:p>
         </w:tc>
